--- a/docs/IndoorHumiditySystem_Report.docx
+++ b/docs/IndoorHumiditySystem_Report.docx
@@ -13,59 +13,50 @@
         <w:rPr>
           <w:b/>
           <w:color w:val="000000" w:themeColor="text1"/>
+          <w:sz w:val="36"/>
+        </w:rPr>
+        <w:t>Indoor Humidity Regulation System</w:t>
+      </w:r>
+      <w:r>
+        <w:rPr>
+          <w:b/>
+          <w:color w:val="000000" w:themeColor="text1"/>
+          <w:sz w:val="36"/>
+        </w:rPr>
+        <w:br/>
+      </w:r>
+      <w:r>
+        <w:rPr>
+          <w:b/>
+          <w:color w:val="000000" w:themeColor="text1"/>
           <w:sz w:val="32"/>
         </w:rPr>
-        <w:t>DEVS Modeling and Simulation</w:t>
-      </w:r>
-      <w:r>
-        <w:rPr>
-          <w:b/>
-          <w:color w:val="000000" w:themeColor="text1"/>
-          <w:sz w:val="32"/>
+        <w:t>DEVS Modeling and Simulation (Cadmium)</w:t>
+      </w:r>
+    </w:p>
+    <w:p>
+      <w:pPr>
+        <w:jc w:val="center"/>
+        <w:rPr>
+          <w:color w:val="000000" w:themeColor="text1"/>
+        </w:rPr>
+      </w:pPr>
+      <w:r>
+        <w:rPr>
+          <w:color w:val="000000" w:themeColor="text1"/>
+        </w:rPr>
+        <w:t>SYSC 5104 / SYSC 4906G</w:t>
+      </w:r>
+      <w:r>
+        <w:rPr>
+          <w:color w:val="000000" w:themeColor="text1"/>
         </w:rPr>
         <w:br/>
-      </w:r>
-      <w:r>
-        <w:rPr>
-          <w:color w:val="000000" w:themeColor="text1"/>
-          <w:sz w:val="24"/>
-        </w:rPr>
-        <w:t>SYSC 5104 / SYSC 4906G</w:t>
-      </w:r>
-      <w:r>
-        <w:rPr>
-          <w:color w:val="000000" w:themeColor="text1"/>
-          <w:sz w:val="24"/>
-        </w:rPr>
-        <w:br/>
-      </w:r>
-      <w:r>
-        <w:rPr>
-          <w:b/>
-          <w:color w:val="000000" w:themeColor="text1"/>
-          <w:sz w:val="28"/>
-        </w:rPr>
-        <w:t>Indoor Humidity Regulation System</w:t>
-      </w:r>
-      <w:r>
-        <w:rPr>
-          <w:b/>
-          <w:color w:val="000000" w:themeColor="text1"/>
-          <w:sz w:val="28"/>
-        </w:rPr>
-        <w:br/>
-      </w:r>
-      <w:r>
-        <w:rPr>
-          <w:color w:val="000000" w:themeColor="text1"/>
-          <w:sz w:val="24"/>
-        </w:rPr>
         <w:t>Bahareh Pourahmad</w:t>
       </w:r>
       <w:r>
         <w:rPr>
           <w:color w:val="000000" w:themeColor="text1"/>
-          <w:sz w:val="24"/>
         </w:rPr>
         <w:br/>
         <w:t>February 2026</w:t>
@@ -94,16 +85,161 @@
     </w:p>
     <w:p>
       <w:pPr>
-        <w:rPr>
-          <w:color w:val="000000" w:themeColor="text1"/>
-        </w:rPr>
-      </w:pPr>
-      <w:r>
-        <w:rPr>
-          <w:color w:val="000000" w:themeColor="text1"/>
-        </w:rPr>
-        <w:t>This project develops a hierarchical Discrete-Event System Specification (DEVS) model for regulating indoor relative humidity (RH) around a reference value of 45%. The indoor humidity evolves due to two event-driven influences: (i) leakage-driven exchange with outdoor air, and (ii) moisture injection from an on/off humidifier. A hysteresis-based controller (Humistat) issues discrete ON/OFF commands to reduce switching chatter and maintain bounded oscillations around the setpoint. The model is implemented in C++ using the Cadmium DEVS simulator and validated through atomic, coupled-subsystem, and full-system test cases.</w:t>
-      </w:r>
+        <w:pStyle w:val="Heading2"/>
+        <w:rPr>
+          <w:color w:val="000000" w:themeColor="text1"/>
+        </w:rPr>
+      </w:pPr>
+      <w:r>
+        <w:rPr>
+          <w:color w:val="000000" w:themeColor="text1"/>
+        </w:rPr>
+        <w:t>This project develops a hierarchical Discrete-Event System Specification (DEVS) model for regulating indoor relative humidity (RH) around a reference value of 45%. Indoor RH evolves due to two event-driven influences: (</w:t>
+      </w:r>
+      <w:proofErr w:type="spellStart"/>
+      <w:r>
+        <w:rPr>
+          <w:color w:val="000000" w:themeColor="text1"/>
+        </w:rPr>
+        <w:t>i</w:t>
+      </w:r>
+      <w:proofErr w:type="spellEnd"/>
+      <w:r>
+        <w:rPr>
+          <w:color w:val="000000" w:themeColor="text1"/>
+        </w:rPr>
+        <w:t>) leakage-driven exchange with outdoor air, and (ii) moisture injection from an on/off humidifier. A hysteresis-based controller (</w:t>
+      </w:r>
+      <w:proofErr w:type="spellStart"/>
+      <w:r>
+        <w:rPr>
+          <w:color w:val="000000" w:themeColor="text1"/>
+        </w:rPr>
+        <w:t>Humistat</w:t>
+      </w:r>
+      <w:proofErr w:type="spellEnd"/>
+      <w:r>
+        <w:rPr>
+          <w:color w:val="000000" w:themeColor="text1"/>
+        </w:rPr>
+        <w:t>) issues discrete ON/OFF commands to limit switching chatter and maintain bounded oscillations around the setpoint. The model is implemented in C++ using the Cadmium DEVS simulator and validated through atomic, coupled-subsystem, and full-system test cases.</w:t>
+      </w:r>
+      <w:r>
+        <w:rPr>
+          <w:color w:val="000000" w:themeColor="text1"/>
+        </w:rPr>
+        <w:br/>
+      </w:r>
+      <w:r>
+        <w:rPr>
+          <w:color w:val="000000" w:themeColor="text1"/>
+        </w:rPr>
+        <w:br/>
+      </w:r>
+      <w:r>
+        <w:rPr>
+          <w:color w:val="000000" w:themeColor="text1"/>
+        </w:rPr>
+        <w:t>1.1 DEVS Modeling Rationale</w:t>
+      </w:r>
+    </w:p>
+    <w:p>
+      <w:pPr>
+        <w:rPr>
+          <w:color w:val="000000" w:themeColor="text1"/>
+        </w:rPr>
+      </w:pPr>
+      <w:r>
+        <w:rPr>
+          <w:color w:val="000000" w:themeColor="text1"/>
+        </w:rPr>
+        <w:t>The indoor humidity regulation problem is naturally suited to a DEVS formalism because system behavior is driven by discrete environmental disturbances and control actions rather than continuous-time differential equations. Leakage effects occur periodically, while controller decisions are triggered by threshold crossings. The DEVS framework enables explicit modeling of event scheduling, zero-time internal transitions, and hierarchical composition.</w:t>
+      </w:r>
+    </w:p>
+    <w:p>
+      <w:pPr>
+        <w:rPr>
+          <w:color w:val="000000" w:themeColor="text1"/>
+        </w:rPr>
+      </w:pPr>
+      <w:r>
+        <w:rPr>
+          <w:color w:val="000000" w:themeColor="text1"/>
+        </w:rPr>
+        <w:t>Using DEVS provides:</w:t>
+      </w:r>
+    </w:p>
+    <w:p>
+      <w:pPr>
+        <w:rPr>
+          <w:color w:val="000000" w:themeColor="text1"/>
+        </w:rPr>
+      </w:pPr>
+      <w:r>
+        <w:rPr>
+          <w:color w:val="000000" w:themeColor="text1"/>
+        </w:rPr>
+        <w:t>• Clear separation between plant dynamics and supervisory control</w:t>
+      </w:r>
+    </w:p>
+    <w:p>
+      <w:pPr>
+        <w:rPr>
+          <w:color w:val="000000" w:themeColor="text1"/>
+        </w:rPr>
+      </w:pPr>
+      <w:r>
+        <w:rPr>
+          <w:color w:val="000000" w:themeColor="text1"/>
+        </w:rPr>
+        <w:t>• Deterministic handling of simultaneous events via Select</w:t>
+      </w:r>
+    </w:p>
+    <w:p>
+      <w:pPr>
+        <w:rPr>
+          <w:color w:val="000000" w:themeColor="text1"/>
+        </w:rPr>
+      </w:pPr>
+      <w:r>
+        <w:rPr>
+          <w:color w:val="000000" w:themeColor="text1"/>
+        </w:rPr>
+        <w:t>• Explicit time-advance control (periodic vs reactive models)</w:t>
+      </w:r>
+    </w:p>
+    <w:p>
+      <w:pPr>
+        <w:rPr>
+          <w:color w:val="000000" w:themeColor="text1"/>
+        </w:rPr>
+      </w:pPr>
+      <w:r>
+        <w:rPr>
+          <w:color w:val="000000" w:themeColor="text1"/>
+        </w:rPr>
+        <w:t>• Modular validation of atomic and coupled components</w:t>
+      </w:r>
+    </w:p>
+    <w:p>
+      <w:pPr>
+        <w:rPr>
+          <w:color w:val="000000" w:themeColor="text1"/>
+        </w:rPr>
+      </w:pPr>
+      <w:r>
+        <w:rPr>
+          <w:color w:val="000000" w:themeColor="text1"/>
+        </w:rPr>
+        <w:t>This approach ensures formal correctness, traceability, and reproducibility of the humidity regulation logic.</w:t>
+      </w:r>
+    </w:p>
+    <w:p>
+      <w:pPr>
+        <w:rPr>
+          <w:color w:val="000000" w:themeColor="text1"/>
+        </w:rPr>
+      </w:pPr>
     </w:p>
     <w:p>
       <w:pPr>
@@ -143,7 +279,7 @@
         <w:rPr>
           <w:color w:val="000000" w:themeColor="text1"/>
         </w:rPr>
-        <w:t>Indoor RH affects thermal comfort, perceived air quality, and building material durability. In practice, indoor RH drifts toward outdoor RH through ventilation and envelope leakage. Without regulation, indoor RH may remain too low (dry discomfort) or too high (condensation/mold risk). The objective of this work is to model an event-driven indoor humidity regulation system suitable for DEVS, where state changes occur at discrete times driven by sensor updates and control actions.</w:t>
+        <w:t>Indoor RH affects comfort, perceived air quality, and building durability. Due to ventilation and envelope leakage, indoor RH drifts toward outdoor RH. Without regulation, RH can remain too low (dry discomfort) or too high (condensation/mold risk). The objective here is to model a discrete-event humidity regulation system that maintains RH near 45% using hysteresis control.</w:t>
       </w:r>
     </w:p>
     <w:p>
@@ -199,7 +335,7 @@
         <w:rPr>
           <w:color w:val="000000" w:themeColor="text1"/>
         </w:rPr>
-        <w:t>Model leakage as a periodic disturbance that drives indoor RH toward the outdoor RH.</w:t>
+        <w:t>Model leakage as a periodic disturbance driving indoor RH toward outdoor RH.</w:t>
       </w:r>
     </w:p>
     <w:p>
@@ -240,7 +376,7 @@
         <w:rPr>
           <w:color w:val="000000" w:themeColor="text1"/>
         </w:rPr>
-        <w:t>The system is organized in three levels:</w:t>
+        <w:t>The system is organized into three levels:</w:t>
       </w:r>
     </w:p>
     <w:p>
@@ -254,8 +390,16 @@
         <w:rPr>
           <w:color w:val="000000" w:themeColor="text1"/>
         </w:rPr>
-        <w:t>Top coupled model: IndoorHumiditySystem</w:t>
-      </w:r>
+        <w:t xml:space="preserve">Top coupled model: </w:t>
+      </w:r>
+      <w:proofErr w:type="spellStart"/>
+      <w:r>
+        <w:rPr>
+          <w:color w:val="000000" w:themeColor="text1"/>
+        </w:rPr>
+        <w:t>IndoorHumiditySystem</w:t>
+      </w:r>
+      <w:proofErr w:type="spellEnd"/>
     </w:p>
     <w:p>
       <w:pPr>
@@ -268,7 +412,21 @@
         <w:rPr>
           <w:color w:val="000000" w:themeColor="text1"/>
         </w:rPr>
-        <w:t>Coupled subsystem: HumidityPlant (controller + actuator)</w:t>
+        <w:t xml:space="preserve">Coupled subsystem: </w:t>
+      </w:r>
+      <w:proofErr w:type="spellStart"/>
+      <w:r>
+        <w:rPr>
+          <w:color w:val="000000" w:themeColor="text1"/>
+        </w:rPr>
+        <w:t>HumidityPlant</w:t>
+      </w:r>
+      <w:proofErr w:type="spellEnd"/>
+      <w:r>
+        <w:rPr>
+          <w:color w:val="000000" w:themeColor="text1"/>
+        </w:rPr>
+        <w:t xml:space="preserve"> (controller + actuator)</w:t>
       </w:r>
     </w:p>
     <w:p>
@@ -282,7 +440,49 @@
         <w:rPr>
           <w:color w:val="000000" w:themeColor="text1"/>
         </w:rPr>
-        <w:t>Atomic models: IndoorAir, LeakageEstimator, Humistat, Humidifier</w:t>
+        <w:t xml:space="preserve">Atomic models: </w:t>
+      </w:r>
+      <w:proofErr w:type="spellStart"/>
+      <w:r>
+        <w:rPr>
+          <w:color w:val="000000" w:themeColor="text1"/>
+        </w:rPr>
+        <w:t>IndoorAir</w:t>
+      </w:r>
+      <w:proofErr w:type="spellEnd"/>
+      <w:r>
+        <w:rPr>
+          <w:color w:val="000000" w:themeColor="text1"/>
+        </w:rPr>
+        <w:t xml:space="preserve">, </w:t>
+      </w:r>
+      <w:proofErr w:type="spellStart"/>
+      <w:r>
+        <w:rPr>
+          <w:color w:val="000000" w:themeColor="text1"/>
+        </w:rPr>
+        <w:t>LeakageEstimator</w:t>
+      </w:r>
+      <w:proofErr w:type="spellEnd"/>
+      <w:r>
+        <w:rPr>
+          <w:color w:val="000000" w:themeColor="text1"/>
+        </w:rPr>
+        <w:t xml:space="preserve">, </w:t>
+      </w:r>
+      <w:proofErr w:type="spellStart"/>
+      <w:r>
+        <w:rPr>
+          <w:color w:val="000000" w:themeColor="text1"/>
+        </w:rPr>
+        <w:t>Humistat</w:t>
+      </w:r>
+      <w:proofErr w:type="spellEnd"/>
+      <w:r>
+        <w:rPr>
+          <w:color w:val="000000" w:themeColor="text1"/>
+        </w:rPr>
+        <w:t>, Humidifier</w:t>
       </w:r>
     </w:p>
     <w:p>
@@ -296,88 +496,390 @@
         <w:rPr>
           <w:color w:val="000000" w:themeColor="text1"/>
         </w:rPr>
+        <w:t>2.4 Component Behavior (Informal)</w:t>
+      </w:r>
+    </w:p>
+    <w:p>
+      <w:pPr>
+        <w:rPr>
+          <w:color w:val="000000" w:themeColor="text1"/>
+        </w:rPr>
+      </w:pPr>
+      <w:proofErr w:type="spellStart"/>
+      <w:r>
+        <w:rPr>
+          <w:color w:val="000000" w:themeColor="text1"/>
+        </w:rPr>
+        <w:t>IndoorAir</w:t>
+      </w:r>
+      <w:proofErr w:type="spellEnd"/>
+      <w:r>
+        <w:rPr>
+          <w:color w:val="000000" w:themeColor="text1"/>
+        </w:rPr>
+        <w:t>: Stores the current indoor RH and updates it when receiving leakage variation (</w:t>
+      </w:r>
+      <w:proofErr w:type="spellStart"/>
+      <w:r>
+        <w:rPr>
+          <w:color w:val="000000" w:themeColor="text1"/>
+        </w:rPr>
+        <w:t>ΔRH_leak</w:t>
+      </w:r>
+      <w:proofErr w:type="spellEnd"/>
+      <w:r>
+        <w:rPr>
+          <w:color w:val="000000" w:themeColor="text1"/>
+        </w:rPr>
+        <w:t>) and/or moisture injection (</w:t>
+      </w:r>
+      <w:proofErr w:type="spellStart"/>
+      <w:r>
+        <w:rPr>
+          <w:color w:val="000000" w:themeColor="text1"/>
+        </w:rPr>
+        <w:t>ΔRH_inj</w:t>
+      </w:r>
+      <w:proofErr w:type="spellEnd"/>
+      <w:r>
+        <w:rPr>
+          <w:color w:val="000000" w:themeColor="text1"/>
+        </w:rPr>
+        <w:t xml:space="preserve">). After an update it outputs the new </w:t>
+      </w:r>
+      <w:proofErr w:type="spellStart"/>
+      <w:r>
+        <w:rPr>
+          <w:color w:val="000000" w:themeColor="text1"/>
+        </w:rPr>
+        <w:t>RH_in</w:t>
+      </w:r>
+      <w:proofErr w:type="spellEnd"/>
+      <w:r>
+        <w:rPr>
+          <w:color w:val="000000" w:themeColor="text1"/>
+        </w:rPr>
+        <w:t>.</w:t>
+      </w:r>
+    </w:p>
+    <w:p>
+      <w:pPr>
+        <w:rPr>
+          <w:color w:val="000000" w:themeColor="text1"/>
+        </w:rPr>
+      </w:pPr>
+      <w:proofErr w:type="spellStart"/>
+      <w:r>
+        <w:rPr>
+          <w:color w:val="000000" w:themeColor="text1"/>
+        </w:rPr>
+        <w:t>LeakageEstimator</w:t>
+      </w:r>
+      <w:proofErr w:type="spellEnd"/>
+      <w:r>
+        <w:rPr>
+          <w:color w:val="000000" w:themeColor="text1"/>
+        </w:rPr>
+        <w:t xml:space="preserve">: Every 10 s, computes </w:t>
+      </w:r>
+      <w:proofErr w:type="spellStart"/>
+      <w:r>
+        <w:rPr>
+          <w:color w:val="000000" w:themeColor="text1"/>
+        </w:rPr>
+        <w:t>ΔRH_leak</w:t>
+      </w:r>
+      <w:proofErr w:type="spellEnd"/>
+      <w:r>
+        <w:rPr>
+          <w:color w:val="000000" w:themeColor="text1"/>
+        </w:rPr>
+        <w:t xml:space="preserve"> = 0.1·(</w:t>
+      </w:r>
+      <w:proofErr w:type="spellStart"/>
+      <w:r>
+        <w:rPr>
+          <w:color w:val="000000" w:themeColor="text1"/>
+        </w:rPr>
+        <w:t>RH_out</w:t>
+      </w:r>
+      <w:proofErr w:type="spellEnd"/>
+      <w:r>
+        <w:rPr>
+          <w:color w:val="000000" w:themeColor="text1"/>
+        </w:rPr>
+        <w:t xml:space="preserve"> − </w:t>
+      </w:r>
+      <w:proofErr w:type="spellStart"/>
+      <w:r>
+        <w:rPr>
+          <w:color w:val="000000" w:themeColor="text1"/>
+        </w:rPr>
+        <w:t>RH_in</w:t>
+      </w:r>
+      <w:proofErr w:type="spellEnd"/>
+      <w:r>
+        <w:rPr>
+          <w:color w:val="000000" w:themeColor="text1"/>
+        </w:rPr>
+        <w:t xml:space="preserve">) and outputs </w:t>
+      </w:r>
+      <w:proofErr w:type="spellStart"/>
+      <w:r>
+        <w:rPr>
+          <w:color w:val="000000" w:themeColor="text1"/>
+        </w:rPr>
+        <w:t>ΔRH_leak</w:t>
+      </w:r>
+      <w:proofErr w:type="spellEnd"/>
+      <w:r>
+        <w:rPr>
+          <w:color w:val="000000" w:themeColor="text1"/>
+        </w:rPr>
+        <w:t>.</w:t>
+      </w:r>
+    </w:p>
+    <w:p>
+      <w:pPr>
+        <w:rPr>
+          <w:color w:val="000000" w:themeColor="text1"/>
+        </w:rPr>
+      </w:pPr>
+      <w:proofErr w:type="spellStart"/>
+      <w:r>
+        <w:rPr>
+          <w:color w:val="000000" w:themeColor="text1"/>
+        </w:rPr>
+        <w:t>Humistat</w:t>
+      </w:r>
+      <w:proofErr w:type="spellEnd"/>
+      <w:r>
+        <w:rPr>
+          <w:color w:val="000000" w:themeColor="text1"/>
+        </w:rPr>
+        <w:t xml:space="preserve">: Implements hysteresis around </w:t>
+      </w:r>
+      <w:proofErr w:type="spellStart"/>
+      <w:r>
+        <w:rPr>
+          <w:color w:val="000000" w:themeColor="text1"/>
+        </w:rPr>
+        <w:t>RH_ref</w:t>
+      </w:r>
+      <w:proofErr w:type="spellEnd"/>
+      <w:r>
+        <w:rPr>
+          <w:color w:val="000000" w:themeColor="text1"/>
+        </w:rPr>
+        <w:t xml:space="preserve"> = 45% with band ±2%. Turns ON when </w:t>
+      </w:r>
+      <w:proofErr w:type="spellStart"/>
+      <w:r>
+        <w:rPr>
+          <w:color w:val="000000" w:themeColor="text1"/>
+        </w:rPr>
+        <w:t>RH_in</w:t>
+      </w:r>
+      <w:proofErr w:type="spellEnd"/>
+      <w:r>
+        <w:rPr>
+          <w:color w:val="000000" w:themeColor="text1"/>
+        </w:rPr>
+        <w:t xml:space="preserve"> &lt; 43% and turns OFF when </w:t>
+      </w:r>
+      <w:proofErr w:type="spellStart"/>
+      <w:r>
+        <w:rPr>
+          <w:color w:val="000000" w:themeColor="text1"/>
+        </w:rPr>
+        <w:t>RH_in</w:t>
+      </w:r>
+      <w:proofErr w:type="spellEnd"/>
+      <w:r>
+        <w:rPr>
+          <w:color w:val="000000" w:themeColor="text1"/>
+        </w:rPr>
+        <w:t xml:space="preserve"> &gt; 47%.</w:t>
+      </w:r>
+    </w:p>
+    <w:p>
+      <w:pPr>
+        <w:rPr>
+          <w:color w:val="000000" w:themeColor="text1"/>
+        </w:rPr>
+      </w:pPr>
+      <w:r>
+        <w:rPr>
+          <w:color w:val="000000" w:themeColor="text1"/>
+        </w:rPr>
+        <w:t xml:space="preserve">Humidifier: When commanded ON, injects a fixed increment </w:t>
+      </w:r>
+      <w:proofErr w:type="spellStart"/>
+      <w:r>
+        <w:rPr>
+          <w:color w:val="000000" w:themeColor="text1"/>
+        </w:rPr>
+        <w:t>ΔRH_inj</w:t>
+      </w:r>
+      <w:proofErr w:type="spellEnd"/>
+      <w:r>
+        <w:rPr>
+          <w:color w:val="000000" w:themeColor="text1"/>
+        </w:rPr>
+        <w:t xml:space="preserve"> = +1% per activation event; when OFF it injects 0.</w:t>
+      </w:r>
+    </w:p>
+    <w:p>
+      <w:pPr>
+        <w:pStyle w:val="Heading2"/>
+        <w:rPr>
+          <w:color w:val="000000" w:themeColor="text1"/>
+        </w:rPr>
+      </w:pPr>
+      <w:r>
+        <w:rPr>
+          <w:color w:val="000000" w:themeColor="text1"/>
+        </w:rPr>
+        <w:t>2.5 Assumptions and Scope</w:t>
+      </w:r>
+    </w:p>
+    <w:p>
+      <w:pPr>
+        <w:pStyle w:val="ListBullet"/>
+        <w:rPr>
+          <w:color w:val="000000" w:themeColor="text1"/>
+        </w:rPr>
+      </w:pPr>
+      <w:r>
+        <w:rPr>
+          <w:color w:val="000000" w:themeColor="text1"/>
+        </w:rPr>
+        <w:t>Humidity is expressed in percentage units (0–100%).</w:t>
+      </w:r>
+    </w:p>
+    <w:p>
+      <w:pPr>
+        <w:pStyle w:val="ListBullet"/>
+        <w:rPr>
+          <w:color w:val="000000" w:themeColor="text1"/>
+        </w:rPr>
+      </w:pPr>
+      <w:r>
+        <w:rPr>
+          <w:color w:val="000000" w:themeColor="text1"/>
+        </w:rPr>
+        <w:t>Leakage is modeled as a linear discrete-time drift.</w:t>
+      </w:r>
+    </w:p>
+    <w:p>
+      <w:pPr>
+        <w:pStyle w:val="ListBullet"/>
+        <w:rPr>
+          <w:color w:val="000000" w:themeColor="text1"/>
+        </w:rPr>
+      </w:pPr>
+      <w:r>
+        <w:rPr>
+          <w:color w:val="000000" w:themeColor="text1"/>
+        </w:rPr>
+        <w:t>Sensor measurements are ideal (no noise).</w:t>
+      </w:r>
+    </w:p>
+    <w:p>
+      <w:pPr>
+        <w:pStyle w:val="ListBullet"/>
+        <w:rPr>
+          <w:color w:val="000000" w:themeColor="text1"/>
+        </w:rPr>
+      </w:pPr>
+      <w:r>
+        <w:rPr>
+          <w:color w:val="000000" w:themeColor="text1"/>
+        </w:rPr>
+        <w:t>Control actions and state updates are event-driven; no continuous-time ODEs are modeled.</w:t>
+      </w:r>
+    </w:p>
+    <w:p>
+      <w:pPr>
+        <w:pStyle w:val="Heading1"/>
+        <w:rPr>
+          <w:color w:val="000000" w:themeColor="text1"/>
+        </w:rPr>
+      </w:pPr>
+      <w:r>
+        <w:rPr>
+          <w:color w:val="000000" w:themeColor="text1"/>
+        </w:rPr>
         <w:lastRenderedPageBreak/>
-        <w:t>2.4 Component Behavior (Informal)</w:t>
-      </w:r>
-    </w:p>
-    <w:p>
-      <w:pPr>
-        <w:rPr>
-          <w:color w:val="000000" w:themeColor="text1"/>
-        </w:rPr>
-      </w:pPr>
-      <w:r>
-        <w:rPr>
-          <w:b/>
-          <w:color w:val="000000" w:themeColor="text1"/>
-        </w:rPr>
-        <w:t xml:space="preserve">IndoorAir: </w:t>
-      </w:r>
-      <w:r>
-        <w:rPr>
-          <w:color w:val="000000" w:themeColor="text1"/>
-        </w:rPr>
-        <w:t>Stores the current indoor RH and updates it when receiving leakage variation (ΔRH_leak) and/or moisture injection (ΔRH_inj). After an update it outputs the new RH_in.</w:t>
-      </w:r>
-    </w:p>
-    <w:p>
-      <w:pPr>
-        <w:rPr>
-          <w:color w:val="000000" w:themeColor="text1"/>
-        </w:rPr>
-      </w:pPr>
-      <w:r>
-        <w:rPr>
-          <w:b/>
-          <w:color w:val="000000" w:themeColor="text1"/>
-        </w:rPr>
-        <w:t xml:space="preserve">LeakageEstimator: </w:t>
-      </w:r>
-      <w:r>
-        <w:rPr>
-          <w:color w:val="000000" w:themeColor="text1"/>
-        </w:rPr>
-        <w:t>Every 10 s, computes the leakage-driven change ΔRH_leak = 0.1·(RH_out − RH_in) and outputs ΔRH_leak.</w:t>
-      </w:r>
-    </w:p>
-    <w:p>
-      <w:pPr>
-        <w:rPr>
-          <w:color w:val="000000" w:themeColor="text1"/>
-        </w:rPr>
-      </w:pPr>
-      <w:r>
-        <w:rPr>
-          <w:b/>
-          <w:color w:val="000000" w:themeColor="text1"/>
-        </w:rPr>
-        <w:t xml:space="preserve">Humistat: </w:t>
-      </w:r>
-      <w:r>
-        <w:rPr>
-          <w:color w:val="000000" w:themeColor="text1"/>
-        </w:rPr>
-        <w:t>Implements hysteresis around RH_ref = 45% with band ±2%. It turns ON when RH_in &lt; 43% and turns OFF when RH_in &gt; 47%.</w:t>
-      </w:r>
-    </w:p>
-    <w:p>
-      <w:pPr>
-        <w:rPr>
-          <w:color w:val="000000" w:themeColor="text1"/>
-        </w:rPr>
-      </w:pPr>
-      <w:r>
-        <w:rPr>
-          <w:b/>
-          <w:color w:val="000000" w:themeColor="text1"/>
-        </w:rPr>
-        <w:t xml:space="preserve">Humidifier: </w:t>
-      </w:r>
-      <w:r>
-        <w:rPr>
-          <w:color w:val="000000" w:themeColor="text1"/>
-        </w:rPr>
-        <w:t>When commanded ON, injects a fixed increment ΔRH_inj = +1% per activation event; when OFF it injects 0.</w:t>
+        <w:t>3. Formal DEVS Specification</w:t>
+      </w:r>
+    </w:p>
+    <w:p>
+      <w:pPr>
+        <w:rPr>
+          <w:color w:val="000000" w:themeColor="text1"/>
+        </w:rPr>
+      </w:pPr>
+      <w:r>
+        <w:rPr>
+          <w:color w:val="000000" w:themeColor="text1"/>
+        </w:rPr>
+        <w:t xml:space="preserve">Atomic models follow the classic DEVS form: M = ⟨X, S, Y, </w:t>
+      </w:r>
+      <w:proofErr w:type="spellStart"/>
+      <w:r>
+        <w:rPr>
+          <w:color w:val="000000" w:themeColor="text1"/>
+        </w:rPr>
+        <w:t>δ_ext</w:t>
+      </w:r>
+      <w:proofErr w:type="spellEnd"/>
+      <w:r>
+        <w:rPr>
+          <w:color w:val="000000" w:themeColor="text1"/>
+        </w:rPr>
+        <w:t xml:space="preserve">, </w:t>
+      </w:r>
+      <w:proofErr w:type="spellStart"/>
+      <w:r>
+        <w:rPr>
+          <w:color w:val="000000" w:themeColor="text1"/>
+        </w:rPr>
+        <w:t>δ_int</w:t>
+      </w:r>
+      <w:proofErr w:type="spellEnd"/>
+      <w:r>
+        <w:rPr>
+          <w:color w:val="000000" w:themeColor="text1"/>
+        </w:rPr>
+        <w:t>, λ, ta⟩.</w:t>
+      </w:r>
+    </w:p>
+    <w:p>
+      <w:pPr>
+        <w:rPr>
+          <w:color w:val="000000" w:themeColor="text1"/>
+        </w:rPr>
+      </w:pPr>
+      <w:r>
+        <w:rPr>
+          <w:color w:val="000000" w:themeColor="text1"/>
+        </w:rPr>
+        <w:t>Coupled models follow: N = ⟨X, Y, D, {</w:t>
+      </w:r>
+      <w:proofErr w:type="spellStart"/>
+      <w:r>
+        <w:rPr>
+          <w:color w:val="000000" w:themeColor="text1"/>
+        </w:rPr>
+        <w:t>M_i</w:t>
+      </w:r>
+      <w:proofErr w:type="spellEnd"/>
+      <w:r>
+        <w:rPr>
+          <w:color w:val="000000" w:themeColor="text1"/>
+        </w:rPr>
+        <w:t>}, EIC, EOC, IC, Select⟩.</w:t>
       </w:r>
     </w:p>
     <w:p>
@@ -391,7 +893,150 @@
         <w:rPr>
           <w:color w:val="000000" w:themeColor="text1"/>
         </w:rPr>
-        <w:t>2.5 Assumptions and Scope</w:t>
+        <w:t>3.1 Atomic Models</w:t>
+      </w:r>
+    </w:p>
+    <w:p>
+      <w:pPr>
+        <w:pStyle w:val="Heading3"/>
+        <w:rPr>
+          <w:color w:val="000000" w:themeColor="text1"/>
+        </w:rPr>
+      </w:pPr>
+      <w:proofErr w:type="spellStart"/>
+      <w:r>
+        <w:rPr>
+          <w:color w:val="000000" w:themeColor="text1"/>
+        </w:rPr>
+        <w:t>IndoorAir</w:t>
+      </w:r>
+      <w:proofErr w:type="spellEnd"/>
+    </w:p>
+    <w:p>
+      <w:pPr>
+        <w:rPr>
+          <w:color w:val="000000" w:themeColor="text1"/>
+        </w:rPr>
+      </w:pPr>
+      <w:r>
+        <w:rPr>
+          <w:color w:val="000000" w:themeColor="text1"/>
+        </w:rPr>
+        <w:t xml:space="preserve">Inputs (X): </w:t>
+      </w:r>
+      <w:proofErr w:type="spellStart"/>
+      <w:r>
+        <w:rPr>
+          <w:color w:val="000000" w:themeColor="text1"/>
+        </w:rPr>
+        <w:t>ΔRH_leak</w:t>
+      </w:r>
+      <w:proofErr w:type="spellEnd"/>
+      <w:r>
+        <w:rPr>
+          <w:color w:val="000000" w:themeColor="text1"/>
+        </w:rPr>
+        <w:t xml:space="preserve">, </w:t>
+      </w:r>
+      <w:proofErr w:type="spellStart"/>
+      <w:r>
+        <w:rPr>
+          <w:color w:val="000000" w:themeColor="text1"/>
+        </w:rPr>
+        <w:t>ΔRH_inj</w:t>
+      </w:r>
+      <w:proofErr w:type="spellEnd"/>
+    </w:p>
+    <w:p>
+      <w:pPr>
+        <w:rPr>
+          <w:color w:val="000000" w:themeColor="text1"/>
+        </w:rPr>
+      </w:pPr>
+      <w:r>
+        <w:rPr>
+          <w:color w:val="000000" w:themeColor="text1"/>
+        </w:rPr>
+        <w:t xml:space="preserve">Outputs (Y): </w:t>
+      </w:r>
+      <w:proofErr w:type="spellStart"/>
+      <w:r>
+        <w:rPr>
+          <w:color w:val="000000" w:themeColor="text1"/>
+        </w:rPr>
+        <w:t>RH_in</w:t>
+      </w:r>
+      <w:proofErr w:type="spellEnd"/>
+    </w:p>
+    <w:p>
+      <w:pPr>
+        <w:rPr>
+          <w:color w:val="000000" w:themeColor="text1"/>
+        </w:rPr>
+      </w:pPr>
+      <w:r>
+        <w:rPr>
+          <w:color w:val="000000" w:themeColor="text1"/>
+        </w:rPr>
+        <w:t>State (S): RH (real), phase ∈ {passive, update}</w:t>
+      </w:r>
+    </w:p>
+    <w:p>
+      <w:pPr>
+        <w:rPr>
+          <w:color w:val="000000" w:themeColor="text1"/>
+          <w:lang w:val="fr-CA"/>
+        </w:rPr>
+      </w:pPr>
+      <w:r>
+        <w:rPr>
+          <w:color w:val="000000" w:themeColor="text1"/>
+          <w:lang w:val="fr-CA"/>
+        </w:rPr>
+        <w:t xml:space="preserve">Time </w:t>
+      </w:r>
+      <w:proofErr w:type="spellStart"/>
+      <w:r>
+        <w:rPr>
+          <w:color w:val="000000" w:themeColor="text1"/>
+          <w:lang w:val="fr-CA"/>
+        </w:rPr>
+        <w:t>advance</w:t>
+      </w:r>
+      <w:proofErr w:type="spellEnd"/>
+      <w:r>
+        <w:rPr>
+          <w:color w:val="000000" w:themeColor="text1"/>
+          <w:lang w:val="fr-CA"/>
+        </w:rPr>
+        <w:t xml:space="preserve"> (ta): ta(passive)=∞, ta(update)=0</w:t>
+      </w:r>
+    </w:p>
+    <w:p>
+      <w:pPr>
+        <w:rPr>
+          <w:color w:val="000000" w:themeColor="text1"/>
+        </w:rPr>
+      </w:pPr>
+      <w:r>
+        <w:rPr>
+          <w:color w:val="000000" w:themeColor="text1"/>
+        </w:rPr>
+        <w:t>External transition (</w:t>
+      </w:r>
+      <w:proofErr w:type="spellStart"/>
+      <w:r>
+        <w:rPr>
+          <w:color w:val="000000" w:themeColor="text1"/>
+        </w:rPr>
+        <w:t>δ_ext</w:t>
+      </w:r>
+      <w:proofErr w:type="spellEnd"/>
+      <w:r>
+        <w:rPr>
+          <w:color w:val="000000" w:themeColor="text1"/>
+        </w:rPr>
+        <w:t>):</w:t>
       </w:r>
     </w:p>
     <w:p>
@@ -405,7 +1050,63 @@
         <w:rPr>
           <w:color w:val="000000" w:themeColor="text1"/>
         </w:rPr>
-        <w:t>Humidity is expressed in percentage units (0–100%).</w:t>
+        <w:t xml:space="preserve">• On receiving any </w:t>
+      </w:r>
+      <w:proofErr w:type="spellStart"/>
+      <w:r>
+        <w:rPr>
+          <w:color w:val="000000" w:themeColor="text1"/>
+        </w:rPr>
+        <w:t>ΔRH_leak</w:t>
+      </w:r>
+      <w:proofErr w:type="spellEnd"/>
+      <w:r>
+        <w:rPr>
+          <w:color w:val="000000" w:themeColor="text1"/>
+        </w:rPr>
+        <w:t xml:space="preserve"> and/or </w:t>
+      </w:r>
+      <w:proofErr w:type="spellStart"/>
+      <w:r>
+        <w:rPr>
+          <w:color w:val="000000" w:themeColor="text1"/>
+        </w:rPr>
+        <w:t>ΔRH_inj</w:t>
+      </w:r>
+      <w:proofErr w:type="spellEnd"/>
+      <w:r>
+        <w:rPr>
+          <w:color w:val="000000" w:themeColor="text1"/>
+        </w:rPr>
+        <w:t xml:space="preserve"> messages: RH ← RH + </w:t>
+      </w:r>
+      <w:proofErr w:type="spellStart"/>
+      <w:r>
+        <w:rPr>
+          <w:color w:val="000000" w:themeColor="text1"/>
+        </w:rPr>
+        <w:t>ΣΔRH_leak</w:t>
+      </w:r>
+      <w:proofErr w:type="spellEnd"/>
+      <w:r>
+        <w:rPr>
+          <w:color w:val="000000" w:themeColor="text1"/>
+        </w:rPr>
+        <w:t xml:space="preserve"> + </w:t>
+      </w:r>
+      <w:proofErr w:type="spellStart"/>
+      <w:r>
+        <w:rPr>
+          <w:color w:val="000000" w:themeColor="text1"/>
+        </w:rPr>
+        <w:t>ΣΔRH_inj</w:t>
+      </w:r>
+      <w:proofErr w:type="spellEnd"/>
+      <w:r>
+        <w:rPr>
+          <w:color w:val="000000" w:themeColor="text1"/>
+        </w:rPr>
+        <w:t>; phase ← update.</w:t>
       </w:r>
     </w:p>
     <w:p>
@@ -419,7 +1120,21 @@
         <w:rPr>
           <w:color w:val="000000" w:themeColor="text1"/>
         </w:rPr>
-        <w:t>Leakage is modeled as a linear discrete-time drift (simple first-order exchange).</w:t>
+        <w:t>Internal transition (</w:t>
+      </w:r>
+      <w:proofErr w:type="spellStart"/>
+      <w:r>
+        <w:rPr>
+          <w:color w:val="000000" w:themeColor="text1"/>
+        </w:rPr>
+        <w:t>δ_int</w:t>
+      </w:r>
+      <w:proofErr w:type="spellEnd"/>
+      <w:r>
+        <w:rPr>
+          <w:color w:val="000000" w:themeColor="text1"/>
+        </w:rPr>
+        <w:t>): phase ← passive.</w:t>
       </w:r>
     </w:p>
     <w:p>
@@ -433,7 +1148,147 @@
         <w:rPr>
           <w:color w:val="000000" w:themeColor="text1"/>
         </w:rPr>
-        <w:t>Sensor measurements are ideal (no noise, no delay beyond discrete-event timing).</w:t>
+        <w:t xml:space="preserve">Output function (λ): If phase=update, output </w:t>
+      </w:r>
+      <w:proofErr w:type="spellStart"/>
+      <w:r>
+        <w:rPr>
+          <w:color w:val="000000" w:themeColor="text1"/>
+        </w:rPr>
+        <w:t>RH_in</w:t>
+      </w:r>
+      <w:proofErr w:type="spellEnd"/>
+      <w:r>
+        <w:rPr>
+          <w:color w:val="000000" w:themeColor="text1"/>
+        </w:rPr>
+        <w:t xml:space="preserve"> = RH.</w:t>
+      </w:r>
+    </w:p>
+    <w:p>
+      <w:pPr>
+        <w:pStyle w:val="Heading3"/>
+        <w:rPr>
+          <w:color w:val="000000" w:themeColor="text1"/>
+        </w:rPr>
+      </w:pPr>
+      <w:proofErr w:type="spellStart"/>
+      <w:r>
+        <w:rPr>
+          <w:color w:val="000000" w:themeColor="text1"/>
+        </w:rPr>
+        <w:t>LeakageEstimator</w:t>
+      </w:r>
+      <w:proofErr w:type="spellEnd"/>
+    </w:p>
+    <w:p>
+      <w:pPr>
+        <w:rPr>
+          <w:color w:val="000000" w:themeColor="text1"/>
+        </w:rPr>
+      </w:pPr>
+      <w:r>
+        <w:rPr>
+          <w:color w:val="000000" w:themeColor="text1"/>
+        </w:rPr>
+        <w:t xml:space="preserve">Inputs (X): </w:t>
+      </w:r>
+      <w:proofErr w:type="spellStart"/>
+      <w:r>
+        <w:rPr>
+          <w:color w:val="000000" w:themeColor="text1"/>
+        </w:rPr>
+        <w:t>RH_in</w:t>
+      </w:r>
+      <w:proofErr w:type="spellEnd"/>
+      <w:r>
+        <w:rPr>
+          <w:color w:val="000000" w:themeColor="text1"/>
+        </w:rPr>
+        <w:t xml:space="preserve">, </w:t>
+      </w:r>
+      <w:proofErr w:type="spellStart"/>
+      <w:r>
+        <w:rPr>
+          <w:color w:val="000000" w:themeColor="text1"/>
+        </w:rPr>
+        <w:t>RH_out</w:t>
+      </w:r>
+      <w:proofErr w:type="spellEnd"/>
+    </w:p>
+    <w:p>
+      <w:pPr>
+        <w:rPr>
+          <w:color w:val="000000" w:themeColor="text1"/>
+        </w:rPr>
+      </w:pPr>
+      <w:r>
+        <w:rPr>
+          <w:color w:val="000000" w:themeColor="text1"/>
+        </w:rPr>
+        <w:t xml:space="preserve">Outputs (Y): </w:t>
+      </w:r>
+      <w:proofErr w:type="spellStart"/>
+      <w:r>
+        <w:rPr>
+          <w:color w:val="000000" w:themeColor="text1"/>
+        </w:rPr>
+        <w:t>ΔRH_leak</w:t>
+      </w:r>
+      <w:proofErr w:type="spellEnd"/>
+    </w:p>
+    <w:p>
+      <w:pPr>
+        <w:rPr>
+          <w:color w:val="000000" w:themeColor="text1"/>
+        </w:rPr>
+      </w:pPr>
+      <w:r>
+        <w:rPr>
+          <w:color w:val="000000" w:themeColor="text1"/>
+        </w:rPr>
+        <w:t xml:space="preserve">State (S): </w:t>
+      </w:r>
+      <w:proofErr w:type="spellStart"/>
+      <w:r>
+        <w:rPr>
+          <w:color w:val="000000" w:themeColor="text1"/>
+        </w:rPr>
+        <w:t>RH_in</w:t>
+      </w:r>
+      <w:proofErr w:type="spellEnd"/>
+      <w:r>
+        <w:rPr>
+          <w:color w:val="000000" w:themeColor="text1"/>
+        </w:rPr>
+        <w:t xml:space="preserve"> (real), </w:t>
+      </w:r>
+      <w:proofErr w:type="spellStart"/>
+      <w:r>
+        <w:rPr>
+          <w:color w:val="000000" w:themeColor="text1"/>
+        </w:rPr>
+        <w:t>RH_out</w:t>
+      </w:r>
+      <w:proofErr w:type="spellEnd"/>
+      <w:r>
+        <w:rPr>
+          <w:color w:val="000000" w:themeColor="text1"/>
+        </w:rPr>
+        <w:t xml:space="preserve"> (real)</w:t>
+      </w:r>
+    </w:p>
+    <w:p>
+      <w:pPr>
+        <w:rPr>
+          <w:color w:val="000000" w:themeColor="text1"/>
+        </w:rPr>
+      </w:pPr>
+      <w:r>
+        <w:rPr>
+          <w:color w:val="000000" w:themeColor="text1"/>
+        </w:rPr>
+        <w:t>Time advance (ta): ta = 10 s (periodic)</w:t>
       </w:r>
     </w:p>
     <w:p>
@@ -447,8 +1302,1382 @@
         <w:rPr>
           <w:color w:val="000000" w:themeColor="text1"/>
         </w:rPr>
-        <w:t>Control actions and state updates are event-driven; no continuous-time ODEs are modeled.</w:t>
-      </w:r>
+        <w:t>External transition (</w:t>
+      </w:r>
+      <w:proofErr w:type="spellStart"/>
+      <w:r>
+        <w:rPr>
+          <w:color w:val="000000" w:themeColor="text1"/>
+        </w:rPr>
+        <w:t>δ_ext</w:t>
+      </w:r>
+      <w:proofErr w:type="spellEnd"/>
+      <w:r>
+        <w:rPr>
+          <w:color w:val="000000" w:themeColor="text1"/>
+        </w:rPr>
+        <w:t xml:space="preserve">): Store latest </w:t>
+      </w:r>
+      <w:proofErr w:type="spellStart"/>
+      <w:r>
+        <w:rPr>
+          <w:color w:val="000000" w:themeColor="text1"/>
+        </w:rPr>
+        <w:t>RH_in</w:t>
+      </w:r>
+      <w:proofErr w:type="spellEnd"/>
+      <w:r>
+        <w:rPr>
+          <w:color w:val="000000" w:themeColor="text1"/>
+        </w:rPr>
+        <w:t xml:space="preserve"> and </w:t>
+      </w:r>
+      <w:proofErr w:type="spellStart"/>
+      <w:r>
+        <w:rPr>
+          <w:color w:val="000000" w:themeColor="text1"/>
+        </w:rPr>
+        <w:t>RH_out</w:t>
+      </w:r>
+      <w:proofErr w:type="spellEnd"/>
+      <w:r>
+        <w:rPr>
+          <w:color w:val="000000" w:themeColor="text1"/>
+        </w:rPr>
+        <w:t xml:space="preserve"> values upon reception.</w:t>
+      </w:r>
+    </w:p>
+    <w:p>
+      <w:pPr>
+        <w:pStyle w:val="ListBullet"/>
+        <w:rPr>
+          <w:color w:val="000000" w:themeColor="text1"/>
+        </w:rPr>
+      </w:pPr>
+      <w:r>
+        <w:rPr>
+          <w:color w:val="000000" w:themeColor="text1"/>
+        </w:rPr>
+        <w:t xml:space="preserve">Output function (λ): Every 10 s, output </w:t>
+      </w:r>
+      <w:proofErr w:type="spellStart"/>
+      <w:r>
+        <w:rPr>
+          <w:color w:val="000000" w:themeColor="text1"/>
+        </w:rPr>
+        <w:t>ΔRH_leak</w:t>
+      </w:r>
+      <w:proofErr w:type="spellEnd"/>
+      <w:r>
+        <w:rPr>
+          <w:color w:val="000000" w:themeColor="text1"/>
+        </w:rPr>
+        <w:t xml:space="preserve"> = 0.1·(</w:t>
+      </w:r>
+      <w:proofErr w:type="spellStart"/>
+      <w:r>
+        <w:rPr>
+          <w:color w:val="000000" w:themeColor="text1"/>
+        </w:rPr>
+        <w:t>RH_out</w:t>
+      </w:r>
+      <w:proofErr w:type="spellEnd"/>
+      <w:r>
+        <w:rPr>
+          <w:color w:val="000000" w:themeColor="text1"/>
+        </w:rPr>
+        <w:t xml:space="preserve"> − </w:t>
+      </w:r>
+      <w:proofErr w:type="spellStart"/>
+      <w:r>
+        <w:rPr>
+          <w:color w:val="000000" w:themeColor="text1"/>
+        </w:rPr>
+        <w:t>RH_in</w:t>
+      </w:r>
+      <w:proofErr w:type="spellEnd"/>
+      <w:r>
+        <w:rPr>
+          <w:color w:val="000000" w:themeColor="text1"/>
+        </w:rPr>
+        <w:t>).</w:t>
+      </w:r>
+    </w:p>
+    <w:p>
+      <w:pPr>
+        <w:pStyle w:val="Heading3"/>
+        <w:rPr>
+          <w:color w:val="000000" w:themeColor="text1"/>
+        </w:rPr>
+      </w:pPr>
+      <w:proofErr w:type="spellStart"/>
+      <w:r>
+        <w:rPr>
+          <w:color w:val="000000" w:themeColor="text1"/>
+        </w:rPr>
+        <w:t>Humistat</w:t>
+      </w:r>
+      <w:proofErr w:type="spellEnd"/>
+    </w:p>
+    <w:p>
+      <w:pPr>
+        <w:rPr>
+          <w:color w:val="000000" w:themeColor="text1"/>
+        </w:rPr>
+      </w:pPr>
+      <w:r>
+        <w:rPr>
+          <w:color w:val="000000" w:themeColor="text1"/>
+        </w:rPr>
+        <w:t xml:space="preserve">Inputs (X): </w:t>
+      </w:r>
+      <w:proofErr w:type="spellStart"/>
+      <w:r>
+        <w:rPr>
+          <w:color w:val="000000" w:themeColor="text1"/>
+        </w:rPr>
+        <w:t>RH_in</w:t>
+      </w:r>
+      <w:proofErr w:type="spellEnd"/>
+    </w:p>
+    <w:p>
+      <w:pPr>
+        <w:rPr>
+          <w:color w:val="000000" w:themeColor="text1"/>
+        </w:rPr>
+      </w:pPr>
+      <w:r>
+        <w:rPr>
+          <w:color w:val="000000" w:themeColor="text1"/>
+        </w:rPr>
+        <w:t xml:space="preserve">Outputs (Y): </w:t>
+      </w:r>
+      <w:proofErr w:type="spellStart"/>
+      <w:r>
+        <w:rPr>
+          <w:color w:val="000000" w:themeColor="text1"/>
+        </w:rPr>
+        <w:t>cmd</w:t>
+      </w:r>
+      <w:proofErr w:type="spellEnd"/>
+      <w:r>
+        <w:rPr>
+          <w:color w:val="000000" w:themeColor="text1"/>
+        </w:rPr>
+        <w:t xml:space="preserve"> ∈ {ON, OFF}</w:t>
+      </w:r>
+    </w:p>
+    <w:p>
+      <w:pPr>
+        <w:rPr>
+          <w:color w:val="000000" w:themeColor="text1"/>
+        </w:rPr>
+      </w:pPr>
+      <w:r>
+        <w:rPr>
+          <w:color w:val="000000" w:themeColor="text1"/>
+        </w:rPr>
+        <w:t>State (S): mode ∈ {ON, OFF}</w:t>
+      </w:r>
+    </w:p>
+    <w:p>
+      <w:pPr>
+        <w:rPr>
+          <w:color w:val="000000" w:themeColor="text1"/>
+        </w:rPr>
+      </w:pPr>
+      <w:r>
+        <w:rPr>
+          <w:color w:val="000000" w:themeColor="text1"/>
+        </w:rPr>
+        <w:t>Time advance (ta): ta = ∞ (reactive)</w:t>
+      </w:r>
+    </w:p>
+    <w:p>
+      <w:pPr>
+        <w:rPr>
+          <w:color w:val="000000" w:themeColor="text1"/>
+        </w:rPr>
+      </w:pPr>
+      <w:r>
+        <w:rPr>
+          <w:color w:val="000000" w:themeColor="text1"/>
+        </w:rPr>
+        <w:t>External transition (</w:t>
+      </w:r>
+      <w:proofErr w:type="spellStart"/>
+      <w:r>
+        <w:rPr>
+          <w:color w:val="000000" w:themeColor="text1"/>
+        </w:rPr>
+        <w:t>δ_ext</w:t>
+      </w:r>
+      <w:proofErr w:type="spellEnd"/>
+      <w:r>
+        <w:rPr>
+          <w:color w:val="000000" w:themeColor="text1"/>
+        </w:rPr>
+        <w:t>):</w:t>
+      </w:r>
+    </w:p>
+    <w:p>
+      <w:pPr>
+        <w:pStyle w:val="ListBullet"/>
+        <w:rPr>
+          <w:color w:val="000000" w:themeColor="text1"/>
+        </w:rPr>
+      </w:pPr>
+      <w:r>
+        <w:rPr>
+          <w:color w:val="000000" w:themeColor="text1"/>
+        </w:rPr>
+        <w:t xml:space="preserve">• If </w:t>
+      </w:r>
+      <w:proofErr w:type="spellStart"/>
+      <w:r>
+        <w:rPr>
+          <w:color w:val="000000" w:themeColor="text1"/>
+        </w:rPr>
+        <w:t>RH_in</w:t>
+      </w:r>
+      <w:proofErr w:type="spellEnd"/>
+      <w:r>
+        <w:rPr>
+          <w:color w:val="000000" w:themeColor="text1"/>
+        </w:rPr>
+        <w:t xml:space="preserve"> &lt; 43 → mode ← ON</w:t>
+      </w:r>
+    </w:p>
+    <w:p>
+      <w:pPr>
+        <w:pStyle w:val="ListBullet"/>
+        <w:rPr>
+          <w:color w:val="000000" w:themeColor="text1"/>
+        </w:rPr>
+      </w:pPr>
+      <w:r>
+        <w:rPr>
+          <w:color w:val="000000" w:themeColor="text1"/>
+        </w:rPr>
+        <w:t xml:space="preserve">• If </w:t>
+      </w:r>
+      <w:proofErr w:type="spellStart"/>
+      <w:r>
+        <w:rPr>
+          <w:color w:val="000000" w:themeColor="text1"/>
+        </w:rPr>
+        <w:t>RH_in</w:t>
+      </w:r>
+      <w:proofErr w:type="spellEnd"/>
+      <w:r>
+        <w:rPr>
+          <w:color w:val="000000" w:themeColor="text1"/>
+        </w:rPr>
+        <w:t xml:space="preserve"> &gt; 47 → mode ← OFF</w:t>
+      </w:r>
+    </w:p>
+    <w:p>
+      <w:pPr>
+        <w:pStyle w:val="ListBullet"/>
+        <w:rPr>
+          <w:color w:val="000000" w:themeColor="text1"/>
+        </w:rPr>
+      </w:pPr>
+      <w:r>
+        <w:rPr>
+          <w:color w:val="000000" w:themeColor="text1"/>
+        </w:rPr>
+        <w:lastRenderedPageBreak/>
+        <w:t>• Otherwise keep mode</w:t>
+      </w:r>
+    </w:p>
+    <w:p>
+      <w:pPr>
+        <w:pStyle w:val="ListBullet"/>
+        <w:rPr>
+          <w:color w:val="000000" w:themeColor="text1"/>
+          <w:lang w:val="fr-CA"/>
+        </w:rPr>
+      </w:pPr>
+      <w:r>
+        <w:rPr>
+          <w:color w:val="000000" w:themeColor="text1"/>
+          <w:lang w:val="fr-CA"/>
+        </w:rPr>
+        <w:t xml:space="preserve">Output </w:t>
+      </w:r>
+      <w:proofErr w:type="spellStart"/>
+      <w:r>
+        <w:rPr>
+          <w:color w:val="000000" w:themeColor="text1"/>
+          <w:lang w:val="fr-CA"/>
+        </w:rPr>
+        <w:t>function</w:t>
+      </w:r>
+      <w:proofErr w:type="spellEnd"/>
+      <w:r>
+        <w:rPr>
+          <w:color w:val="000000" w:themeColor="text1"/>
+          <w:lang w:val="fr-CA"/>
+        </w:rPr>
+        <w:t xml:space="preserve"> (</w:t>
+      </w:r>
+      <w:r>
+        <w:rPr>
+          <w:color w:val="000000" w:themeColor="text1"/>
+        </w:rPr>
+        <w:t>λ</w:t>
+      </w:r>
+      <w:r>
+        <w:rPr>
+          <w:color w:val="000000" w:themeColor="text1"/>
+          <w:lang w:val="fr-CA"/>
+        </w:rPr>
+        <w:t>): Output cmd = mode on mode change (</w:t>
+      </w:r>
+      <w:proofErr w:type="spellStart"/>
+      <w:r>
+        <w:rPr>
+          <w:color w:val="000000" w:themeColor="text1"/>
+          <w:lang w:val="fr-CA"/>
+        </w:rPr>
+        <w:t>implementation-dependent</w:t>
+      </w:r>
+      <w:proofErr w:type="spellEnd"/>
+      <w:r>
+        <w:rPr>
+          <w:color w:val="000000" w:themeColor="text1"/>
+          <w:lang w:val="fr-CA"/>
+        </w:rPr>
+        <w:t>).</w:t>
+      </w:r>
+    </w:p>
+    <w:p>
+      <w:pPr>
+        <w:pStyle w:val="Heading3"/>
+        <w:rPr>
+          <w:color w:val="000000" w:themeColor="text1"/>
+          <w:lang w:val="fr-CA"/>
+        </w:rPr>
+      </w:pPr>
+      <w:r>
+        <w:rPr>
+          <w:color w:val="000000" w:themeColor="text1"/>
+          <w:lang w:val="fr-CA"/>
+        </w:rPr>
+        <w:t>Humidifier</w:t>
+      </w:r>
+    </w:p>
+    <w:p>
+      <w:pPr>
+        <w:rPr>
+          <w:color w:val="000000" w:themeColor="text1"/>
+          <w:lang w:val="fr-CA"/>
+        </w:rPr>
+      </w:pPr>
+      <w:r>
+        <w:rPr>
+          <w:color w:val="000000" w:themeColor="text1"/>
+          <w:lang w:val="fr-CA"/>
+        </w:rPr>
+        <w:t>Inputs (X): cmd ∈ {ON, OFF}</w:t>
+      </w:r>
+    </w:p>
+    <w:p>
+      <w:pPr>
+        <w:rPr>
+          <w:color w:val="000000" w:themeColor="text1"/>
+          <w:lang w:val="fr-CA"/>
+        </w:rPr>
+      </w:pPr>
+      <w:r>
+        <w:rPr>
+          <w:color w:val="000000" w:themeColor="text1"/>
+          <w:lang w:val="fr-CA"/>
+        </w:rPr>
+        <w:t xml:space="preserve">Outputs (Y): </w:t>
+      </w:r>
+      <w:r>
+        <w:rPr>
+          <w:color w:val="000000" w:themeColor="text1"/>
+        </w:rPr>
+        <w:t>Δ</w:t>
+      </w:r>
+      <w:proofErr w:type="spellStart"/>
+      <w:r>
+        <w:rPr>
+          <w:color w:val="000000" w:themeColor="text1"/>
+          <w:lang w:val="fr-CA"/>
+        </w:rPr>
+        <w:t>RH_inj</w:t>
+      </w:r>
+      <w:proofErr w:type="spellEnd"/>
+    </w:p>
+    <w:p>
+      <w:pPr>
+        <w:rPr>
+          <w:color w:val="000000" w:themeColor="text1"/>
+        </w:rPr>
+      </w:pPr>
+      <w:r>
+        <w:rPr>
+          <w:color w:val="000000" w:themeColor="text1"/>
+        </w:rPr>
+        <w:t xml:space="preserve">State (S): </w:t>
+      </w:r>
+      <w:proofErr w:type="spellStart"/>
+      <w:r>
+        <w:rPr>
+          <w:color w:val="000000" w:themeColor="text1"/>
+        </w:rPr>
+        <w:t>cmd_state</w:t>
+      </w:r>
+      <w:proofErr w:type="spellEnd"/>
+      <w:r>
+        <w:rPr>
+          <w:color w:val="000000" w:themeColor="text1"/>
+        </w:rPr>
+        <w:t xml:space="preserve"> ∈ {ON, OFF}</w:t>
+      </w:r>
+    </w:p>
+    <w:p>
+      <w:pPr>
+        <w:rPr>
+          <w:color w:val="000000" w:themeColor="text1"/>
+        </w:rPr>
+      </w:pPr>
+      <w:r>
+        <w:rPr>
+          <w:color w:val="000000" w:themeColor="text1"/>
+        </w:rPr>
+        <w:t>Time advance (ta): ta = ∞ (reactive)</w:t>
+      </w:r>
+    </w:p>
+    <w:p>
+      <w:pPr>
+        <w:pStyle w:val="ListBullet"/>
+        <w:rPr>
+          <w:color w:val="000000" w:themeColor="text1"/>
+        </w:rPr>
+      </w:pPr>
+      <w:r>
+        <w:rPr>
+          <w:color w:val="000000" w:themeColor="text1"/>
+        </w:rPr>
+        <w:t>External transition (</w:t>
+      </w:r>
+      <w:proofErr w:type="spellStart"/>
+      <w:r>
+        <w:rPr>
+          <w:color w:val="000000" w:themeColor="text1"/>
+        </w:rPr>
+        <w:t>δ_ext</w:t>
+      </w:r>
+      <w:proofErr w:type="spellEnd"/>
+      <w:r>
+        <w:rPr>
+          <w:color w:val="000000" w:themeColor="text1"/>
+        </w:rPr>
+        <w:t xml:space="preserve">): Store </w:t>
+      </w:r>
+      <w:proofErr w:type="spellStart"/>
+      <w:r>
+        <w:rPr>
+          <w:color w:val="000000" w:themeColor="text1"/>
+        </w:rPr>
+        <w:t>cmd_state</w:t>
+      </w:r>
+      <w:proofErr w:type="spellEnd"/>
+      <w:r>
+        <w:rPr>
+          <w:color w:val="000000" w:themeColor="text1"/>
+        </w:rPr>
+        <w:t xml:space="preserve"> ← cmd.</w:t>
+      </w:r>
+    </w:p>
+    <w:p>
+      <w:pPr>
+        <w:pStyle w:val="ListBullet"/>
+        <w:rPr>
+          <w:color w:val="000000" w:themeColor="text1"/>
+        </w:rPr>
+      </w:pPr>
+      <w:r>
+        <w:rPr>
+          <w:color w:val="000000" w:themeColor="text1"/>
+        </w:rPr>
+        <w:t xml:space="preserve">Output function (λ): If </w:t>
+      </w:r>
+      <w:proofErr w:type="spellStart"/>
+      <w:r>
+        <w:rPr>
+          <w:color w:val="000000" w:themeColor="text1"/>
+        </w:rPr>
+        <w:t>cmd_state</w:t>
+      </w:r>
+      <w:proofErr w:type="spellEnd"/>
+      <w:r>
+        <w:rPr>
+          <w:color w:val="000000" w:themeColor="text1"/>
+        </w:rPr>
+        <w:t xml:space="preserve">=ON output </w:t>
+      </w:r>
+      <w:proofErr w:type="spellStart"/>
+      <w:r>
+        <w:rPr>
+          <w:color w:val="000000" w:themeColor="text1"/>
+        </w:rPr>
+        <w:t>ΔRH_inj</w:t>
+      </w:r>
+      <w:proofErr w:type="spellEnd"/>
+      <w:r>
+        <w:rPr>
+          <w:color w:val="000000" w:themeColor="text1"/>
+        </w:rPr>
+        <w:t xml:space="preserve"> = +1; else output 0.</w:t>
+      </w:r>
+    </w:p>
+    <w:p>
+      <w:pPr>
+        <w:pStyle w:val="Heading2"/>
+        <w:rPr>
+          <w:color w:val="000000" w:themeColor="text1"/>
+        </w:rPr>
+      </w:pPr>
+      <w:r>
+        <w:rPr>
+          <w:color w:val="000000" w:themeColor="text1"/>
+        </w:rPr>
+        <w:t>3.2 Coupled Model Definitions</w:t>
+      </w:r>
+    </w:p>
+    <w:p>
+      <w:pPr>
+        <w:pStyle w:val="Heading3"/>
+        <w:rPr>
+          <w:color w:val="000000" w:themeColor="text1"/>
+        </w:rPr>
+      </w:pPr>
+      <w:r>
+        <w:rPr>
+          <w:color w:val="000000" w:themeColor="text1"/>
+        </w:rPr>
+        <w:t xml:space="preserve">3.2.1 Coupled Model: </w:t>
+      </w:r>
+      <w:proofErr w:type="spellStart"/>
+      <w:r>
+        <w:rPr>
+          <w:color w:val="000000" w:themeColor="text1"/>
+        </w:rPr>
+        <w:t>HumidityPlant</w:t>
+      </w:r>
+      <w:proofErr w:type="spellEnd"/>
+    </w:p>
+    <w:p>
+      <w:pPr>
+        <w:rPr>
+          <w:color w:val="000000" w:themeColor="text1"/>
+        </w:rPr>
+      </w:pPr>
+      <w:proofErr w:type="spellStart"/>
+      <w:r>
+        <w:rPr>
+          <w:color w:val="000000" w:themeColor="text1"/>
+        </w:rPr>
+        <w:t>HumidityPlant</w:t>
+      </w:r>
+      <w:proofErr w:type="spellEnd"/>
+      <w:r>
+        <w:rPr>
+          <w:color w:val="000000" w:themeColor="text1"/>
+        </w:rPr>
+        <w:t xml:space="preserve"> encapsulates the control loop (</w:t>
+      </w:r>
+      <w:proofErr w:type="spellStart"/>
+      <w:r>
+        <w:rPr>
+          <w:color w:val="000000" w:themeColor="text1"/>
+        </w:rPr>
+        <w:t>Humistat</w:t>
+      </w:r>
+      <w:proofErr w:type="spellEnd"/>
+      <w:r>
+        <w:rPr>
+          <w:color w:val="000000" w:themeColor="text1"/>
+        </w:rPr>
+        <w:t xml:space="preserve"> + Humidifier).</w:t>
+      </w:r>
+    </w:p>
+    <w:p>
+      <w:pPr>
+        <w:rPr>
+          <w:color w:val="000000" w:themeColor="text1"/>
+        </w:rPr>
+      </w:pPr>
+      <w:r>
+        <w:rPr>
+          <w:color w:val="000000" w:themeColor="text1"/>
+        </w:rPr>
+        <w:t xml:space="preserve">X = { </w:t>
+      </w:r>
+      <w:proofErr w:type="spellStart"/>
+      <w:r>
+        <w:rPr>
+          <w:color w:val="000000" w:themeColor="text1"/>
+        </w:rPr>
+        <w:t>RH_in</w:t>
+      </w:r>
+      <w:proofErr w:type="spellEnd"/>
+      <w:r>
+        <w:rPr>
+          <w:color w:val="000000" w:themeColor="text1"/>
+        </w:rPr>
+        <w:t xml:space="preserve"> }, Y = { </w:t>
+      </w:r>
+      <w:proofErr w:type="spellStart"/>
+      <w:r>
+        <w:rPr>
+          <w:color w:val="000000" w:themeColor="text1"/>
+        </w:rPr>
+        <w:t>ΔRH_inj</w:t>
+      </w:r>
+      <w:proofErr w:type="spellEnd"/>
+      <w:r>
+        <w:rPr>
+          <w:color w:val="000000" w:themeColor="text1"/>
+        </w:rPr>
+        <w:t xml:space="preserve"> }, D = { </w:t>
+      </w:r>
+      <w:proofErr w:type="spellStart"/>
+      <w:r>
+        <w:rPr>
+          <w:color w:val="000000" w:themeColor="text1"/>
+        </w:rPr>
+        <w:t>Humistat</w:t>
+      </w:r>
+      <w:proofErr w:type="spellEnd"/>
+      <w:r>
+        <w:rPr>
+          <w:color w:val="000000" w:themeColor="text1"/>
+        </w:rPr>
+        <w:t>, Humidifier }</w:t>
+      </w:r>
+    </w:p>
+    <w:p>
+      <w:pPr>
+        <w:pStyle w:val="ListBullet"/>
+        <w:rPr>
+          <w:color w:val="000000" w:themeColor="text1"/>
+        </w:rPr>
+      </w:pPr>
+      <w:r>
+        <w:rPr>
+          <w:color w:val="000000" w:themeColor="text1"/>
+        </w:rPr>
+        <w:t>EIC: (</w:t>
+      </w:r>
+      <w:proofErr w:type="spellStart"/>
+      <w:r>
+        <w:rPr>
+          <w:color w:val="000000" w:themeColor="text1"/>
+        </w:rPr>
+        <w:t>RH_in</w:t>
+      </w:r>
+      <w:proofErr w:type="spellEnd"/>
+      <w:r>
+        <w:rPr>
+          <w:color w:val="000000" w:themeColor="text1"/>
+        </w:rPr>
+        <w:t xml:space="preserve"> → </w:t>
+      </w:r>
+      <w:proofErr w:type="spellStart"/>
+      <w:r>
+        <w:rPr>
+          <w:color w:val="000000" w:themeColor="text1"/>
+        </w:rPr>
+        <w:t>Humistat.RH_in</w:t>
+      </w:r>
+      <w:proofErr w:type="spellEnd"/>
+      <w:r>
+        <w:rPr>
+          <w:color w:val="000000" w:themeColor="text1"/>
+        </w:rPr>
+        <w:t>).</w:t>
+      </w:r>
+    </w:p>
+    <w:p>
+      <w:pPr>
+        <w:pStyle w:val="ListBullet"/>
+        <w:rPr>
+          <w:color w:val="000000" w:themeColor="text1"/>
+          <w:lang w:val="fr-CA"/>
+        </w:rPr>
+      </w:pPr>
+      <w:r>
+        <w:rPr>
+          <w:color w:val="000000" w:themeColor="text1"/>
+          <w:lang w:val="fr-CA"/>
+        </w:rPr>
+        <w:t>IC: (Humistat.cmd → Humidifier.cmd).</w:t>
+      </w:r>
+    </w:p>
+    <w:p>
+      <w:pPr>
+        <w:pStyle w:val="ListBullet"/>
+        <w:rPr>
+          <w:color w:val="000000" w:themeColor="text1"/>
+          <w:lang w:val="fr-CA"/>
+        </w:rPr>
+      </w:pPr>
+      <w:r>
+        <w:rPr>
+          <w:color w:val="000000" w:themeColor="text1"/>
+          <w:lang w:val="fr-CA"/>
+        </w:rPr>
+        <w:t>EOC: (Humidifier.</w:t>
+      </w:r>
+      <w:r>
+        <w:rPr>
+          <w:color w:val="000000" w:themeColor="text1"/>
+        </w:rPr>
+        <w:t>Δ</w:t>
+      </w:r>
+      <w:proofErr w:type="spellStart"/>
+      <w:r>
+        <w:rPr>
+          <w:color w:val="000000" w:themeColor="text1"/>
+          <w:lang w:val="fr-CA"/>
+        </w:rPr>
+        <w:t>RH_inj</w:t>
+      </w:r>
+      <w:proofErr w:type="spellEnd"/>
+      <w:r>
+        <w:rPr>
+          <w:color w:val="000000" w:themeColor="text1"/>
+          <w:lang w:val="fr-CA"/>
+        </w:rPr>
+        <w:t xml:space="preserve"> → </w:t>
+      </w:r>
+      <w:r>
+        <w:rPr>
+          <w:color w:val="000000" w:themeColor="text1"/>
+        </w:rPr>
+        <w:t>Δ</w:t>
+      </w:r>
+      <w:proofErr w:type="spellStart"/>
+      <w:r>
+        <w:rPr>
+          <w:color w:val="000000" w:themeColor="text1"/>
+          <w:lang w:val="fr-CA"/>
+        </w:rPr>
+        <w:t>RH_inj</w:t>
+      </w:r>
+      <w:proofErr w:type="spellEnd"/>
+      <w:r>
+        <w:rPr>
+          <w:color w:val="000000" w:themeColor="text1"/>
+          <w:lang w:val="fr-CA"/>
+        </w:rPr>
+        <w:t>).</w:t>
+      </w:r>
+    </w:p>
+    <w:p>
+      <w:pPr>
+        <w:pStyle w:val="Heading3"/>
+        <w:rPr>
+          <w:color w:val="000000" w:themeColor="text1"/>
+        </w:rPr>
+      </w:pPr>
+      <w:r>
+        <w:rPr>
+          <w:color w:val="000000" w:themeColor="text1"/>
+        </w:rPr>
+        <w:t xml:space="preserve">3.2.2 Top Coupled Model: </w:t>
+      </w:r>
+      <w:proofErr w:type="spellStart"/>
+      <w:r>
+        <w:rPr>
+          <w:color w:val="000000" w:themeColor="text1"/>
+        </w:rPr>
+        <w:t>IndoorHumiditySystem</w:t>
+      </w:r>
+      <w:proofErr w:type="spellEnd"/>
+    </w:p>
+    <w:p>
+      <w:pPr>
+        <w:rPr>
+          <w:color w:val="000000" w:themeColor="text1"/>
+        </w:rPr>
+      </w:pPr>
+      <w:proofErr w:type="spellStart"/>
+      <w:r>
+        <w:rPr>
+          <w:color w:val="000000" w:themeColor="text1"/>
+        </w:rPr>
+        <w:t>IndoorHumiditySystem</w:t>
+      </w:r>
+      <w:proofErr w:type="spellEnd"/>
+      <w:r>
+        <w:rPr>
+          <w:color w:val="000000" w:themeColor="text1"/>
+        </w:rPr>
+        <w:t xml:space="preserve"> integrates </w:t>
+      </w:r>
+      <w:proofErr w:type="spellStart"/>
+      <w:r>
+        <w:rPr>
+          <w:color w:val="000000" w:themeColor="text1"/>
+        </w:rPr>
+        <w:t>LeakageEstimator</w:t>
+      </w:r>
+      <w:proofErr w:type="spellEnd"/>
+      <w:r>
+        <w:rPr>
+          <w:color w:val="000000" w:themeColor="text1"/>
+        </w:rPr>
+        <w:t xml:space="preserve">, </w:t>
+      </w:r>
+      <w:proofErr w:type="spellStart"/>
+      <w:r>
+        <w:rPr>
+          <w:color w:val="000000" w:themeColor="text1"/>
+        </w:rPr>
+        <w:t>IndoorAir</w:t>
+      </w:r>
+      <w:proofErr w:type="spellEnd"/>
+      <w:r>
+        <w:rPr>
+          <w:color w:val="000000" w:themeColor="text1"/>
+        </w:rPr>
+        <w:t xml:space="preserve">, and </w:t>
+      </w:r>
+      <w:proofErr w:type="spellStart"/>
+      <w:r>
+        <w:rPr>
+          <w:color w:val="000000" w:themeColor="text1"/>
+        </w:rPr>
+        <w:t>HumidityPlant</w:t>
+      </w:r>
+      <w:proofErr w:type="spellEnd"/>
+      <w:r>
+        <w:rPr>
+          <w:color w:val="000000" w:themeColor="text1"/>
+        </w:rPr>
+        <w:t>.</w:t>
+      </w:r>
+    </w:p>
+    <w:p>
+      <w:pPr>
+        <w:rPr>
+          <w:color w:val="000000" w:themeColor="text1"/>
+        </w:rPr>
+      </w:pPr>
+      <w:r>
+        <w:rPr>
+          <w:color w:val="000000" w:themeColor="text1"/>
+        </w:rPr>
+        <w:t xml:space="preserve">X = { </w:t>
+      </w:r>
+      <w:proofErr w:type="spellStart"/>
+      <w:r>
+        <w:rPr>
+          <w:color w:val="000000" w:themeColor="text1"/>
+        </w:rPr>
+        <w:t>RH_out</w:t>
+      </w:r>
+      <w:proofErr w:type="spellEnd"/>
+      <w:r>
+        <w:rPr>
+          <w:color w:val="000000" w:themeColor="text1"/>
+        </w:rPr>
+        <w:t xml:space="preserve"> }, Y = { </w:t>
+      </w:r>
+      <w:proofErr w:type="spellStart"/>
+      <w:r>
+        <w:rPr>
+          <w:color w:val="000000" w:themeColor="text1"/>
+        </w:rPr>
+        <w:t>RH_in</w:t>
+      </w:r>
+      <w:proofErr w:type="spellEnd"/>
+      <w:r>
+        <w:rPr>
+          <w:color w:val="000000" w:themeColor="text1"/>
+        </w:rPr>
+        <w:t xml:space="preserve"> }, D = { </w:t>
+      </w:r>
+      <w:proofErr w:type="spellStart"/>
+      <w:r>
+        <w:rPr>
+          <w:color w:val="000000" w:themeColor="text1"/>
+        </w:rPr>
+        <w:t>IndoorAir</w:t>
+      </w:r>
+      <w:proofErr w:type="spellEnd"/>
+      <w:r>
+        <w:rPr>
+          <w:color w:val="000000" w:themeColor="text1"/>
+        </w:rPr>
+        <w:t xml:space="preserve">, </w:t>
+      </w:r>
+      <w:proofErr w:type="spellStart"/>
+      <w:r>
+        <w:rPr>
+          <w:color w:val="000000" w:themeColor="text1"/>
+        </w:rPr>
+        <w:t>LeakageEstimator</w:t>
+      </w:r>
+      <w:proofErr w:type="spellEnd"/>
+      <w:r>
+        <w:rPr>
+          <w:color w:val="000000" w:themeColor="text1"/>
+        </w:rPr>
+        <w:t xml:space="preserve">, </w:t>
+      </w:r>
+      <w:proofErr w:type="spellStart"/>
+      <w:r>
+        <w:rPr>
+          <w:color w:val="000000" w:themeColor="text1"/>
+        </w:rPr>
+        <w:t>HumidityPlant</w:t>
+      </w:r>
+      <w:proofErr w:type="spellEnd"/>
+      <w:r>
+        <w:rPr>
+          <w:color w:val="000000" w:themeColor="text1"/>
+        </w:rPr>
+        <w:t xml:space="preserve"> }</w:t>
+      </w:r>
+    </w:p>
+    <w:p>
+      <w:pPr>
+        <w:pStyle w:val="ListBullet"/>
+        <w:rPr>
+          <w:color w:val="000000" w:themeColor="text1"/>
+        </w:rPr>
+      </w:pPr>
+      <w:r>
+        <w:rPr>
+          <w:color w:val="000000" w:themeColor="text1"/>
+        </w:rPr>
+        <w:t>EIC: (</w:t>
+      </w:r>
+      <w:proofErr w:type="spellStart"/>
+      <w:r>
+        <w:rPr>
+          <w:color w:val="000000" w:themeColor="text1"/>
+        </w:rPr>
+        <w:t>RH_out</w:t>
+      </w:r>
+      <w:proofErr w:type="spellEnd"/>
+      <w:r>
+        <w:rPr>
+          <w:color w:val="000000" w:themeColor="text1"/>
+        </w:rPr>
+        <w:t xml:space="preserve"> → </w:t>
+      </w:r>
+      <w:proofErr w:type="spellStart"/>
+      <w:r>
+        <w:rPr>
+          <w:color w:val="000000" w:themeColor="text1"/>
+        </w:rPr>
+        <w:t>LeakageEstimator.RH_out</w:t>
+      </w:r>
+      <w:proofErr w:type="spellEnd"/>
+      <w:r>
+        <w:rPr>
+          <w:color w:val="000000" w:themeColor="text1"/>
+        </w:rPr>
+        <w:t>).</w:t>
+      </w:r>
+    </w:p>
+    <w:p>
+      <w:pPr>
+        <w:pStyle w:val="ListBullet"/>
+        <w:rPr>
+          <w:color w:val="000000" w:themeColor="text1"/>
+        </w:rPr>
+      </w:pPr>
+      <w:r>
+        <w:rPr>
+          <w:color w:val="000000" w:themeColor="text1"/>
+        </w:rPr>
+        <w:t>IC: (</w:t>
+      </w:r>
+      <w:proofErr w:type="spellStart"/>
+      <w:r>
+        <w:rPr>
+          <w:color w:val="000000" w:themeColor="text1"/>
+        </w:rPr>
+        <w:t>IndoorAir.RH_in</w:t>
+      </w:r>
+      <w:proofErr w:type="spellEnd"/>
+      <w:r>
+        <w:rPr>
+          <w:color w:val="000000" w:themeColor="text1"/>
+        </w:rPr>
+        <w:t xml:space="preserve"> → </w:t>
+      </w:r>
+      <w:proofErr w:type="spellStart"/>
+      <w:r>
+        <w:rPr>
+          <w:color w:val="000000" w:themeColor="text1"/>
+        </w:rPr>
+        <w:t>LeakageEstimator.RH_in</w:t>
+      </w:r>
+      <w:proofErr w:type="spellEnd"/>
+      <w:r>
+        <w:rPr>
+          <w:color w:val="000000" w:themeColor="text1"/>
+        </w:rPr>
+        <w:t>).</w:t>
+      </w:r>
+    </w:p>
+    <w:p>
+      <w:pPr>
+        <w:pStyle w:val="ListBullet"/>
+        <w:rPr>
+          <w:color w:val="000000" w:themeColor="text1"/>
+        </w:rPr>
+      </w:pPr>
+      <w:r>
+        <w:rPr>
+          <w:color w:val="000000" w:themeColor="text1"/>
+        </w:rPr>
+        <w:t>IC: (</w:t>
+      </w:r>
+      <w:proofErr w:type="spellStart"/>
+      <w:r>
+        <w:rPr>
+          <w:color w:val="000000" w:themeColor="text1"/>
+        </w:rPr>
+        <w:t>IndoorAir.RH_in</w:t>
+      </w:r>
+      <w:proofErr w:type="spellEnd"/>
+      <w:r>
+        <w:rPr>
+          <w:color w:val="000000" w:themeColor="text1"/>
+        </w:rPr>
+        <w:t xml:space="preserve"> → </w:t>
+      </w:r>
+      <w:proofErr w:type="spellStart"/>
+      <w:r>
+        <w:rPr>
+          <w:color w:val="000000" w:themeColor="text1"/>
+        </w:rPr>
+        <w:t>HumidityPlant.RH_in</w:t>
+      </w:r>
+      <w:proofErr w:type="spellEnd"/>
+      <w:r>
+        <w:rPr>
+          <w:color w:val="000000" w:themeColor="text1"/>
+        </w:rPr>
+        <w:t>).</w:t>
+      </w:r>
+    </w:p>
+    <w:p>
+      <w:pPr>
+        <w:pStyle w:val="ListBullet"/>
+        <w:rPr>
+          <w:color w:val="000000" w:themeColor="text1"/>
+        </w:rPr>
+      </w:pPr>
+      <w:r>
+        <w:rPr>
+          <w:color w:val="000000" w:themeColor="text1"/>
+        </w:rPr>
+        <w:t>IC: (</w:t>
+      </w:r>
+      <w:proofErr w:type="spellStart"/>
+      <w:r>
+        <w:rPr>
+          <w:color w:val="000000" w:themeColor="text1"/>
+        </w:rPr>
+        <w:t>LeakageEstimator.ΔRH_leak</w:t>
+      </w:r>
+      <w:proofErr w:type="spellEnd"/>
+      <w:r>
+        <w:rPr>
+          <w:color w:val="000000" w:themeColor="text1"/>
+        </w:rPr>
+        <w:t xml:space="preserve"> → </w:t>
+      </w:r>
+      <w:proofErr w:type="spellStart"/>
+      <w:r>
+        <w:rPr>
+          <w:color w:val="000000" w:themeColor="text1"/>
+        </w:rPr>
+        <w:t>IndoorAir.ΔRH_leak</w:t>
+      </w:r>
+      <w:proofErr w:type="spellEnd"/>
+      <w:r>
+        <w:rPr>
+          <w:color w:val="000000" w:themeColor="text1"/>
+        </w:rPr>
+        <w:t>).</w:t>
+      </w:r>
+    </w:p>
+    <w:p>
+      <w:pPr>
+        <w:pStyle w:val="ListBullet"/>
+        <w:rPr>
+          <w:color w:val="000000" w:themeColor="text1"/>
+        </w:rPr>
+      </w:pPr>
+      <w:r>
+        <w:rPr>
+          <w:color w:val="000000" w:themeColor="text1"/>
+        </w:rPr>
+        <w:t>IC: (</w:t>
+      </w:r>
+      <w:proofErr w:type="spellStart"/>
+      <w:r>
+        <w:rPr>
+          <w:color w:val="000000" w:themeColor="text1"/>
+        </w:rPr>
+        <w:t>HumidityPlant.ΔRH_inj</w:t>
+      </w:r>
+      <w:proofErr w:type="spellEnd"/>
+      <w:r>
+        <w:rPr>
+          <w:color w:val="000000" w:themeColor="text1"/>
+        </w:rPr>
+        <w:t xml:space="preserve"> → </w:t>
+      </w:r>
+      <w:proofErr w:type="spellStart"/>
+      <w:r>
+        <w:rPr>
+          <w:color w:val="000000" w:themeColor="text1"/>
+        </w:rPr>
+        <w:t>IndoorAir.ΔRH_inj</w:t>
+      </w:r>
+      <w:proofErr w:type="spellEnd"/>
+      <w:r>
+        <w:rPr>
+          <w:color w:val="000000" w:themeColor="text1"/>
+        </w:rPr>
+        <w:t>).</w:t>
+      </w:r>
+    </w:p>
+    <w:p>
+      <w:pPr>
+        <w:pStyle w:val="ListBullet"/>
+        <w:rPr>
+          <w:color w:val="000000" w:themeColor="text1"/>
+        </w:rPr>
+      </w:pPr>
+      <w:r>
+        <w:rPr>
+          <w:color w:val="000000" w:themeColor="text1"/>
+        </w:rPr>
+        <w:t>EOC: (</w:t>
+      </w:r>
+      <w:proofErr w:type="spellStart"/>
+      <w:r>
+        <w:rPr>
+          <w:color w:val="000000" w:themeColor="text1"/>
+        </w:rPr>
+        <w:t>IndoorAir.RH_in</w:t>
+      </w:r>
+      <w:proofErr w:type="spellEnd"/>
+      <w:r>
+        <w:rPr>
+          <w:color w:val="000000" w:themeColor="text1"/>
+        </w:rPr>
+        <w:t xml:space="preserve"> → </w:t>
+      </w:r>
+      <w:proofErr w:type="spellStart"/>
+      <w:r>
+        <w:rPr>
+          <w:color w:val="000000" w:themeColor="text1"/>
+        </w:rPr>
+        <w:t>RH_in</w:t>
+      </w:r>
+      <w:proofErr w:type="spellEnd"/>
+      <w:r>
+        <w:rPr>
+          <w:color w:val="000000" w:themeColor="text1"/>
+        </w:rPr>
+        <w:t>).</w:t>
+      </w:r>
+    </w:p>
+    <w:p>
+      <w:pPr>
+        <w:pStyle w:val="Heading2"/>
+        <w:rPr>
+          <w:color w:val="000000" w:themeColor="text1"/>
+        </w:rPr>
+      </w:pPr>
+      <w:r>
+        <w:rPr>
+          <w:color w:val="000000" w:themeColor="text1"/>
+        </w:rPr>
+        <w:t xml:space="preserve">Select: Any fixed priority order may be used (e.g., </w:t>
+      </w:r>
+      <w:proofErr w:type="spellStart"/>
+      <w:r>
+        <w:rPr>
+          <w:color w:val="000000" w:themeColor="text1"/>
+        </w:rPr>
+        <w:t>LeakageEstimator</w:t>
+      </w:r>
+      <w:proofErr w:type="spellEnd"/>
+      <w:r>
+        <w:rPr>
+          <w:color w:val="000000" w:themeColor="text1"/>
+        </w:rPr>
+        <w:t xml:space="preserve"> ≺ </w:t>
+      </w:r>
+      <w:proofErr w:type="spellStart"/>
+      <w:r>
+        <w:rPr>
+          <w:color w:val="000000" w:themeColor="text1"/>
+        </w:rPr>
+        <w:t>IndoorAir</w:t>
+      </w:r>
+      <w:proofErr w:type="spellEnd"/>
+      <w:r>
+        <w:rPr>
+          <w:color w:val="000000" w:themeColor="text1"/>
+        </w:rPr>
+        <w:t xml:space="preserve"> ≺ </w:t>
+      </w:r>
+      <w:proofErr w:type="spellStart"/>
+      <w:r>
+        <w:rPr>
+          <w:color w:val="000000" w:themeColor="text1"/>
+        </w:rPr>
+        <w:t>HumidityPlant</w:t>
+      </w:r>
+      <w:proofErr w:type="spellEnd"/>
+      <w:r>
+        <w:rPr>
+          <w:color w:val="000000" w:themeColor="text1"/>
+        </w:rPr>
+        <w:t>) if simultaneous events occur.</w:t>
+      </w:r>
+      <w:r>
+        <w:rPr>
+          <w:color w:val="000000" w:themeColor="text1"/>
+        </w:rPr>
+        <w:br/>
+      </w:r>
+      <w:r>
+        <w:rPr>
+          <w:color w:val="000000" w:themeColor="text1"/>
+        </w:rPr>
+        <w:br/>
+      </w:r>
+      <w:r>
+        <w:rPr>
+          <w:color w:val="000000" w:themeColor="text1"/>
+        </w:rPr>
+        <w:t>3.3 Well-Formedness and Closure Under Coupling</w:t>
+      </w:r>
+    </w:p>
+    <w:p>
+      <w:pPr>
+        <w:rPr>
+          <w:color w:val="000000" w:themeColor="text1"/>
+        </w:rPr>
+      </w:pPr>
+      <w:r>
+        <w:rPr>
+          <w:color w:val="000000" w:themeColor="text1"/>
+        </w:rPr>
+        <w:t xml:space="preserve">The composed </w:t>
+      </w:r>
+      <w:proofErr w:type="spellStart"/>
+      <w:r>
+        <w:rPr>
+          <w:color w:val="000000" w:themeColor="text1"/>
+        </w:rPr>
+        <w:t>IndoorHumiditySystem</w:t>
+      </w:r>
+      <w:proofErr w:type="spellEnd"/>
+      <w:r>
+        <w:rPr>
+          <w:color w:val="000000" w:themeColor="text1"/>
+        </w:rPr>
+        <w:t xml:space="preserve"> satisfies closure under coupling: All input ports are connected via EIC or IC, all output ports are exposed through EOC, and no algebraic loops exist since feedback is event-mediated.</w:t>
+      </w:r>
+    </w:p>
+    <w:p>
+      <w:pPr>
+        <w:rPr>
+          <w:color w:val="000000" w:themeColor="text1"/>
+        </w:rPr>
+      </w:pPr>
+      <w:r>
+        <w:rPr>
+          <w:color w:val="000000" w:themeColor="text1"/>
+        </w:rPr>
+        <w:lastRenderedPageBreak/>
+        <w:t>All time advances are well-defined (finite or ∞), and simultaneous events are resolved deterministically using the fixed Select priority order:</w:t>
+      </w:r>
+    </w:p>
+    <w:p>
+      <w:pPr>
+        <w:rPr>
+          <w:color w:val="000000" w:themeColor="text1"/>
+        </w:rPr>
+      </w:pPr>
+      <w:proofErr w:type="spellStart"/>
+      <w:r>
+        <w:rPr>
+          <w:color w:val="000000" w:themeColor="text1"/>
+        </w:rPr>
+        <w:t>LeakageEstimator</w:t>
+      </w:r>
+      <w:proofErr w:type="spellEnd"/>
+      <w:r>
+        <w:rPr>
+          <w:color w:val="000000" w:themeColor="text1"/>
+        </w:rPr>
+        <w:t xml:space="preserve"> ≺ </w:t>
+      </w:r>
+      <w:proofErr w:type="spellStart"/>
+      <w:r>
+        <w:rPr>
+          <w:color w:val="000000" w:themeColor="text1"/>
+        </w:rPr>
+        <w:t>IndoorAir</w:t>
+      </w:r>
+      <w:proofErr w:type="spellEnd"/>
+      <w:r>
+        <w:rPr>
+          <w:color w:val="000000" w:themeColor="text1"/>
+        </w:rPr>
+        <w:t xml:space="preserve"> ≺ </w:t>
+      </w:r>
+      <w:proofErr w:type="spellStart"/>
+      <w:r>
+        <w:rPr>
+          <w:color w:val="000000" w:themeColor="text1"/>
+        </w:rPr>
+        <w:t>HumidityPlant</w:t>
+      </w:r>
+      <w:proofErr w:type="spellEnd"/>
+    </w:p>
+    <w:p>
+      <w:pPr>
+        <w:rPr>
+          <w:color w:val="000000" w:themeColor="text1"/>
+        </w:rPr>
+      </w:pPr>
+      <w:r>
+        <w:rPr>
+          <w:color w:val="000000" w:themeColor="text1"/>
+        </w:rPr>
+        <w:t>This guarantees consistent execution ordering when internal and external transitions coincide.</w:t>
+      </w:r>
+    </w:p>
+    <w:p>
+      <w:pPr>
+        <w:rPr>
+          <w:color w:val="000000" w:themeColor="text1"/>
+        </w:rPr>
+      </w:pPr>
     </w:p>
     <w:p>
       <w:pPr>
@@ -461,1168 +2690,34 @@
         <w:rPr>
           <w:color w:val="000000" w:themeColor="text1"/>
         </w:rPr>
-        <w:t>3. Formal DEVS Specification</w:t>
-      </w:r>
-    </w:p>
-    <w:p>
-      <w:pPr>
-        <w:rPr>
-          <w:color w:val="000000" w:themeColor="text1"/>
-        </w:rPr>
-      </w:pPr>
-      <w:r>
-        <w:rPr>
-          <w:color w:val="000000" w:themeColor="text1"/>
-        </w:rPr>
-        <w:t>Atomic models follow the classic DEVS form: M = ⟨X, S, Y, δ_ext, δ_int, λ, ta⟩. Coupled models follow: N = ⟨X, Y, D, {M_i}, EIC, EOC, IC, Select⟩.</w:t>
-      </w:r>
-    </w:p>
-    <w:p>
-      <w:pPr>
-        <w:pStyle w:val="Heading2"/>
-        <w:rPr>
-          <w:color w:val="000000" w:themeColor="text1"/>
-        </w:rPr>
-      </w:pPr>
-      <w:r>
-        <w:rPr>
-          <w:color w:val="000000" w:themeColor="text1"/>
-        </w:rPr>
-        <w:t>3.1 Atomic Models</w:t>
-      </w:r>
-    </w:p>
-    <w:p>
-      <w:pPr>
-        <w:pStyle w:val="Heading3"/>
-        <w:rPr>
-          <w:color w:val="000000" w:themeColor="text1"/>
-        </w:rPr>
-      </w:pPr>
-      <w:r>
-        <w:rPr>
-          <w:color w:val="000000" w:themeColor="text1"/>
-        </w:rPr>
-        <w:t>IndoorAir</w:t>
-      </w:r>
-    </w:p>
-    <w:p>
-      <w:pPr>
-        <w:rPr>
-          <w:color w:val="000000" w:themeColor="text1"/>
-        </w:rPr>
-      </w:pPr>
-      <w:r>
-        <w:rPr>
-          <w:b/>
-          <w:color w:val="000000" w:themeColor="text1"/>
-        </w:rPr>
-        <w:t xml:space="preserve">Inputs (X): </w:t>
-      </w:r>
-      <w:r>
-        <w:rPr>
-          <w:color w:val="000000" w:themeColor="text1"/>
-        </w:rPr>
-        <w:t>ΔRH_leak, ΔRH_inj</w:t>
-      </w:r>
-    </w:p>
-    <w:p>
-      <w:pPr>
-        <w:rPr>
-          <w:color w:val="000000" w:themeColor="text1"/>
-        </w:rPr>
-      </w:pPr>
-      <w:r>
-        <w:rPr>
-          <w:b/>
-          <w:color w:val="000000" w:themeColor="text1"/>
-        </w:rPr>
-        <w:t xml:space="preserve">Outputs (Y): </w:t>
-      </w:r>
-      <w:r>
-        <w:rPr>
-          <w:color w:val="000000" w:themeColor="text1"/>
-        </w:rPr>
-        <w:t>RH_in</w:t>
-      </w:r>
-    </w:p>
-    <w:p>
-      <w:pPr>
-        <w:rPr>
-          <w:color w:val="000000" w:themeColor="text1"/>
-        </w:rPr>
-      </w:pPr>
-      <w:r>
-        <w:rPr>
-          <w:b/>
-          <w:color w:val="000000" w:themeColor="text1"/>
-        </w:rPr>
-        <w:t xml:space="preserve">State (S): </w:t>
-      </w:r>
-      <w:r>
-        <w:rPr>
-          <w:color w:val="000000" w:themeColor="text1"/>
-        </w:rPr>
-        <w:t>RH (real), phase ∈ {passive, update}</w:t>
-      </w:r>
-    </w:p>
-    <w:p>
-      <w:pPr>
-        <w:rPr>
-          <w:color w:val="000000" w:themeColor="text1"/>
-          <w:lang w:val="fr-CA"/>
-        </w:rPr>
-      </w:pPr>
-      <w:r>
-        <w:rPr>
-          <w:b/>
-          <w:color w:val="000000" w:themeColor="text1"/>
-          <w:lang w:val="fr-CA"/>
-        </w:rPr>
-        <w:t xml:space="preserve">Time </w:t>
+        <w:t>4. DEVS-Graph Diagrams</w:t>
+      </w:r>
+    </w:p>
+    <w:p>
+      <w:pPr>
+        <w:rPr>
+          <w:color w:val="000000" w:themeColor="text1"/>
+        </w:rPr>
+      </w:pPr>
+      <w:r>
+        <w:rPr>
+          <w:color w:val="000000" w:themeColor="text1"/>
+        </w:rPr>
+        <w:t xml:space="preserve">Figures below document the coupled-model structure and the </w:t>
       </w:r>
       <w:proofErr w:type="spellStart"/>
       <w:r>
         <w:rPr>
-          <w:b/>
-          <w:color w:val="000000" w:themeColor="text1"/>
-          <w:lang w:val="fr-CA"/>
-        </w:rPr>
-        <w:t>advance</w:t>
+          <w:color w:val="000000" w:themeColor="text1"/>
+        </w:rPr>
+        <w:t>Humistat</w:t>
       </w:r>
       <w:proofErr w:type="spellEnd"/>
       <w:r>
         <w:rPr>
-          <w:b/>
-          <w:color w:val="000000" w:themeColor="text1"/>
-          <w:lang w:val="fr-CA"/>
-        </w:rPr>
-        <w:t xml:space="preserve"> (ta): </w:t>
-      </w:r>
-      <w:r>
-        <w:rPr>
-          <w:color w:val="000000" w:themeColor="text1"/>
-          <w:lang w:val="fr-CA"/>
-        </w:rPr>
-        <w:t>ta(passive)=∞, ta(update)=0</w:t>
-      </w:r>
-    </w:p>
-    <w:p>
-      <w:pPr>
-        <w:rPr>
-          <w:color w:val="000000" w:themeColor="text1"/>
-        </w:rPr>
-      </w:pPr>
-      <w:r>
-        <w:rPr>
-          <w:b/>
-          <w:color w:val="000000" w:themeColor="text1"/>
-        </w:rPr>
-        <w:t>External transition (</w:t>
-      </w:r>
-      <w:proofErr w:type="spellStart"/>
-      <w:r>
-        <w:rPr>
-          <w:b/>
-          <w:color w:val="000000" w:themeColor="text1"/>
-        </w:rPr>
-        <w:t>δ_ext</w:t>
-      </w:r>
-      <w:proofErr w:type="spellEnd"/>
-      <w:r>
-        <w:rPr>
-          <w:b/>
-          <w:color w:val="000000" w:themeColor="text1"/>
-        </w:rPr>
-        <w:t xml:space="preserve">): </w:t>
-      </w:r>
-      <w:r>
-        <w:rPr>
-          <w:color w:val="000000" w:themeColor="text1"/>
-        </w:rPr>
-        <w:t>On receiving any ΔRH_leak and/or ΔRH_inj messages: RH ← RH + ΣΔRH_leak + ΣΔRH_inj; phase ← update.</w:t>
-      </w:r>
-    </w:p>
-    <w:p>
-      <w:pPr>
-        <w:rPr>
-          <w:color w:val="000000" w:themeColor="text1"/>
-        </w:rPr>
-      </w:pPr>
-      <w:r>
-        <w:rPr>
-          <w:b/>
-          <w:color w:val="000000" w:themeColor="text1"/>
-        </w:rPr>
-        <w:t xml:space="preserve">Internal transition (δ_int): </w:t>
-      </w:r>
-      <w:r>
-        <w:rPr>
-          <w:color w:val="000000" w:themeColor="text1"/>
-        </w:rPr>
-        <w:t>phase ← passive.</w:t>
-      </w:r>
-    </w:p>
-    <w:p>
-      <w:pPr>
-        <w:rPr>
-          <w:color w:val="000000" w:themeColor="text1"/>
-        </w:rPr>
-      </w:pPr>
-      <w:r>
-        <w:rPr>
-          <w:b/>
-          <w:color w:val="000000" w:themeColor="text1"/>
-        </w:rPr>
-        <w:t xml:space="preserve">Output function (λ): </w:t>
-      </w:r>
-      <w:r>
-        <w:rPr>
-          <w:color w:val="000000" w:themeColor="text1"/>
-        </w:rPr>
-        <w:t>If phase=update, output RH_in = RH.</w:t>
-      </w:r>
-    </w:p>
-    <w:p>
-      <w:pPr>
-        <w:pStyle w:val="Heading3"/>
-        <w:rPr>
-          <w:color w:val="000000" w:themeColor="text1"/>
-        </w:rPr>
-      </w:pPr>
-      <w:r>
-        <w:rPr>
-          <w:color w:val="000000" w:themeColor="text1"/>
-        </w:rPr>
-        <w:t>LeakageEstimator</w:t>
-      </w:r>
-    </w:p>
-    <w:p>
-      <w:pPr>
-        <w:rPr>
-          <w:color w:val="000000" w:themeColor="text1"/>
-        </w:rPr>
-      </w:pPr>
-      <w:r>
-        <w:rPr>
-          <w:b/>
-          <w:color w:val="000000" w:themeColor="text1"/>
-        </w:rPr>
-        <w:t xml:space="preserve">Inputs (X): </w:t>
-      </w:r>
-      <w:r>
-        <w:rPr>
-          <w:color w:val="000000" w:themeColor="text1"/>
-        </w:rPr>
-        <w:t>RH_in, RH_out</w:t>
-      </w:r>
-    </w:p>
-    <w:p>
-      <w:pPr>
-        <w:rPr>
-          <w:color w:val="000000" w:themeColor="text1"/>
-        </w:rPr>
-      </w:pPr>
-      <w:r>
-        <w:rPr>
-          <w:b/>
-          <w:color w:val="000000" w:themeColor="text1"/>
-        </w:rPr>
-        <w:t xml:space="preserve">Outputs (Y): </w:t>
-      </w:r>
-      <w:r>
-        <w:rPr>
-          <w:color w:val="000000" w:themeColor="text1"/>
-        </w:rPr>
-        <w:t>ΔRH_leak</w:t>
-      </w:r>
-    </w:p>
-    <w:p>
-      <w:pPr>
-        <w:rPr>
-          <w:color w:val="000000" w:themeColor="text1"/>
-        </w:rPr>
-      </w:pPr>
-      <w:r>
-        <w:rPr>
-          <w:b/>
-          <w:color w:val="000000" w:themeColor="text1"/>
-        </w:rPr>
-        <w:lastRenderedPageBreak/>
-        <w:t xml:space="preserve">State (S): </w:t>
-      </w:r>
-      <w:r>
-        <w:rPr>
-          <w:color w:val="000000" w:themeColor="text1"/>
-        </w:rPr>
-        <w:t>RH_in (real), RH_out (real)</w:t>
-      </w:r>
-    </w:p>
-    <w:p>
-      <w:pPr>
-        <w:rPr>
-          <w:color w:val="000000" w:themeColor="text1"/>
-        </w:rPr>
-      </w:pPr>
-      <w:r>
-        <w:rPr>
-          <w:b/>
-          <w:color w:val="000000" w:themeColor="text1"/>
-        </w:rPr>
-        <w:t xml:space="preserve">Time advance (ta): </w:t>
-      </w:r>
-      <w:r>
-        <w:rPr>
-          <w:color w:val="000000" w:themeColor="text1"/>
-        </w:rPr>
-        <w:t>ta = 10 s (periodic)</w:t>
-      </w:r>
-    </w:p>
-    <w:p>
-      <w:pPr>
-        <w:rPr>
-          <w:color w:val="000000" w:themeColor="text1"/>
-        </w:rPr>
-      </w:pPr>
-      <w:r>
-        <w:rPr>
-          <w:b/>
-          <w:color w:val="000000" w:themeColor="text1"/>
-        </w:rPr>
-        <w:t xml:space="preserve">External transition (δ_ext): </w:t>
-      </w:r>
-      <w:r>
-        <w:rPr>
-          <w:color w:val="000000" w:themeColor="text1"/>
-        </w:rPr>
-        <w:t>On receiving updated RH_in or RH_out: store latest values.</w:t>
-      </w:r>
-    </w:p>
-    <w:p>
-      <w:pPr>
-        <w:rPr>
-          <w:color w:val="000000" w:themeColor="text1"/>
-        </w:rPr>
-      </w:pPr>
-      <w:r>
-        <w:rPr>
-          <w:b/>
-          <w:color w:val="000000" w:themeColor="text1"/>
-        </w:rPr>
-        <w:t xml:space="preserve">Internal transition (δ_int): </w:t>
-      </w:r>
-      <w:r>
-        <w:rPr>
-          <w:color w:val="000000" w:themeColor="text1"/>
-        </w:rPr>
-        <w:t>No state reset required (periodic output continues).</w:t>
-      </w:r>
-    </w:p>
-    <w:p>
-      <w:pPr>
-        <w:rPr>
-          <w:color w:val="000000" w:themeColor="text1"/>
-        </w:rPr>
-      </w:pPr>
-      <w:r>
-        <w:rPr>
-          <w:b/>
-          <w:color w:val="000000" w:themeColor="text1"/>
-        </w:rPr>
-        <w:t xml:space="preserve">Output function (λ): </w:t>
-      </w:r>
-      <w:r>
-        <w:rPr>
-          <w:color w:val="000000" w:themeColor="text1"/>
-        </w:rPr>
-        <w:t>Every 10 s, output ΔRH_leak = 0.1·(RH_out − RH_in).</w:t>
-      </w:r>
-    </w:p>
-    <w:p>
-      <w:pPr>
-        <w:pStyle w:val="Heading3"/>
-        <w:rPr>
-          <w:color w:val="000000" w:themeColor="text1"/>
-        </w:rPr>
-      </w:pPr>
-      <w:r>
-        <w:rPr>
-          <w:color w:val="000000" w:themeColor="text1"/>
-        </w:rPr>
-        <w:t>Humistat</w:t>
-      </w:r>
-    </w:p>
-    <w:p>
-      <w:pPr>
-        <w:rPr>
-          <w:color w:val="000000" w:themeColor="text1"/>
-        </w:rPr>
-      </w:pPr>
-      <w:r>
-        <w:rPr>
-          <w:b/>
-          <w:color w:val="000000" w:themeColor="text1"/>
-        </w:rPr>
-        <w:t xml:space="preserve">Inputs (X): </w:t>
-      </w:r>
-      <w:r>
-        <w:rPr>
-          <w:color w:val="000000" w:themeColor="text1"/>
-        </w:rPr>
-        <w:t>RH_in</w:t>
-      </w:r>
-    </w:p>
-    <w:p>
-      <w:pPr>
-        <w:rPr>
-          <w:color w:val="000000" w:themeColor="text1"/>
-        </w:rPr>
-      </w:pPr>
-      <w:r>
-        <w:rPr>
-          <w:b/>
-          <w:color w:val="000000" w:themeColor="text1"/>
-        </w:rPr>
-        <w:t xml:space="preserve">Outputs (Y): </w:t>
-      </w:r>
-      <w:r>
-        <w:rPr>
-          <w:color w:val="000000" w:themeColor="text1"/>
-        </w:rPr>
-        <w:t>cmd ∈ {ON, OFF}</w:t>
-      </w:r>
-    </w:p>
-    <w:p>
-      <w:pPr>
-        <w:rPr>
-          <w:color w:val="000000" w:themeColor="text1"/>
-        </w:rPr>
-      </w:pPr>
-      <w:r>
-        <w:rPr>
-          <w:b/>
-          <w:color w:val="000000" w:themeColor="text1"/>
-        </w:rPr>
-        <w:t xml:space="preserve">State (S): </w:t>
-      </w:r>
-      <w:r>
-        <w:rPr>
-          <w:color w:val="000000" w:themeColor="text1"/>
-        </w:rPr>
-        <w:t>mode ∈ {ON, OFF}</w:t>
-      </w:r>
-    </w:p>
-    <w:p>
-      <w:pPr>
-        <w:rPr>
-          <w:color w:val="000000" w:themeColor="text1"/>
-        </w:rPr>
-      </w:pPr>
-      <w:r>
-        <w:rPr>
-          <w:b/>
-          <w:color w:val="000000" w:themeColor="text1"/>
-        </w:rPr>
-        <w:t xml:space="preserve">Time advance (ta): </w:t>
-      </w:r>
-      <w:r>
-        <w:rPr>
-          <w:color w:val="000000" w:themeColor="text1"/>
-        </w:rPr>
-        <w:t>ta = ∞ (purely reactive to RH_in updates)</w:t>
-      </w:r>
-    </w:p>
-    <w:p>
-      <w:pPr>
-        <w:rPr>
-          <w:color w:val="000000" w:themeColor="text1"/>
-        </w:rPr>
-      </w:pPr>
-      <w:r>
-        <w:rPr>
-          <w:b/>
-          <w:color w:val="000000" w:themeColor="text1"/>
-        </w:rPr>
-        <w:t xml:space="preserve">External transition (δ_ext): </w:t>
-      </w:r>
-      <w:r>
-        <w:rPr>
-          <w:color w:val="000000" w:themeColor="text1"/>
-        </w:rPr>
-        <w:t>If RH_in &lt; 43 → mode ← ON; if RH_in &gt; 47 → mode ← OFF; otherwise keep mode.</w:t>
-      </w:r>
-    </w:p>
-    <w:p>
-      <w:pPr>
-        <w:rPr>
-          <w:color w:val="000000" w:themeColor="text1"/>
-        </w:rPr>
-      </w:pPr>
-      <w:r>
-        <w:rPr>
-          <w:b/>
-          <w:color w:val="000000" w:themeColor="text1"/>
-        </w:rPr>
-        <w:t xml:space="preserve">Internal transition (δ_int): </w:t>
-      </w:r>
-      <w:r>
-        <w:rPr>
-          <w:color w:val="000000" w:themeColor="text1"/>
-        </w:rPr>
-        <w:t>No internal change (reactive).</w:t>
-      </w:r>
-    </w:p>
-    <w:p>
-      <w:pPr>
-        <w:rPr>
-          <w:color w:val="000000" w:themeColor="text1"/>
-        </w:rPr>
-      </w:pPr>
-      <w:r>
-        <w:rPr>
-          <w:b/>
-          <w:color w:val="000000" w:themeColor="text1"/>
-        </w:rPr>
-        <w:t xml:space="preserve">Output function (λ): </w:t>
-      </w:r>
-      <w:r>
-        <w:rPr>
-          <w:color w:val="000000" w:themeColor="text1"/>
-        </w:rPr>
-        <w:t>On mode change (or immediately after external transition, depending on implementation), output cmd = mode.</w:t>
-      </w:r>
-    </w:p>
-    <w:p>
-      <w:pPr>
-        <w:pStyle w:val="Heading3"/>
-        <w:rPr>
-          <w:color w:val="000000" w:themeColor="text1"/>
-          <w:lang w:val="fr-CA"/>
-        </w:rPr>
-      </w:pPr>
-      <w:r>
-        <w:rPr>
-          <w:color w:val="000000" w:themeColor="text1"/>
-          <w:lang w:val="fr-CA"/>
-        </w:rPr>
-        <w:t>Humidifier</w:t>
-      </w:r>
-    </w:p>
-    <w:p>
-      <w:pPr>
-        <w:rPr>
-          <w:color w:val="000000" w:themeColor="text1"/>
-          <w:lang w:val="fr-CA"/>
-        </w:rPr>
-      </w:pPr>
-      <w:r>
-        <w:rPr>
-          <w:b/>
-          <w:color w:val="000000" w:themeColor="text1"/>
-          <w:lang w:val="fr-CA"/>
-        </w:rPr>
-        <w:t xml:space="preserve">Inputs (X): </w:t>
-      </w:r>
-      <w:r>
-        <w:rPr>
-          <w:color w:val="000000" w:themeColor="text1"/>
-          <w:lang w:val="fr-CA"/>
-        </w:rPr>
-        <w:t>cmd ∈ {ON, OFF}</w:t>
-      </w:r>
-    </w:p>
-    <w:p>
-      <w:pPr>
-        <w:rPr>
-          <w:color w:val="000000" w:themeColor="text1"/>
-          <w:lang w:val="fr-CA"/>
-        </w:rPr>
-      </w:pPr>
-      <w:r>
-        <w:rPr>
-          <w:b/>
-          <w:color w:val="000000" w:themeColor="text1"/>
-          <w:lang w:val="fr-CA"/>
-        </w:rPr>
-        <w:t xml:space="preserve">Outputs (Y): </w:t>
-      </w:r>
-      <w:r>
-        <w:rPr>
-          <w:color w:val="000000" w:themeColor="text1"/>
-        </w:rPr>
-        <w:t>Δ</w:t>
-      </w:r>
-      <w:proofErr w:type="spellStart"/>
-      <w:r>
-        <w:rPr>
-          <w:color w:val="000000" w:themeColor="text1"/>
-          <w:lang w:val="fr-CA"/>
-        </w:rPr>
-        <w:t>RH_inj</w:t>
-      </w:r>
-      <w:proofErr w:type="spellEnd"/>
-    </w:p>
-    <w:p>
-      <w:pPr>
-        <w:rPr>
-          <w:color w:val="000000" w:themeColor="text1"/>
-        </w:rPr>
-      </w:pPr>
-      <w:r>
-        <w:rPr>
-          <w:b/>
-          <w:color w:val="000000" w:themeColor="text1"/>
-        </w:rPr>
-        <w:t xml:space="preserve">State (S): </w:t>
-      </w:r>
-      <w:r>
-        <w:rPr>
-          <w:color w:val="000000" w:themeColor="text1"/>
-        </w:rPr>
-        <w:t>cmd_state ∈ {ON, OFF}</w:t>
-      </w:r>
-    </w:p>
-    <w:p>
-      <w:pPr>
-        <w:rPr>
-          <w:color w:val="000000" w:themeColor="text1"/>
-        </w:rPr>
-      </w:pPr>
-      <w:r>
-        <w:rPr>
-          <w:b/>
-          <w:color w:val="000000" w:themeColor="text1"/>
-        </w:rPr>
-        <w:t xml:space="preserve">Time advance (ta): </w:t>
-      </w:r>
-      <w:r>
-        <w:rPr>
-          <w:color w:val="000000" w:themeColor="text1"/>
-        </w:rPr>
-        <w:t>ta = ∞ (reactive to cmd updates)</w:t>
-      </w:r>
-    </w:p>
-    <w:p>
-      <w:pPr>
-        <w:rPr>
-          <w:color w:val="000000" w:themeColor="text1"/>
-        </w:rPr>
-      </w:pPr>
-      <w:r>
-        <w:rPr>
-          <w:b/>
-          <w:color w:val="000000" w:themeColor="text1"/>
-        </w:rPr>
-        <w:t xml:space="preserve">External transition (δ_ext): </w:t>
-      </w:r>
-      <w:r>
-        <w:rPr>
-          <w:color w:val="000000" w:themeColor="text1"/>
-        </w:rPr>
-        <w:t>Store cmd_state ← cmd.</w:t>
-      </w:r>
-    </w:p>
-    <w:p>
-      <w:pPr>
-        <w:rPr>
-          <w:color w:val="000000" w:themeColor="text1"/>
-        </w:rPr>
-      </w:pPr>
-      <w:r>
-        <w:rPr>
-          <w:b/>
-          <w:color w:val="000000" w:themeColor="text1"/>
-        </w:rPr>
-        <w:t xml:space="preserve">Internal transition (δ_int): </w:t>
-      </w:r>
-      <w:r>
-        <w:rPr>
-          <w:color w:val="000000" w:themeColor="text1"/>
-        </w:rPr>
-        <w:t>No internal change (reactive).</w:t>
-      </w:r>
-    </w:p>
-    <w:p>
-      <w:pPr>
-        <w:rPr>
-          <w:color w:val="000000" w:themeColor="text1"/>
-        </w:rPr>
-      </w:pPr>
-      <w:r>
-        <w:rPr>
-          <w:b/>
-          <w:color w:val="000000" w:themeColor="text1"/>
-        </w:rPr>
-        <w:t xml:space="preserve">Output function (λ): </w:t>
-      </w:r>
-      <w:r>
-        <w:rPr>
-          <w:color w:val="000000" w:themeColor="text1"/>
-        </w:rPr>
-        <w:t>If cmd_state=ON, output ΔRH_inj = +1; else output ΔRH_inj = 0.</w:t>
-      </w:r>
-    </w:p>
-    <w:p>
-      <w:pPr>
-        <w:pStyle w:val="Heading2"/>
-        <w:rPr>
-          <w:color w:val="000000" w:themeColor="text1"/>
-        </w:rPr>
-      </w:pPr>
-      <w:r>
-        <w:rPr>
-          <w:color w:val="000000" w:themeColor="text1"/>
-        </w:rPr>
-        <w:t>3.2 Formal Coupled Model Definitions (Required)</w:t>
-      </w:r>
-    </w:p>
-    <w:p>
-      <w:pPr>
-        <w:pStyle w:val="Heading3"/>
-        <w:rPr>
-          <w:color w:val="000000" w:themeColor="text1"/>
-        </w:rPr>
-      </w:pPr>
-      <w:r>
-        <w:rPr>
-          <w:color w:val="000000" w:themeColor="text1"/>
-        </w:rPr>
-        <w:t>3.2.1 Coupled Model: HumidityPlant</w:t>
-      </w:r>
-    </w:p>
-    <w:p>
-      <w:pPr>
-        <w:rPr>
-          <w:color w:val="000000" w:themeColor="text1"/>
-        </w:rPr>
-      </w:pPr>
-      <w:r>
-        <w:rPr>
-          <w:color w:val="000000" w:themeColor="text1"/>
-        </w:rPr>
-        <w:t>HumidityPlant encapsulates the control loop (Humistat + Humidifier).</w:t>
-      </w:r>
-    </w:p>
-    <w:p>
-      <w:pPr>
-        <w:rPr>
-          <w:color w:val="000000" w:themeColor="text1"/>
-        </w:rPr>
-      </w:pPr>
-      <w:r>
-        <w:rPr>
-          <w:b/>
-          <w:color w:val="000000" w:themeColor="text1"/>
-        </w:rPr>
-        <w:t xml:space="preserve">Definition: </w:t>
-      </w:r>
-    </w:p>
-    <w:p>
-      <w:pPr>
-        <w:rPr>
-          <w:color w:val="000000" w:themeColor="text1"/>
-        </w:rPr>
-      </w:pPr>
-      <w:r>
-        <w:rPr>
-          <w:color w:val="000000" w:themeColor="text1"/>
-        </w:rPr>
-        <w:lastRenderedPageBreak/>
-        <w:t>HumidityPlant = ⟨X, Y, D, {M_i}, EIC, EOC, IC, Select⟩</w:t>
-      </w:r>
-    </w:p>
-    <w:p>
-      <w:pPr>
-        <w:pStyle w:val="ListBullet"/>
-        <w:rPr>
-          <w:color w:val="000000" w:themeColor="text1"/>
-        </w:rPr>
-      </w:pPr>
-      <w:r>
-        <w:rPr>
-          <w:color w:val="000000" w:themeColor="text1"/>
-        </w:rPr>
-        <w:t>X = { RH_in } (input port from IndoorAir).</w:t>
-      </w:r>
-    </w:p>
-    <w:p>
-      <w:pPr>
-        <w:pStyle w:val="ListBullet"/>
-        <w:rPr>
-          <w:color w:val="000000" w:themeColor="text1"/>
-        </w:rPr>
-      </w:pPr>
-      <w:r>
-        <w:rPr>
-          <w:color w:val="000000" w:themeColor="text1"/>
-        </w:rPr>
-        <w:t>Y = { ΔRH_inj } (output port to IndoorAir).</w:t>
-      </w:r>
-    </w:p>
-    <w:p>
-      <w:pPr>
-        <w:pStyle w:val="ListBullet"/>
-        <w:rPr>
-          <w:color w:val="000000" w:themeColor="text1"/>
-        </w:rPr>
-      </w:pPr>
-      <w:r>
-        <w:rPr>
-          <w:color w:val="000000" w:themeColor="text1"/>
-        </w:rPr>
-        <w:t>D = { Humistat, Humidifier }.</w:t>
-      </w:r>
-    </w:p>
-    <w:p>
-      <w:pPr>
-        <w:pStyle w:val="ListBullet"/>
-        <w:rPr>
-          <w:color w:val="000000" w:themeColor="text1"/>
-        </w:rPr>
-      </w:pPr>
-      <w:r>
-        <w:rPr>
-          <w:color w:val="000000" w:themeColor="text1"/>
-        </w:rPr>
-        <w:t>M_Humistat and M_Humidifier are the atomic models defined in Section 3.1.</w:t>
-      </w:r>
-    </w:p>
-    <w:p>
-      <w:pPr>
-        <w:pStyle w:val="ListBullet"/>
-        <w:rPr>
-          <w:color w:val="000000" w:themeColor="text1"/>
-        </w:rPr>
-      </w:pPr>
-      <w:r>
-        <w:rPr>
-          <w:color w:val="000000" w:themeColor="text1"/>
-        </w:rPr>
-        <w:t>EIC: (RH_in → Humistat.RH_in).</w:t>
-      </w:r>
-    </w:p>
-    <w:p>
-      <w:pPr>
-        <w:pStyle w:val="ListBullet"/>
-        <w:rPr>
-          <w:color w:val="000000" w:themeColor="text1"/>
-          <w:lang w:val="fr-CA"/>
-        </w:rPr>
-      </w:pPr>
-      <w:r>
-        <w:rPr>
-          <w:color w:val="000000" w:themeColor="text1"/>
-          <w:lang w:val="fr-CA"/>
-        </w:rPr>
-        <w:t>IC: (Humistat.cmd → Humidifier.cmd).</w:t>
-      </w:r>
-    </w:p>
-    <w:p>
-      <w:pPr>
-        <w:pStyle w:val="ListBullet"/>
-        <w:rPr>
-          <w:color w:val="000000" w:themeColor="text1"/>
-          <w:lang w:val="fr-CA"/>
-        </w:rPr>
-      </w:pPr>
-      <w:r>
-        <w:rPr>
-          <w:color w:val="000000" w:themeColor="text1"/>
-          <w:lang w:val="fr-CA"/>
-        </w:rPr>
-        <w:t>EOC: (Humidifier.</w:t>
-      </w:r>
-      <w:r>
-        <w:rPr>
-          <w:color w:val="000000" w:themeColor="text1"/>
-        </w:rPr>
-        <w:t>Δ</w:t>
-      </w:r>
-      <w:proofErr w:type="spellStart"/>
-      <w:r>
-        <w:rPr>
-          <w:color w:val="000000" w:themeColor="text1"/>
-          <w:lang w:val="fr-CA"/>
-        </w:rPr>
-        <w:t>RH_inj</w:t>
-      </w:r>
-      <w:proofErr w:type="spellEnd"/>
-      <w:r>
-        <w:rPr>
-          <w:color w:val="000000" w:themeColor="text1"/>
-          <w:lang w:val="fr-CA"/>
-        </w:rPr>
-        <w:t xml:space="preserve"> → </w:t>
-      </w:r>
-      <w:r>
-        <w:rPr>
-          <w:color w:val="000000" w:themeColor="text1"/>
-        </w:rPr>
-        <w:t>Δ</w:t>
-      </w:r>
-      <w:proofErr w:type="spellStart"/>
-      <w:r>
-        <w:rPr>
-          <w:color w:val="000000" w:themeColor="text1"/>
-          <w:lang w:val="fr-CA"/>
-        </w:rPr>
-        <w:t>RH_inj</w:t>
-      </w:r>
-      <w:proofErr w:type="spellEnd"/>
-      <w:r>
-        <w:rPr>
-          <w:color w:val="000000" w:themeColor="text1"/>
-          <w:lang w:val="fr-CA"/>
-        </w:rPr>
-        <w:t>).</w:t>
-      </w:r>
-    </w:p>
-    <w:p>
-      <w:pPr>
-        <w:pStyle w:val="ListBullet"/>
-        <w:rPr>
-          <w:color w:val="000000" w:themeColor="text1"/>
-        </w:rPr>
-      </w:pPr>
-      <w:r>
-        <w:rPr>
-          <w:color w:val="000000" w:themeColor="text1"/>
-        </w:rPr>
-        <w:t>Select: not required for this simple structure (or any fixed priority if simultaneous events occur).</w:t>
-      </w:r>
-    </w:p>
-    <w:p>
-      <w:pPr>
-        <w:pStyle w:val="Heading3"/>
-        <w:rPr>
-          <w:color w:val="000000" w:themeColor="text1"/>
-        </w:rPr>
-      </w:pPr>
-      <w:r>
-        <w:rPr>
-          <w:color w:val="000000" w:themeColor="text1"/>
-        </w:rPr>
-        <w:t>3.2.2 Top Coupled Model: IndoorHumiditySystem</w:t>
-      </w:r>
-    </w:p>
-    <w:p>
-      <w:pPr>
-        <w:rPr>
-          <w:color w:val="000000" w:themeColor="text1"/>
-        </w:rPr>
-      </w:pPr>
-      <w:r>
-        <w:rPr>
-          <w:color w:val="000000" w:themeColor="text1"/>
-        </w:rPr>
-        <w:t>IndoorHumiditySystem integrates the environment (LeakageEstimator), plant dynamics (IndoorAir), and the control subsystem (HumidityPlant).</w:t>
-      </w:r>
-    </w:p>
-    <w:p>
-      <w:pPr>
-        <w:rPr>
-          <w:color w:val="000000" w:themeColor="text1"/>
-        </w:rPr>
-      </w:pPr>
-      <w:r>
-        <w:rPr>
-          <w:b/>
-          <w:color w:val="000000" w:themeColor="text1"/>
-        </w:rPr>
-        <w:t xml:space="preserve">Definition: </w:t>
-      </w:r>
-    </w:p>
-    <w:p>
-      <w:pPr>
-        <w:rPr>
-          <w:color w:val="000000" w:themeColor="text1"/>
-        </w:rPr>
-      </w:pPr>
-      <w:r>
-        <w:rPr>
-          <w:color w:val="000000" w:themeColor="text1"/>
-        </w:rPr>
-        <w:t>IndoorHumiditySystem = ⟨X, Y, D, {M_i}, EIC, EOC, IC, Select⟩</w:t>
-      </w:r>
-    </w:p>
-    <w:p>
-      <w:pPr>
-        <w:pStyle w:val="ListBullet"/>
-        <w:rPr>
-          <w:color w:val="000000" w:themeColor="text1"/>
-        </w:rPr>
-      </w:pPr>
-      <w:r>
-        <w:rPr>
-          <w:color w:val="000000" w:themeColor="text1"/>
-        </w:rPr>
-        <w:t>X = { RH_out } (external input representing outdoor humidity).</w:t>
-      </w:r>
-    </w:p>
-    <w:p>
-      <w:pPr>
-        <w:pStyle w:val="ListBullet"/>
-        <w:rPr>
-          <w:color w:val="000000" w:themeColor="text1"/>
-        </w:rPr>
-      </w:pPr>
-      <w:r>
-        <w:rPr>
-          <w:color w:val="000000" w:themeColor="text1"/>
-        </w:rPr>
-        <w:t>Y = { RH_in } (system output for indoor humidity trace).</w:t>
-      </w:r>
-    </w:p>
-    <w:p>
-      <w:pPr>
-        <w:pStyle w:val="ListBullet"/>
-        <w:rPr>
-          <w:color w:val="000000" w:themeColor="text1"/>
-        </w:rPr>
-      </w:pPr>
-      <w:r>
-        <w:rPr>
-          <w:color w:val="000000" w:themeColor="text1"/>
-        </w:rPr>
-        <w:t>D = { IndoorAir, LeakageEstimator, HumidityPlant }.</w:t>
-      </w:r>
-    </w:p>
-    <w:p>
-      <w:pPr>
-        <w:pStyle w:val="ListBullet"/>
-        <w:rPr>
-          <w:color w:val="000000" w:themeColor="text1"/>
-        </w:rPr>
-      </w:pPr>
-      <w:r>
-        <w:rPr>
-          <w:color w:val="000000" w:themeColor="text1"/>
-        </w:rPr>
-        <w:t>M_IndoorAir and M_LeakageEstimator are atomic models; HumidityPlant is the coupled model above.</w:t>
-      </w:r>
-    </w:p>
-    <w:p>
-      <w:pPr>
-        <w:pStyle w:val="ListBullet"/>
-        <w:rPr>
-          <w:color w:val="000000" w:themeColor="text1"/>
-        </w:rPr>
-      </w:pPr>
-      <w:r>
-        <w:rPr>
-          <w:color w:val="000000" w:themeColor="text1"/>
-        </w:rPr>
-        <w:t>EIC: (RH_out → LeakageEstimator.RH_out).</w:t>
-      </w:r>
-    </w:p>
-    <w:p>
-      <w:pPr>
-        <w:pStyle w:val="ListBullet"/>
-        <w:rPr>
-          <w:color w:val="000000" w:themeColor="text1"/>
-        </w:rPr>
-      </w:pPr>
-      <w:r>
-        <w:rPr>
-          <w:color w:val="000000" w:themeColor="text1"/>
-        </w:rPr>
-        <w:t>IC: (IndoorAir.RH_in → LeakageEstimator.RH_in).</w:t>
-      </w:r>
-    </w:p>
-    <w:p>
-      <w:pPr>
-        <w:pStyle w:val="ListBullet"/>
-        <w:rPr>
-          <w:color w:val="000000" w:themeColor="text1"/>
-        </w:rPr>
-      </w:pPr>
-      <w:r>
-        <w:rPr>
-          <w:color w:val="000000" w:themeColor="text1"/>
-        </w:rPr>
-        <w:t>IC: (IndoorAir.RH_in → HumidityPlant.RH_in).</w:t>
-      </w:r>
-    </w:p>
-    <w:p>
-      <w:pPr>
-        <w:pStyle w:val="ListBullet"/>
-        <w:rPr>
-          <w:color w:val="000000" w:themeColor="text1"/>
-        </w:rPr>
-      </w:pPr>
-      <w:r>
-        <w:rPr>
-          <w:color w:val="000000" w:themeColor="text1"/>
-        </w:rPr>
-        <w:t>IC: (LeakageEstimator.ΔRH_leak → IndoorAir.ΔRH_leak).</w:t>
-      </w:r>
-    </w:p>
-    <w:p>
-      <w:pPr>
-        <w:pStyle w:val="ListBullet"/>
-        <w:rPr>
-          <w:color w:val="000000" w:themeColor="text1"/>
-        </w:rPr>
-      </w:pPr>
-      <w:r>
-        <w:rPr>
-          <w:color w:val="000000" w:themeColor="text1"/>
-        </w:rPr>
-        <w:t>IC: (HumidityPlant.ΔRH_inj → IndoorAir.ΔRH_inj).</w:t>
-      </w:r>
-    </w:p>
-    <w:p>
-      <w:pPr>
-        <w:pStyle w:val="ListBullet"/>
-        <w:rPr>
-          <w:color w:val="000000" w:themeColor="text1"/>
-        </w:rPr>
-      </w:pPr>
-      <w:r>
-        <w:rPr>
-          <w:color w:val="000000" w:themeColor="text1"/>
-        </w:rPr>
-        <w:t>EOC: (IndoorAir.RH_in → RH_in).</w:t>
-      </w:r>
-    </w:p>
-    <w:p>
-      <w:pPr>
-        <w:pStyle w:val="ListBullet"/>
-        <w:rPr>
-          <w:color w:val="000000" w:themeColor="text1"/>
-        </w:rPr>
-      </w:pPr>
-      <w:r>
-        <w:rPr>
-          <w:color w:val="000000" w:themeColor="text1"/>
-        </w:rPr>
-        <w:t>Select: can be a fixed order such as LeakageEstimator ≺ IndoorAir ≺ HumidityPlant when simultaneous events are scheduled.</w:t>
-      </w:r>
-    </w:p>
-    <w:p>
-      <w:pPr>
-        <w:pStyle w:val="Heading1"/>
-        <w:rPr>
-          <w:color w:val="000000" w:themeColor="text1"/>
-        </w:rPr>
-      </w:pPr>
-      <w:r>
-        <w:rPr>
-          <w:color w:val="000000" w:themeColor="text1"/>
-        </w:rPr>
-        <w:t>4. DEVS-Graph Diagrams</w:t>
-      </w:r>
-    </w:p>
-    <w:p>
-      <w:pPr>
-        <w:rPr>
-          <w:color w:val="000000" w:themeColor="text1"/>
-        </w:rPr>
-      </w:pPr>
-      <w:r>
-        <w:rPr>
-          <w:color w:val="000000" w:themeColor="text1"/>
-        </w:rPr>
-        <w:t>The following diagrams were created using the DEVS-Graph tool and exported as images. They document the coupled-model structure and the Humistat state machine used for hysteresis control.</w:t>
+          <w:color w:val="000000" w:themeColor="text1"/>
+        </w:rPr>
+        <w:t xml:space="preserve"> state machine (exported from DEVS-Graph).</w:t>
       </w:r>
     </w:p>
     <w:p>
@@ -1644,10 +2739,9 @@
           <w:noProof/>
           <w:color w:val="000000" w:themeColor="text1"/>
         </w:rPr>
-        <w:lastRenderedPageBreak/>
         <w:drawing>
-          <wp:inline distT="0" distB="0" distL="0" distR="0" wp14:anchorId="3E479126" wp14:editId="5A9837BE">
-            <wp:extent cx="5943600" cy="2630001"/>
+          <wp:inline distT="0" distB="0" distL="0" distR="0" wp14:anchorId="30896376" wp14:editId="21B979DD">
+            <wp:extent cx="5669280" cy="5244954"/>
             <wp:effectExtent l="0" t="0" r="0" b="0"/>
             <wp:docPr id="1" name="Picture 1"/>
             <wp:cNvGraphicFramePr>
@@ -1657,7 +2751,7 @@
               <a:graphicData uri="http://schemas.openxmlformats.org/drawingml/2006/picture">
                 <pic:pic xmlns:pic="http://schemas.openxmlformats.org/drawingml/2006/picture">
                   <pic:nvPicPr>
-                    <pic:cNvPr id="0" name="screenshot (2).png"/>
+                    <pic:cNvPr id="0" name="Screenshot 2026-02-24 211457.png"/>
                     <pic:cNvPicPr/>
                   </pic:nvPicPr>
                   <pic:blipFill>
@@ -1669,7 +2763,7 @@
                   <pic:spPr>
                     <a:xfrm>
                       <a:off x="0" y="0"/>
-                      <a:ext cx="5943600" cy="2630001"/>
+                      <a:ext cx="5669280" cy="5244954"/>
                     </a:xfrm>
                     <a:prstGeom prst="rect">
                       <a:avLst/>
@@ -1691,10 +2785,24 @@
       </w:pPr>
       <w:r>
         <w:rPr>
-          <w:i/>
-          <w:color w:val="000000" w:themeColor="text1"/>
-        </w:rPr>
-        <w:t>Figure 1 – Top coupled model (IndoorHumiditySystem) showing main components and interconnections.</w:t>
+          <w:color w:val="000000" w:themeColor="text1"/>
+        </w:rPr>
+        <w:lastRenderedPageBreak/>
+        <w:t xml:space="preserve">Figure 1 – Example exported diagram (Top coupled model / </w:t>
+      </w:r>
+      <w:proofErr w:type="spellStart"/>
+      <w:r>
+        <w:rPr>
+          <w:color w:val="000000" w:themeColor="text1"/>
+        </w:rPr>
+        <w:t>IndoorHumiditySystem</w:t>
+      </w:r>
+      <w:proofErr w:type="spellEnd"/>
+      <w:r>
+        <w:rPr>
+          <w:color w:val="000000" w:themeColor="text1"/>
+        </w:rPr>
+        <w:t>).</w:t>
       </w:r>
     </w:p>
     <w:p>
@@ -1717,8 +2825,8 @@
           <w:color w:val="000000" w:themeColor="text1"/>
         </w:rPr>
         <w:drawing>
-          <wp:inline distT="0" distB="0" distL="0" distR="0" wp14:anchorId="1C9F652B" wp14:editId="29F8E0BD">
-            <wp:extent cx="5943600" cy="2630001"/>
+          <wp:inline distT="0" distB="0" distL="0" distR="0" wp14:anchorId="6384DE83" wp14:editId="7B592F83">
+            <wp:extent cx="5669280" cy="3230359"/>
             <wp:effectExtent l="0" t="0" r="0" b="0"/>
             <wp:docPr id="2" name="Picture 2"/>
             <wp:cNvGraphicFramePr>
@@ -1728,7 +2836,7 @@
               <a:graphicData uri="http://schemas.openxmlformats.org/drawingml/2006/picture">
                 <pic:pic xmlns:pic="http://schemas.openxmlformats.org/drawingml/2006/picture">
                   <pic:nvPicPr>
-                    <pic:cNvPr id="0" name="screenshot (1).png"/>
+                    <pic:cNvPr id="0" name="Screenshot 2026-02-24 211502.png"/>
                     <pic:cNvPicPr/>
                   </pic:nvPicPr>
                   <pic:blipFill>
@@ -1740,7 +2848,7 @@
                   <pic:spPr>
                     <a:xfrm>
                       <a:off x="0" y="0"/>
-                      <a:ext cx="5943600" cy="2630001"/>
+                      <a:ext cx="5669280" cy="3230359"/>
                     </a:xfrm>
                     <a:prstGeom prst="rect">
                       <a:avLst/>
@@ -1762,10 +2870,23 @@
       </w:pPr>
       <w:r>
         <w:rPr>
-          <w:i/>
-          <w:color w:val="000000" w:themeColor="text1"/>
-        </w:rPr>
-        <w:t>Figure 2 – Coupled subsystem (HumidityPlant) connecting Humistat and Humidifier.</w:t>
+          <w:color w:val="000000" w:themeColor="text1"/>
+        </w:rPr>
+        <w:t>Figure 2 – Example exported diagram (</w:t>
+      </w:r>
+      <w:proofErr w:type="spellStart"/>
+      <w:r>
+        <w:rPr>
+          <w:color w:val="000000" w:themeColor="text1"/>
+        </w:rPr>
+        <w:t>HumidityPlant</w:t>
+      </w:r>
+      <w:proofErr w:type="spellEnd"/>
+      <w:r>
+        <w:rPr>
+          <w:color w:val="000000" w:themeColor="text1"/>
+        </w:rPr>
+        <w:t xml:space="preserve"> coupled subsystem).</w:t>
       </w:r>
     </w:p>
     <w:p>
@@ -1787,10 +2908,9 @@
           <w:noProof/>
           <w:color w:val="000000" w:themeColor="text1"/>
         </w:rPr>
-        <w:lastRenderedPageBreak/>
         <w:drawing>
-          <wp:inline distT="0" distB="0" distL="0" distR="0" wp14:anchorId="4BD27C64" wp14:editId="64FAD7FA">
-            <wp:extent cx="5943600" cy="2630001"/>
+          <wp:inline distT="0" distB="0" distL="0" distR="0" wp14:anchorId="2780B252" wp14:editId="0F45C5D7">
+            <wp:extent cx="5669280" cy="3184884"/>
             <wp:effectExtent l="0" t="0" r="0" b="0"/>
             <wp:docPr id="3" name="Picture 3"/>
             <wp:cNvGraphicFramePr>
@@ -1800,7 +2920,7 @@
               <a:graphicData uri="http://schemas.openxmlformats.org/drawingml/2006/picture">
                 <pic:pic xmlns:pic="http://schemas.openxmlformats.org/drawingml/2006/picture">
                   <pic:nvPicPr>
-                    <pic:cNvPr id="0" name="screenshot.png"/>
+                    <pic:cNvPr id="0" name="Screenshot 2026-02-24 212835.png"/>
                     <pic:cNvPicPr/>
                   </pic:nvPicPr>
                   <pic:blipFill>
@@ -1812,7 +2932,7 @@
                   <pic:spPr>
                     <a:xfrm>
                       <a:off x="0" y="0"/>
-                      <a:ext cx="5943600" cy="2630001"/>
+                      <a:ext cx="5669280" cy="3184884"/>
                     </a:xfrm>
                     <a:prstGeom prst="rect">
                       <a:avLst/>
@@ -1834,10 +2954,23 @@
       </w:pPr>
       <w:r>
         <w:rPr>
-          <w:i/>
-          <w:color w:val="000000" w:themeColor="text1"/>
-        </w:rPr>
-        <w:t>Figure 3 – Humistat state machine (hysteresis controller) with ON/OFF modes and guards.</w:t>
+          <w:color w:val="000000" w:themeColor="text1"/>
+        </w:rPr>
+        <w:t>Figure 3 – Example exported diagram (</w:t>
+      </w:r>
+      <w:proofErr w:type="spellStart"/>
+      <w:r>
+        <w:rPr>
+          <w:color w:val="000000" w:themeColor="text1"/>
+        </w:rPr>
+        <w:t>Humistat</w:t>
+      </w:r>
+      <w:proofErr w:type="spellEnd"/>
+      <w:r>
+        <w:rPr>
+          <w:color w:val="000000" w:themeColor="text1"/>
+        </w:rPr>
+        <w:t xml:space="preserve"> state machine / hysteresis).</w:t>
       </w:r>
     </w:p>
     <w:p>
@@ -1851,6 +2984,7 @@
         <w:rPr>
           <w:color w:val="000000" w:themeColor="text1"/>
         </w:rPr>
+        <w:lastRenderedPageBreak/>
         <w:t>5. Implementation in Cadmium</w:t>
       </w:r>
     </w:p>
@@ -1864,7 +2998,49 @@
         <w:rPr>
           <w:color w:val="000000" w:themeColor="text1"/>
         </w:rPr>
-        <w:t>Each atomic model was implemented as a Cadmium dynamic atomic (C++) with the required DEVS functions (internal_transition, external_transition, output, time_advance). The coupled models were composed using Cadmium coupled model definitions matching the couplings listed in Section 3.2. The repository includes scripts to build and execute three full-system experiments (dry, humid, and step-change outdoor conditions) and stores execution logs.</w:t>
+        <w:t>Each atomic model was implemented as a Cadmium dynamic atomic (C++) with the required DEVS functions (</w:t>
+      </w:r>
+      <w:proofErr w:type="spellStart"/>
+      <w:r>
+        <w:rPr>
+          <w:color w:val="000000" w:themeColor="text1"/>
+        </w:rPr>
+        <w:t>internal_transition</w:t>
+      </w:r>
+      <w:proofErr w:type="spellEnd"/>
+      <w:r>
+        <w:rPr>
+          <w:color w:val="000000" w:themeColor="text1"/>
+        </w:rPr>
+        <w:t xml:space="preserve">, </w:t>
+      </w:r>
+      <w:proofErr w:type="spellStart"/>
+      <w:r>
+        <w:rPr>
+          <w:color w:val="000000" w:themeColor="text1"/>
+        </w:rPr>
+        <w:t>external_transition</w:t>
+      </w:r>
+      <w:proofErr w:type="spellEnd"/>
+      <w:r>
+        <w:rPr>
+          <w:color w:val="000000" w:themeColor="text1"/>
+        </w:rPr>
+        <w:t xml:space="preserve">, output, </w:t>
+      </w:r>
+      <w:proofErr w:type="spellStart"/>
+      <w:r>
+        <w:rPr>
+          <w:color w:val="000000" w:themeColor="text1"/>
+        </w:rPr>
+        <w:t>time_advance</w:t>
+      </w:r>
+      <w:proofErr w:type="spellEnd"/>
+      <w:r>
+        <w:rPr>
+          <w:color w:val="000000" w:themeColor="text1"/>
+        </w:rPr>
+        <w:t>). The coupled models were composed using Cadmium coupled model definitions matching the couplings listed in Section 3.2. The repository includes scripts to build and execute three full-system experiments (dry, humid, and step-change outdoor conditions) and stores execution logs.</w:t>
       </w:r>
     </w:p>
     <w:p>
@@ -1878,20 +3054,62 @@
         <w:rPr>
           <w:color w:val="000000" w:themeColor="text1"/>
         </w:rPr>
-        <w:t>6. Real Test Cases and Validation (Very Important)</w:t>
-      </w:r>
-    </w:p>
-    <w:p>
-      <w:pPr>
-        <w:rPr>
-          <w:color w:val="000000" w:themeColor="text1"/>
-        </w:rPr>
-      </w:pPr>
-      <w:r>
-        <w:rPr>
-          <w:color w:val="000000" w:themeColor="text1"/>
-        </w:rPr>
-        <w:t>This section lists concrete, reproducible test cases with inputs, expected behavior, and pass/fail criteria. These tests correspond to the provided input files and run scripts in the repository.</w:t>
+        <w:t>6. Experimental Framework and Validation</w:t>
+      </w:r>
+    </w:p>
+    <w:p>
+      <w:pPr>
+        <w:rPr>
+          <w:color w:val="000000" w:themeColor="text1"/>
+        </w:rPr>
+      </w:pPr>
+      <w:r>
+        <w:rPr>
+          <w:color w:val="000000" w:themeColor="text1"/>
+        </w:rPr>
+        <w:t>Model experimentation was conducted incrementally: (</w:t>
+      </w:r>
+      <w:proofErr w:type="spellStart"/>
+      <w:r>
+        <w:rPr>
+          <w:color w:val="000000" w:themeColor="text1"/>
+        </w:rPr>
+        <w:t>i</w:t>
+      </w:r>
+      <w:proofErr w:type="spellEnd"/>
+      <w:r>
+        <w:rPr>
+          <w:color w:val="000000" w:themeColor="text1"/>
+        </w:rPr>
+        <w:t xml:space="preserve">) atomic-level tests to verify individual behaviors, (ii) subsystem-level tests for </w:t>
+      </w:r>
+      <w:proofErr w:type="spellStart"/>
+      <w:r>
+        <w:rPr>
+          <w:color w:val="000000" w:themeColor="text1"/>
+        </w:rPr>
+        <w:t>HumidityPlant</w:t>
+      </w:r>
+      <w:proofErr w:type="spellEnd"/>
+      <w:r>
+        <w:rPr>
+          <w:color w:val="000000" w:themeColor="text1"/>
+        </w:rPr>
+        <w:t xml:space="preserve">, and (iii) full-system integration tests for </w:t>
+      </w:r>
+      <w:proofErr w:type="spellStart"/>
+      <w:r>
+        <w:rPr>
+          <w:color w:val="000000" w:themeColor="text1"/>
+        </w:rPr>
+        <w:t>IndoorHumiditySystem</w:t>
+      </w:r>
+      <w:proofErr w:type="spellEnd"/>
+      <w:r>
+        <w:rPr>
+          <w:color w:val="000000" w:themeColor="text1"/>
+        </w:rPr>
+        <w:t>.</w:t>
       </w:r>
     </w:p>
     <w:p>
@@ -1910,6 +3128,683 @@
     </w:p>
     <w:p>
       <w:pPr>
+        <w:pStyle w:val="ListNumber"/>
+        <w:rPr>
+          <w:color w:val="000000" w:themeColor="text1"/>
+        </w:rPr>
+      </w:pPr>
+      <w:proofErr w:type="spellStart"/>
+      <w:r>
+        <w:rPr>
+          <w:color w:val="000000" w:themeColor="text1"/>
+        </w:rPr>
+        <w:t>LeakageEstimator</w:t>
+      </w:r>
+      <w:proofErr w:type="spellEnd"/>
+      <w:r>
+        <w:rPr>
+          <w:color w:val="000000" w:themeColor="text1"/>
+        </w:rPr>
+        <w:t xml:space="preserve"> periodic drift</w:t>
+      </w:r>
+    </w:p>
+    <w:p>
+      <w:pPr>
+        <w:pStyle w:val="ListBullet"/>
+        <w:rPr>
+          <w:color w:val="000000" w:themeColor="text1"/>
+        </w:rPr>
+      </w:pPr>
+      <w:r>
+        <w:rPr>
+          <w:color w:val="000000" w:themeColor="text1"/>
+        </w:rPr>
+        <w:t xml:space="preserve">Setup: </w:t>
+      </w:r>
+      <w:proofErr w:type="spellStart"/>
+      <w:r>
+        <w:rPr>
+          <w:color w:val="000000" w:themeColor="text1"/>
+        </w:rPr>
+        <w:t>RH_in</w:t>
+      </w:r>
+      <w:proofErr w:type="spellEnd"/>
+      <w:r>
+        <w:rPr>
+          <w:color w:val="000000" w:themeColor="text1"/>
+        </w:rPr>
+        <w:t xml:space="preserve"> = 45%, </w:t>
+      </w:r>
+      <w:proofErr w:type="spellStart"/>
+      <w:r>
+        <w:rPr>
+          <w:color w:val="000000" w:themeColor="text1"/>
+        </w:rPr>
+        <w:t>RH_out</w:t>
+      </w:r>
+      <w:proofErr w:type="spellEnd"/>
+      <w:r>
+        <w:rPr>
+          <w:color w:val="000000" w:themeColor="text1"/>
+        </w:rPr>
+        <w:t xml:space="preserve"> = 30% (constant), run ≥ 30 s.</w:t>
+      </w:r>
+    </w:p>
+    <w:p>
+      <w:pPr>
+        <w:pStyle w:val="ListBullet"/>
+        <w:rPr>
+          <w:color w:val="000000" w:themeColor="text1"/>
+        </w:rPr>
+      </w:pPr>
+      <w:r>
+        <w:rPr>
+          <w:color w:val="000000" w:themeColor="text1"/>
+        </w:rPr>
+        <w:t xml:space="preserve">Expected: Every 10 s, </w:t>
+      </w:r>
+      <w:proofErr w:type="spellStart"/>
+      <w:r>
+        <w:rPr>
+          <w:color w:val="000000" w:themeColor="text1"/>
+        </w:rPr>
+        <w:t>ΔRH_leak</w:t>
+      </w:r>
+      <w:proofErr w:type="spellEnd"/>
+      <w:r>
+        <w:rPr>
+          <w:color w:val="000000" w:themeColor="text1"/>
+        </w:rPr>
+        <w:t xml:space="preserve"> = 0.1·(30−45) = −1.5.</w:t>
+      </w:r>
+    </w:p>
+    <w:p>
+      <w:pPr>
+        <w:pStyle w:val="ListBullet"/>
+        <w:rPr>
+          <w:color w:val="000000" w:themeColor="text1"/>
+        </w:rPr>
+      </w:pPr>
+      <w:r>
+        <w:rPr>
+          <w:color w:val="000000" w:themeColor="text1"/>
+        </w:rPr>
+        <w:t xml:space="preserve">Pass: Log shows </w:t>
+      </w:r>
+      <w:proofErr w:type="spellStart"/>
+      <w:r>
+        <w:rPr>
+          <w:color w:val="000000" w:themeColor="text1"/>
+        </w:rPr>
+        <w:t>ΔRH_leak</w:t>
+      </w:r>
+      <w:proofErr w:type="spellEnd"/>
+      <w:r>
+        <w:rPr>
+          <w:color w:val="000000" w:themeColor="text1"/>
+        </w:rPr>
+        <w:t xml:space="preserve"> ≈ −1.5 at t=10,20,30,… within tolerance.</w:t>
+      </w:r>
+    </w:p>
+    <w:p>
+      <w:pPr>
+        <w:pStyle w:val="ListNumber"/>
+        <w:rPr>
+          <w:color w:val="000000" w:themeColor="text1"/>
+        </w:rPr>
+      </w:pPr>
+      <w:proofErr w:type="spellStart"/>
+      <w:r>
+        <w:rPr>
+          <w:color w:val="000000" w:themeColor="text1"/>
+        </w:rPr>
+        <w:t>Humistat</w:t>
+      </w:r>
+      <w:proofErr w:type="spellEnd"/>
+      <w:r>
+        <w:rPr>
+          <w:color w:val="000000" w:themeColor="text1"/>
+        </w:rPr>
+        <w:t xml:space="preserve"> hysteresis switching</w:t>
+      </w:r>
+    </w:p>
+    <w:p>
+      <w:pPr>
+        <w:pStyle w:val="ListBullet"/>
+        <w:rPr>
+          <w:color w:val="000000" w:themeColor="text1"/>
+        </w:rPr>
+      </w:pPr>
+      <w:r>
+        <w:rPr>
+          <w:color w:val="000000" w:themeColor="text1"/>
+        </w:rPr>
+        <w:t xml:space="preserve">Setup: </w:t>
+      </w:r>
+      <w:proofErr w:type="spellStart"/>
+      <w:r>
+        <w:rPr>
+          <w:color w:val="000000" w:themeColor="text1"/>
+        </w:rPr>
+        <w:t>RH_in</w:t>
+      </w:r>
+      <w:proofErr w:type="spellEnd"/>
+      <w:r>
+        <w:rPr>
+          <w:color w:val="000000" w:themeColor="text1"/>
+        </w:rPr>
+        <w:t xml:space="preserve"> sequence 45 → 42 → 44 → 48 → 46.</w:t>
+      </w:r>
+    </w:p>
+    <w:p>
+      <w:pPr>
+        <w:pStyle w:val="ListBullet"/>
+        <w:rPr>
+          <w:color w:val="000000" w:themeColor="text1"/>
+        </w:rPr>
+      </w:pPr>
+      <w:r>
+        <w:rPr>
+          <w:color w:val="000000" w:themeColor="text1"/>
+        </w:rPr>
+        <w:t xml:space="preserve">Expected: Switch ON when </w:t>
+      </w:r>
+      <w:proofErr w:type="spellStart"/>
+      <w:r>
+        <w:rPr>
+          <w:color w:val="000000" w:themeColor="text1"/>
+        </w:rPr>
+        <w:t>RH_in</w:t>
+      </w:r>
+      <w:proofErr w:type="spellEnd"/>
+      <w:r>
+        <w:rPr>
+          <w:color w:val="000000" w:themeColor="text1"/>
+        </w:rPr>
+        <w:t xml:space="preserve"> &lt; 43; remain ON until </w:t>
+      </w:r>
+      <w:proofErr w:type="spellStart"/>
+      <w:r>
+        <w:rPr>
+          <w:color w:val="000000" w:themeColor="text1"/>
+        </w:rPr>
+        <w:t>RH_in</w:t>
+      </w:r>
+      <w:proofErr w:type="spellEnd"/>
+      <w:r>
+        <w:rPr>
+          <w:color w:val="000000" w:themeColor="text1"/>
+        </w:rPr>
+        <w:t xml:space="preserve"> &gt; 47; then switch OFF; remain OFF inside band.</w:t>
+      </w:r>
+    </w:p>
+    <w:p>
+      <w:pPr>
+        <w:pStyle w:val="ListBullet"/>
+        <w:rPr>
+          <w:color w:val="000000" w:themeColor="text1"/>
+        </w:rPr>
+      </w:pPr>
+      <w:r>
+        <w:rPr>
+          <w:color w:val="000000" w:themeColor="text1"/>
+        </w:rPr>
+        <w:t>Pass: Commands occur only at threshold crossings; no chatter inside 43–47%.</w:t>
+      </w:r>
+    </w:p>
+    <w:p>
+      <w:pPr>
+        <w:pStyle w:val="ListNumber"/>
+        <w:rPr>
+          <w:color w:val="000000" w:themeColor="text1"/>
+        </w:rPr>
+      </w:pPr>
+      <w:r>
+        <w:rPr>
+          <w:color w:val="000000" w:themeColor="text1"/>
+        </w:rPr>
+        <w:t>Humidifier injection response</w:t>
+      </w:r>
+    </w:p>
+    <w:p>
+      <w:pPr>
+        <w:pStyle w:val="ListBullet"/>
+        <w:rPr>
+          <w:color w:val="000000" w:themeColor="text1"/>
+        </w:rPr>
+      </w:pPr>
+      <w:r>
+        <w:rPr>
+          <w:color w:val="000000" w:themeColor="text1"/>
+        </w:rPr>
+        <w:t xml:space="preserve">Setup: </w:t>
+      </w:r>
+      <w:proofErr w:type="spellStart"/>
+      <w:r>
+        <w:rPr>
+          <w:color w:val="000000" w:themeColor="text1"/>
+        </w:rPr>
+        <w:t>cmd</w:t>
+      </w:r>
+      <w:proofErr w:type="spellEnd"/>
+      <w:r>
+        <w:rPr>
+          <w:color w:val="000000" w:themeColor="text1"/>
+        </w:rPr>
+        <w:t xml:space="preserve"> = OFF then ON then OFF.</w:t>
+      </w:r>
+    </w:p>
+    <w:p>
+      <w:pPr>
+        <w:pStyle w:val="ListBullet"/>
+        <w:rPr>
+          <w:color w:val="000000" w:themeColor="text1"/>
+        </w:rPr>
+      </w:pPr>
+      <w:r>
+        <w:rPr>
+          <w:color w:val="000000" w:themeColor="text1"/>
+        </w:rPr>
+        <w:t xml:space="preserve">Expected: </w:t>
+      </w:r>
+      <w:proofErr w:type="spellStart"/>
+      <w:r>
+        <w:rPr>
+          <w:color w:val="000000" w:themeColor="text1"/>
+        </w:rPr>
+        <w:t>ΔRH_inj</w:t>
+      </w:r>
+      <w:proofErr w:type="spellEnd"/>
+      <w:r>
+        <w:rPr>
+          <w:color w:val="000000" w:themeColor="text1"/>
+        </w:rPr>
+        <w:t xml:space="preserve"> = 0, then +1, then 0.</w:t>
+      </w:r>
+    </w:p>
+    <w:p>
+      <w:pPr>
+        <w:pStyle w:val="ListBullet"/>
+        <w:rPr>
+          <w:color w:val="000000" w:themeColor="text1"/>
+        </w:rPr>
+      </w:pPr>
+      <w:r>
+        <w:rPr>
+          <w:color w:val="000000" w:themeColor="text1"/>
+        </w:rPr>
+        <w:t xml:space="preserve">Pass: Log shows </w:t>
+      </w:r>
+      <w:proofErr w:type="spellStart"/>
+      <w:r>
+        <w:rPr>
+          <w:color w:val="000000" w:themeColor="text1"/>
+        </w:rPr>
+        <w:t>ΔRH_inj</w:t>
+      </w:r>
+      <w:proofErr w:type="spellEnd"/>
+      <w:r>
+        <w:rPr>
+          <w:color w:val="000000" w:themeColor="text1"/>
+        </w:rPr>
+        <w:t xml:space="preserve"> values aligned with </w:t>
+      </w:r>
+      <w:proofErr w:type="spellStart"/>
+      <w:r>
+        <w:rPr>
+          <w:color w:val="000000" w:themeColor="text1"/>
+        </w:rPr>
+        <w:t>cmd</w:t>
+      </w:r>
+      <w:proofErr w:type="spellEnd"/>
+      <w:r>
+        <w:rPr>
+          <w:color w:val="000000" w:themeColor="text1"/>
+        </w:rPr>
+        <w:t xml:space="preserve"> events.</w:t>
+      </w:r>
+    </w:p>
+    <w:p>
+      <w:pPr>
+        <w:pStyle w:val="ListNumber"/>
+        <w:rPr>
+          <w:color w:val="000000" w:themeColor="text1"/>
+        </w:rPr>
+      </w:pPr>
+      <w:proofErr w:type="spellStart"/>
+      <w:r>
+        <w:rPr>
+          <w:color w:val="000000" w:themeColor="text1"/>
+        </w:rPr>
+        <w:t>IndoorAir</w:t>
+      </w:r>
+      <w:proofErr w:type="spellEnd"/>
+      <w:r>
+        <w:rPr>
+          <w:color w:val="000000" w:themeColor="text1"/>
+        </w:rPr>
+        <w:t xml:space="preserve"> update aggregation</w:t>
+      </w:r>
+    </w:p>
+    <w:p>
+      <w:pPr>
+        <w:pStyle w:val="ListBullet"/>
+        <w:rPr>
+          <w:color w:val="000000" w:themeColor="text1"/>
+        </w:rPr>
+      </w:pPr>
+      <w:r>
+        <w:rPr>
+          <w:color w:val="000000" w:themeColor="text1"/>
+        </w:rPr>
+        <w:t xml:space="preserve">Setup: Start RH=45. Send </w:t>
+      </w:r>
+      <w:proofErr w:type="spellStart"/>
+      <w:r>
+        <w:rPr>
+          <w:color w:val="000000" w:themeColor="text1"/>
+        </w:rPr>
+        <w:t>ΔRH_leak</w:t>
+      </w:r>
+      <w:proofErr w:type="spellEnd"/>
+      <w:r>
+        <w:rPr>
+          <w:color w:val="000000" w:themeColor="text1"/>
+        </w:rPr>
+        <w:t xml:space="preserve">=−1.5 and </w:t>
+      </w:r>
+      <w:proofErr w:type="spellStart"/>
+      <w:r>
+        <w:rPr>
+          <w:color w:val="000000" w:themeColor="text1"/>
+        </w:rPr>
+        <w:t>ΔRH_inj</w:t>
+      </w:r>
+      <w:proofErr w:type="spellEnd"/>
+      <w:r>
+        <w:rPr>
+          <w:color w:val="000000" w:themeColor="text1"/>
+        </w:rPr>
+        <w:t>=+1 in the same bag/time step.</w:t>
+      </w:r>
+    </w:p>
+    <w:p>
+      <w:pPr>
+        <w:pStyle w:val="ListBullet"/>
+        <w:rPr>
+          <w:color w:val="000000" w:themeColor="text1"/>
+        </w:rPr>
+      </w:pPr>
+      <w:r>
+        <w:rPr>
+          <w:color w:val="000000" w:themeColor="text1"/>
+        </w:rPr>
+        <w:t>Expected: RH becomes 44.5 and is output immediately (ta=0 update).</w:t>
+      </w:r>
+    </w:p>
+    <w:p>
+      <w:pPr>
+        <w:pStyle w:val="ListBullet"/>
+        <w:rPr>
+          <w:color w:val="000000" w:themeColor="text1"/>
+        </w:rPr>
+      </w:pPr>
+      <w:r>
+        <w:rPr>
+          <w:color w:val="000000" w:themeColor="text1"/>
+        </w:rPr>
+        <w:t xml:space="preserve">Pass: Log shows </w:t>
+      </w:r>
+      <w:proofErr w:type="spellStart"/>
+      <w:r>
+        <w:rPr>
+          <w:color w:val="000000" w:themeColor="text1"/>
+        </w:rPr>
+        <w:t>RH_in</w:t>
+      </w:r>
+      <w:proofErr w:type="spellEnd"/>
+      <w:r>
+        <w:rPr>
+          <w:color w:val="000000" w:themeColor="text1"/>
+        </w:rPr>
+        <w:t xml:space="preserve"> updated and emitted at the update event.</w:t>
+      </w:r>
+    </w:p>
+    <w:p>
+      <w:pPr>
+        <w:pStyle w:val="Heading2"/>
+        <w:rPr>
+          <w:color w:val="000000" w:themeColor="text1"/>
+        </w:rPr>
+      </w:pPr>
+      <w:r>
+        <w:rPr>
+          <w:color w:val="000000" w:themeColor="text1"/>
+        </w:rPr>
+        <w:t>6.2 System-Level Experiments</w:t>
+      </w:r>
+    </w:p>
+    <w:p>
+      <w:pPr>
+        <w:pStyle w:val="ListNumber"/>
+        <w:rPr>
+          <w:color w:val="000000" w:themeColor="text1"/>
+        </w:rPr>
+      </w:pPr>
+      <w:r>
+        <w:rPr>
+          <w:color w:val="000000" w:themeColor="text1"/>
+        </w:rPr>
+        <w:t>Experiment 1 – Dry outdoor air (≈30% RH)</w:t>
+      </w:r>
+    </w:p>
+    <w:p>
+      <w:pPr>
+        <w:rPr>
+          <w:color w:val="000000" w:themeColor="text1"/>
+        </w:rPr>
+      </w:pPr>
+    </w:p>
+    <w:p>
+      <w:pPr>
+        <w:jc w:val="center"/>
+        <w:rPr>
+          <w:color w:val="000000" w:themeColor="text1"/>
+        </w:rPr>
+      </w:pPr>
+      <w:r>
+        <w:rPr>
+          <w:noProof/>
+          <w:color w:val="000000" w:themeColor="text1"/>
+        </w:rPr>
+        <w:lastRenderedPageBreak/>
+        <w:drawing>
+          <wp:inline distT="0" distB="0" distL="0" distR="0" wp14:anchorId="02C3789D" wp14:editId="1FF6D8A8">
+            <wp:extent cx="5760720" cy="3460614"/>
+            <wp:effectExtent l="0" t="0" r="0" b="0"/>
+            <wp:docPr id="5" name="Picture 5"/>
+            <wp:cNvGraphicFramePr>
+              <a:graphicFrameLocks xmlns:a="http://schemas.openxmlformats.org/drawingml/2006/main" noChangeAspect="1"/>
+            </wp:cNvGraphicFramePr>
+            <a:graphic xmlns:a="http://schemas.openxmlformats.org/drawingml/2006/main">
+              <a:graphicData uri="http://schemas.openxmlformats.org/drawingml/2006/picture">
+                <pic:pic xmlns:pic="http://schemas.openxmlformats.org/drawingml/2006/picture">
+                  <pic:nvPicPr>
+                    <pic:cNvPr id="0" name="report fig.png"/>
+                    <pic:cNvPicPr/>
+                  </pic:nvPicPr>
+                  <pic:blipFill>
+                    <a:blip r:embed="rId9"/>
+                    <a:stretch>
+                      <a:fillRect/>
+                    </a:stretch>
+                  </pic:blipFill>
+                  <pic:spPr>
+                    <a:xfrm>
+                      <a:off x="0" y="0"/>
+                      <a:ext cx="5760720" cy="3460614"/>
+                    </a:xfrm>
+                    <a:prstGeom prst="rect">
+                      <a:avLst/>
+                    </a:prstGeom>
+                  </pic:spPr>
+                </pic:pic>
+              </a:graphicData>
+            </a:graphic>
+          </wp:inline>
+        </w:drawing>
+      </w:r>
+    </w:p>
+    <w:p>
+      <w:pPr>
+        <w:rPr>
+          <w:color w:val="000000" w:themeColor="text1"/>
+        </w:rPr>
+      </w:pPr>
+    </w:p>
+    <w:p>
+      <w:pPr>
+        <w:pStyle w:val="Caption"/>
+        <w:jc w:val="center"/>
+        <w:rPr>
+          <w:color w:val="000000" w:themeColor="text1"/>
+        </w:rPr>
+      </w:pPr>
+      <w:r>
+        <w:rPr>
+          <w:color w:val="000000" w:themeColor="text1"/>
+        </w:rPr>
+        <w:t>Figure 5 – Indoor relative humidity response under dry outdoor condition. The horizontal axis represents simulation event index. The dashed line denotes the 45% reference humidity.</w:t>
+      </w:r>
+    </w:p>
+    <w:p>
+      <w:pPr>
+        <w:pStyle w:val="Heading2"/>
+        <w:rPr>
+          <w:color w:val="000000" w:themeColor="text1"/>
+        </w:rPr>
+      </w:pPr>
+      <w:r>
+        <w:rPr>
+          <w:color w:val="000000" w:themeColor="text1"/>
+        </w:rPr>
+        <w:t>6.3 Closed-Loop Stability and Boundedness Analysis</w:t>
+      </w:r>
+    </w:p>
+    <w:p>
+      <w:pPr>
+        <w:rPr>
+          <w:color w:val="000000" w:themeColor="text1"/>
+        </w:rPr>
+      </w:pPr>
+      <w:r>
+        <w:rPr>
+          <w:color w:val="000000" w:themeColor="text1"/>
+        </w:rPr>
+        <w:t xml:space="preserve">The hysteresis controller ensures bounded oscillatory behavior around the reference </w:t>
+      </w:r>
+      <w:proofErr w:type="spellStart"/>
+      <w:r>
+        <w:rPr>
+          <w:color w:val="000000" w:themeColor="text1"/>
+        </w:rPr>
+        <w:t>RH_ref</w:t>
+      </w:r>
+      <w:proofErr w:type="spellEnd"/>
+      <w:r>
+        <w:rPr>
+          <w:color w:val="000000" w:themeColor="text1"/>
+        </w:rPr>
+        <w:t xml:space="preserve"> = 45%. Because switching occurs only at 43% and 47%, indoor RH is constrained within a finite invariant band under bounded disturbance.</w:t>
+      </w:r>
+    </w:p>
+    <w:p>
+      <w:pPr>
+        <w:rPr>
+          <w:color w:val="000000" w:themeColor="text1"/>
+        </w:rPr>
+      </w:pPr>
+      <w:r>
+        <w:rPr>
+          <w:color w:val="000000" w:themeColor="text1"/>
+        </w:rPr>
+        <w:t>The hysteresis band prevents high-frequency switching (chatter), while the discrete injection magnitude (+1%) ensures finite-time recovery under dry conditions.</w:t>
+      </w:r>
+    </w:p>
+    <w:p>
+      <w:pPr>
+        <w:rPr>
+          <w:color w:val="000000" w:themeColor="text1"/>
+        </w:rPr>
+      </w:pPr>
+      <w:r>
+        <w:rPr>
+          <w:color w:val="000000" w:themeColor="text1"/>
+        </w:rPr>
+        <w:t>Under constant outdoor RH, the closed-loop system converges to a limit cycle whose amplitude is bounded by:</w:t>
+      </w:r>
+    </w:p>
+    <w:p>
+      <w:pPr>
+        <w:rPr>
+          <w:color w:val="000000" w:themeColor="text1"/>
+        </w:rPr>
+      </w:pPr>
+      <w:r>
+        <w:rPr>
+          <w:color w:val="000000" w:themeColor="text1"/>
+        </w:rPr>
+        <w:t>• Leakage gain (0.1)</w:t>
+      </w:r>
+    </w:p>
+    <w:p>
+      <w:pPr>
+        <w:rPr>
+          <w:color w:val="000000" w:themeColor="text1"/>
+        </w:rPr>
+      </w:pPr>
+      <w:r>
+        <w:rPr>
+          <w:color w:val="000000" w:themeColor="text1"/>
+        </w:rPr>
+        <w:t>• Injection magnitude (+1%)</w:t>
+      </w:r>
+    </w:p>
+    <w:p>
+      <w:pPr>
+        <w:rPr>
+          <w:color w:val="000000" w:themeColor="text1"/>
+        </w:rPr>
+      </w:pPr>
+      <w:r>
+        <w:rPr>
+          <w:color w:val="000000" w:themeColor="text1"/>
+        </w:rPr>
+        <w:t>• Periodic disturbance interval (10 s)</w:t>
+      </w:r>
+    </w:p>
+    <w:p>
+      <w:pPr>
+        <w:rPr>
+          <w:color w:val="000000" w:themeColor="text1"/>
+        </w:rPr>
+      </w:pPr>
+      <w:r>
+        <w:rPr>
+          <w:color w:val="000000" w:themeColor="text1"/>
+        </w:rPr>
+        <w:t>Simulation logs confirm absence of instability, divergence, or oscillatory amplification, demonstrating practical closed-loop stability under discrete-event supervisory control.</w:t>
+      </w:r>
+    </w:p>
+    <w:p>
+      <w:pPr>
+        <w:rPr>
+          <w:color w:val="000000" w:themeColor="text1"/>
+        </w:rPr>
+      </w:pPr>
+    </w:p>
+    <w:p>
+      <w:pPr>
         <w:rPr>
           <w:color w:val="000000" w:themeColor="text1"/>
         </w:rPr>
@@ -1918,8 +3813,44 @@
         <w:rPr>
           <w:b/>
           <w:color w:val="000000" w:themeColor="text1"/>
-        </w:rPr>
-        <w:t>LeakageEstimator periodic drift</w:t>
+          <w:sz w:val="24"/>
+        </w:rPr>
+        <w:lastRenderedPageBreak/>
+        <w:t>6.4 Results Discussion (Dry Outdoor Condition)</w:t>
+      </w:r>
+    </w:p>
+    <w:p>
+      <w:pPr>
+        <w:rPr>
+          <w:color w:val="000000" w:themeColor="text1"/>
+        </w:rPr>
+      </w:pPr>
+    </w:p>
+    <w:p>
+      <w:pPr>
+        <w:rPr>
+          <w:color w:val="000000" w:themeColor="text1"/>
+        </w:rPr>
+      </w:pPr>
+      <w:r>
+        <w:rPr>
+          <w:color w:val="000000" w:themeColor="text1"/>
+        </w:rPr>
+        <w:t xml:space="preserve">Figure 5 summarizes the closed-loop indoor RH response under dry outdoor air (approximately 30% RH). Indoor RH initially rises due to humidifier injection events triggered by the </w:t>
+      </w:r>
+      <w:proofErr w:type="spellStart"/>
+      <w:r>
+        <w:rPr>
+          <w:color w:val="000000" w:themeColor="text1"/>
+        </w:rPr>
+        <w:t>Humistat</w:t>
+      </w:r>
+      <w:proofErr w:type="spellEnd"/>
+      <w:r>
+        <w:rPr>
+          <w:color w:val="000000" w:themeColor="text1"/>
+        </w:rPr>
+        <w:t xml:space="preserve"> hysteresis logic, then slowly decays as leakage drives RH toward the outdoor condition. The response remains bounded and does not exhibit rapid switching (chatter), confirming correct hysteresis operation and stable coupled-model behavior. Because the Cadmium printout does not include physical timestamps, the x-axis is reported as simulation event index, which preserves event ordering and qualitative dynamics of the discrete-event regulation process.</w:t>
       </w:r>
     </w:p>
     <w:p>
@@ -1933,7 +3864,49 @@
         <w:rPr>
           <w:color w:val="000000" w:themeColor="text1"/>
         </w:rPr>
-        <w:t>Input/Setup: Set RH_in = 45%, RH_out = 30% (constant). Run for ≥ 30 s.</w:t>
+        <w:t xml:space="preserve">Expected: Leakage drives RH downward; </w:t>
+      </w:r>
+      <w:proofErr w:type="spellStart"/>
+      <w:r>
+        <w:rPr>
+          <w:color w:val="000000" w:themeColor="text1"/>
+        </w:rPr>
+        <w:t>Humistat</w:t>
+      </w:r>
+      <w:proofErr w:type="spellEnd"/>
+      <w:r>
+        <w:rPr>
+          <w:color w:val="000000" w:themeColor="text1"/>
+        </w:rPr>
+        <w:t xml:space="preserve"> turns humidifier ON when </w:t>
+      </w:r>
+      <w:proofErr w:type="spellStart"/>
+      <w:r>
+        <w:rPr>
+          <w:color w:val="000000" w:themeColor="text1"/>
+        </w:rPr>
+        <w:t>RH_in</w:t>
+      </w:r>
+      <w:proofErr w:type="spellEnd"/>
+      <w:r>
+        <w:rPr>
+          <w:color w:val="000000" w:themeColor="text1"/>
+        </w:rPr>
+        <w:t xml:space="preserve"> &lt; 43%; </w:t>
+      </w:r>
+      <w:proofErr w:type="spellStart"/>
+      <w:r>
+        <w:rPr>
+          <w:color w:val="000000" w:themeColor="text1"/>
+        </w:rPr>
+        <w:t>RH_in</w:t>
+      </w:r>
+      <w:proofErr w:type="spellEnd"/>
+      <w:r>
+        <w:rPr>
+          <w:color w:val="000000" w:themeColor="text1"/>
+        </w:rPr>
+        <w:t xml:space="preserve"> remains bounded around 45% with hysteresis.</w:t>
       </w:r>
     </w:p>
     <w:p>
@@ -1947,7 +3920,7 @@
         <w:rPr>
           <w:color w:val="000000" w:themeColor="text1"/>
         </w:rPr>
-        <w:t>Expected: Every 10 s, output ΔRH_leak = 0.1·(30−45)= −1.5.</w:t>
+        <w:t>How to run: ./scripts/run_dry.sh</w:t>
       </w:r>
     </w:p>
     <w:p>
@@ -1961,21 +3934,35 @@
         <w:rPr>
           <w:color w:val="000000" w:themeColor="text1"/>
         </w:rPr>
-        <w:t>Pass criterion: Log shows ΔRH_leak = −1.5 at t=10,20,30,… within numerical tolerance.</w:t>
-      </w:r>
-    </w:p>
-    <w:p>
-      <w:pPr>
-        <w:rPr>
-          <w:color w:val="000000" w:themeColor="text1"/>
-        </w:rPr>
-      </w:pPr>
-      <w:r>
-        <w:rPr>
-          <w:b/>
-          <w:color w:val="000000" w:themeColor="text1"/>
-        </w:rPr>
-        <w:t>Humistat hysteresis switching</w:t>
+        <w:t xml:space="preserve">Pass: </w:t>
+      </w:r>
+      <w:proofErr w:type="spellStart"/>
+      <w:r>
+        <w:rPr>
+          <w:color w:val="000000" w:themeColor="text1"/>
+        </w:rPr>
+        <w:t>RH_in</w:t>
+      </w:r>
+      <w:proofErr w:type="spellEnd"/>
+      <w:r>
+        <w:rPr>
+          <w:color w:val="000000" w:themeColor="text1"/>
+        </w:rPr>
+        <w:t xml:space="preserve"> remains bounded; switching is not excessively frequent.</w:t>
+      </w:r>
+    </w:p>
+    <w:p>
+      <w:pPr>
+        <w:pStyle w:val="ListNumber"/>
+        <w:rPr>
+          <w:color w:val="000000" w:themeColor="text1"/>
+        </w:rPr>
+      </w:pPr>
+      <w:r>
+        <w:rPr>
+          <w:color w:val="000000" w:themeColor="text1"/>
+        </w:rPr>
+        <w:t>Experiment 2 – Humid outdoor air (≈70% RH)</w:t>
       </w:r>
     </w:p>
     <w:p>
@@ -1989,7 +3976,21 @@
         <w:rPr>
           <w:color w:val="000000" w:themeColor="text1"/>
         </w:rPr>
-        <w:t>Input/Setup: Feed RH_in sequence: 45 → 42 → 44 → 48 → 46.</w:t>
+        <w:t xml:space="preserve">Expected: Leakage drives RH upward; humidifier remains mostly OFF because </w:t>
+      </w:r>
+      <w:proofErr w:type="spellStart"/>
+      <w:r>
+        <w:rPr>
+          <w:color w:val="000000" w:themeColor="text1"/>
+        </w:rPr>
+        <w:t>RH_in</w:t>
+      </w:r>
+      <w:proofErr w:type="spellEnd"/>
+      <w:r>
+        <w:rPr>
+          <w:color w:val="000000" w:themeColor="text1"/>
+        </w:rPr>
+        <w:t xml:space="preserve"> does not drop below 43%.</w:t>
       </w:r>
     </w:p>
     <w:p>
@@ -2003,7 +4004,7 @@
         <w:rPr>
           <w:color w:val="000000" w:themeColor="text1"/>
         </w:rPr>
-        <w:t>Expected: Switch ON when RH_in &lt; 43; remain ON until RH_in &gt; 47; then switch OFF; remain OFF inside band.</w:t>
+        <w:t>How to run: ./scripts/run_humid.sh</w:t>
       </w:r>
     </w:p>
     <w:p>
@@ -2017,335 +4018,676 @@
         <w:rPr>
           <w:color w:val="000000" w:themeColor="text1"/>
         </w:rPr>
-        <w:t>Pass criterion: Commands occur only at threshold crossings; no chatter inside 43–47%.</w:t>
-      </w:r>
-    </w:p>
-    <w:p>
-      <w:pPr>
-        <w:rPr>
-          <w:color w:val="000000" w:themeColor="text1"/>
-        </w:rPr>
-      </w:pPr>
-      <w:r>
-        <w:rPr>
-          <w:b/>
+        <w:t xml:space="preserve">Pass: </w:t>
+      </w:r>
+      <w:proofErr w:type="spellStart"/>
+      <w:r>
+        <w:rPr>
+          <w:color w:val="000000" w:themeColor="text1"/>
+        </w:rPr>
+        <w:t>cmd</w:t>
+      </w:r>
+      <w:proofErr w:type="spellEnd"/>
+      <w:r>
+        <w:rPr>
+          <w:color w:val="000000" w:themeColor="text1"/>
+        </w:rPr>
+        <w:t xml:space="preserve"> is mostly OFF; </w:t>
+      </w:r>
+      <w:proofErr w:type="spellStart"/>
+      <w:r>
+        <w:rPr>
+          <w:color w:val="000000" w:themeColor="text1"/>
+        </w:rPr>
+        <w:t>RH_in</w:t>
+      </w:r>
+      <w:proofErr w:type="spellEnd"/>
+      <w:r>
+        <w:rPr>
+          <w:color w:val="000000" w:themeColor="text1"/>
+        </w:rPr>
+        <w:t xml:space="preserve"> trends toward higher values without instability.</w:t>
+      </w:r>
+    </w:p>
+    <w:p>
+      <w:pPr>
+        <w:pStyle w:val="ListNumber"/>
+        <w:rPr>
+          <w:color w:val="000000" w:themeColor="text1"/>
+        </w:rPr>
+      </w:pPr>
+      <w:r>
+        <w:rPr>
+          <w:color w:val="000000" w:themeColor="text1"/>
+        </w:rPr>
+        <w:t>Experiment 3 – Outdoor step change (30% → 70%)</w:t>
+      </w:r>
+    </w:p>
+    <w:p>
+      <w:pPr>
+        <w:pStyle w:val="ListBullet"/>
+        <w:rPr>
+          <w:color w:val="000000" w:themeColor="text1"/>
+        </w:rPr>
+      </w:pPr>
+      <w:r>
+        <w:rPr>
+          <w:color w:val="000000" w:themeColor="text1"/>
+        </w:rPr>
+        <w:t xml:space="preserve">Expected: Before step behaves like dry case; after step </w:t>
+      </w:r>
+      <w:proofErr w:type="spellStart"/>
+      <w:r>
+        <w:rPr>
+          <w:color w:val="000000" w:themeColor="text1"/>
+        </w:rPr>
+        <w:t>ΔRH_leak</w:t>
+      </w:r>
+      <w:proofErr w:type="spellEnd"/>
+      <w:r>
+        <w:rPr>
+          <w:color w:val="000000" w:themeColor="text1"/>
+        </w:rPr>
+        <w:t xml:space="preserve"> changes sign and </w:t>
+      </w:r>
+      <w:proofErr w:type="spellStart"/>
+      <w:r>
+        <w:rPr>
+          <w:color w:val="000000" w:themeColor="text1"/>
+        </w:rPr>
+        <w:t>RH_in</w:t>
+      </w:r>
+      <w:proofErr w:type="spellEnd"/>
+      <w:r>
+        <w:rPr>
+          <w:color w:val="000000" w:themeColor="text1"/>
+        </w:rPr>
+        <w:t xml:space="preserve"> rises; controller adapts without instability.</w:t>
+      </w:r>
+    </w:p>
+    <w:p>
+      <w:pPr>
+        <w:pStyle w:val="ListBullet"/>
+        <w:rPr>
+          <w:color w:val="000000" w:themeColor="text1"/>
+        </w:rPr>
+      </w:pPr>
+      <w:r>
+        <w:rPr>
+          <w:color w:val="000000" w:themeColor="text1"/>
+        </w:rPr>
+        <w:t>How to run: ./scripts/run_stepchange.sh</w:t>
+      </w:r>
+    </w:p>
+    <w:p>
+      <w:pPr>
+        <w:pStyle w:val="ListBullet"/>
+        <w:rPr>
+          <w:color w:val="000000" w:themeColor="text1"/>
+        </w:rPr>
+      </w:pPr>
+      <w:r>
+        <w:rPr>
+          <w:color w:val="000000" w:themeColor="text1"/>
+        </w:rPr>
+        <w:t xml:space="preserve">Pass: Log shows sign change in </w:t>
+      </w:r>
+      <w:proofErr w:type="spellStart"/>
+      <w:r>
+        <w:rPr>
+          <w:color w:val="000000" w:themeColor="text1"/>
+        </w:rPr>
+        <w:t>ΔRH_leak</w:t>
+      </w:r>
+      <w:proofErr w:type="spellEnd"/>
+      <w:r>
+        <w:rPr>
+          <w:color w:val="000000" w:themeColor="text1"/>
+        </w:rPr>
+        <w:t xml:space="preserve"> after step and bounded </w:t>
+      </w:r>
+      <w:proofErr w:type="spellStart"/>
+      <w:r>
+        <w:rPr>
+          <w:color w:val="000000" w:themeColor="text1"/>
+        </w:rPr>
+        <w:t>RH_in</w:t>
+      </w:r>
+      <w:proofErr w:type="spellEnd"/>
+      <w:r>
+        <w:rPr>
+          <w:color w:val="000000" w:themeColor="text1"/>
+        </w:rPr>
+        <w:t xml:space="preserve"> response.</w:t>
+      </w:r>
+    </w:p>
+    <w:p>
+      <w:pPr>
+        <w:pStyle w:val="Heading1"/>
+        <w:rPr>
+          <w:color w:val="000000" w:themeColor="text1"/>
+        </w:rPr>
+      </w:pPr>
+      <w:r>
+        <w:rPr>
+          <w:color w:val="000000" w:themeColor="text1"/>
+        </w:rPr>
+        <w:t>7. Execution Log Evidence (Printouts)</w:t>
+      </w:r>
+    </w:p>
+    <w:p>
+      <w:pPr>
+        <w:rPr>
+          <w:color w:val="000000" w:themeColor="text1"/>
+        </w:rPr>
+      </w:pPr>
+      <w:r>
+        <w:rPr>
+          <w:color w:val="000000" w:themeColor="text1"/>
+        </w:rPr>
+        <w:t>The following excerpts are taken from the Cadmium execution log and illustrate correct atomic and coupled interactions.</w:t>
+      </w:r>
+    </w:p>
+    <w:p>
+      <w:pPr>
+        <w:pStyle w:val="Heading2"/>
+        <w:rPr>
+          <w:color w:val="000000" w:themeColor="text1"/>
+        </w:rPr>
+      </w:pPr>
+      <w:r>
+        <w:rPr>
+          <w:color w:val="000000" w:themeColor="text1"/>
+        </w:rPr>
+        <w:t>Example A – Controller activation and humidifier response</w:t>
+      </w:r>
+    </w:p>
+    <w:p>
+      <w:pPr>
+        <w:rPr>
+          <w:color w:val="000000" w:themeColor="text1"/>
+        </w:rPr>
+      </w:pPr>
+      <w:r>
+        <w:rPr>
+          <w:rFonts w:ascii="Consolas" w:hAnsi="Consolas"/>
+          <w:color w:val="000000" w:themeColor="text1"/>
+          <w:sz w:val="20"/>
+        </w:rPr>
+        <w:t>[humidity::</w:t>
+      </w:r>
+      <w:proofErr w:type="spellStart"/>
+      <w:r>
+        <w:rPr>
+          <w:rFonts w:ascii="Consolas" w:hAnsi="Consolas"/>
+          <w:color w:val="000000" w:themeColor="text1"/>
+          <w:sz w:val="20"/>
+        </w:rPr>
+        <w:t>IndoorAir_defs</w:t>
+      </w:r>
+      <w:proofErr w:type="spellEnd"/>
+      <w:r>
+        <w:rPr>
+          <w:rFonts w:ascii="Consolas" w:hAnsi="Consolas"/>
+          <w:color w:val="000000" w:themeColor="text1"/>
+          <w:sz w:val="20"/>
+        </w:rPr>
+        <w:t>::</w:t>
+      </w:r>
+      <w:proofErr w:type="spellStart"/>
+      <w:r>
+        <w:rPr>
+          <w:rFonts w:ascii="Consolas" w:hAnsi="Consolas"/>
+          <w:color w:val="000000" w:themeColor="text1"/>
+          <w:sz w:val="20"/>
+        </w:rPr>
+        <w:t>out_rh</w:t>
+      </w:r>
+      <w:proofErr w:type="spellEnd"/>
+      <w:r>
+        <w:rPr>
+          <w:rFonts w:ascii="Consolas" w:hAnsi="Consolas"/>
+          <w:color w:val="000000" w:themeColor="text1"/>
+          <w:sz w:val="20"/>
+        </w:rPr>
+        <w:t>: {50}] generated by model indoor</w:t>
+      </w:r>
+      <w:r>
+        <w:rPr>
+          <w:rFonts w:ascii="Consolas" w:hAnsi="Consolas"/>
+          <w:color w:val="000000" w:themeColor="text1"/>
+          <w:sz w:val="20"/>
+        </w:rPr>
+        <w:br/>
+        <w:t>[humidity::</w:t>
+      </w:r>
+      <w:proofErr w:type="spellStart"/>
+      <w:r>
+        <w:rPr>
+          <w:rFonts w:ascii="Consolas" w:hAnsi="Consolas"/>
+          <w:color w:val="000000" w:themeColor="text1"/>
+          <w:sz w:val="20"/>
+        </w:rPr>
+        <w:t>Humistat_defs</w:t>
+      </w:r>
+      <w:proofErr w:type="spellEnd"/>
+      <w:r>
+        <w:rPr>
+          <w:rFonts w:ascii="Consolas" w:hAnsi="Consolas"/>
+          <w:color w:val="000000" w:themeColor="text1"/>
+          <w:sz w:val="20"/>
+        </w:rPr>
+        <w:t>::</w:t>
+      </w:r>
+      <w:proofErr w:type="spellStart"/>
+      <w:r>
+        <w:rPr>
+          <w:rFonts w:ascii="Consolas" w:hAnsi="Consolas"/>
+          <w:color w:val="000000" w:themeColor="text1"/>
+          <w:sz w:val="20"/>
+        </w:rPr>
+        <w:t>out_cmd</w:t>
+      </w:r>
+      <w:proofErr w:type="spellEnd"/>
+      <w:r>
+        <w:rPr>
+          <w:rFonts w:ascii="Consolas" w:hAnsi="Consolas"/>
+          <w:color w:val="000000" w:themeColor="text1"/>
+          <w:sz w:val="20"/>
+        </w:rPr>
+        <w:t xml:space="preserve">: {1}] generated by model </w:t>
+      </w:r>
+      <w:proofErr w:type="spellStart"/>
+      <w:r>
+        <w:rPr>
+          <w:rFonts w:ascii="Consolas" w:hAnsi="Consolas"/>
+          <w:color w:val="000000" w:themeColor="text1"/>
+          <w:sz w:val="20"/>
+        </w:rPr>
+        <w:t>humistat</w:t>
+      </w:r>
+      <w:proofErr w:type="spellEnd"/>
+      <w:r>
+        <w:rPr>
+          <w:rFonts w:ascii="Consolas" w:hAnsi="Consolas"/>
+          <w:color w:val="000000" w:themeColor="text1"/>
+          <w:sz w:val="20"/>
+        </w:rPr>
+        <w:br/>
+        <w:t>[humidity::</w:t>
+      </w:r>
+      <w:proofErr w:type="spellStart"/>
+      <w:r>
+        <w:rPr>
+          <w:rFonts w:ascii="Consolas" w:hAnsi="Consolas"/>
+          <w:color w:val="000000" w:themeColor="text1"/>
+          <w:sz w:val="20"/>
+        </w:rPr>
+        <w:t>Humidifier_defs</w:t>
+      </w:r>
+      <w:proofErr w:type="spellEnd"/>
+      <w:r>
+        <w:rPr>
+          <w:rFonts w:ascii="Consolas" w:hAnsi="Consolas"/>
+          <w:color w:val="000000" w:themeColor="text1"/>
+          <w:sz w:val="20"/>
+        </w:rPr>
+        <w:t>::</w:t>
+      </w:r>
+      <w:proofErr w:type="spellStart"/>
+      <w:r>
+        <w:rPr>
+          <w:rFonts w:ascii="Consolas" w:hAnsi="Consolas"/>
+          <w:color w:val="000000" w:themeColor="text1"/>
+          <w:sz w:val="20"/>
+        </w:rPr>
+        <w:t>out_inj</w:t>
+      </w:r>
+      <w:proofErr w:type="spellEnd"/>
+      <w:r>
+        <w:rPr>
+          <w:rFonts w:ascii="Consolas" w:hAnsi="Consolas"/>
+          <w:color w:val="000000" w:themeColor="text1"/>
+          <w:sz w:val="20"/>
+        </w:rPr>
+        <w:t>: {2}] generated by model humidifier</w:t>
+      </w:r>
+      <w:r>
+        <w:rPr>
+          <w:rFonts w:ascii="Consolas" w:hAnsi="Consolas"/>
+          <w:color w:val="000000" w:themeColor="text1"/>
+          <w:sz w:val="20"/>
+        </w:rPr>
+        <w:br/>
+      </w:r>
+    </w:p>
+    <w:p>
+      <w:pPr>
+        <w:rPr>
+          <w:color w:val="000000" w:themeColor="text1"/>
+        </w:rPr>
+      </w:pPr>
+      <w:r>
+        <w:rPr>
+          <w:color w:val="000000" w:themeColor="text1"/>
+        </w:rPr>
+        <w:t xml:space="preserve">This excerpt shows the indoor RH being emitted, followed by the </w:t>
+      </w:r>
+      <w:proofErr w:type="spellStart"/>
+      <w:r>
+        <w:rPr>
+          <w:color w:val="000000" w:themeColor="text1"/>
+        </w:rPr>
+        <w:t>Humistat</w:t>
+      </w:r>
+      <w:proofErr w:type="spellEnd"/>
+      <w:r>
+        <w:rPr>
+          <w:color w:val="000000" w:themeColor="text1"/>
+        </w:rPr>
+        <w:t xml:space="preserve"> turning ON (</w:t>
+      </w:r>
+      <w:proofErr w:type="spellStart"/>
+      <w:r>
+        <w:rPr>
+          <w:color w:val="000000" w:themeColor="text1"/>
+        </w:rPr>
+        <w:t>cmd</w:t>
+      </w:r>
+      <w:proofErr w:type="spellEnd"/>
+      <w:r>
+        <w:rPr>
+          <w:color w:val="000000" w:themeColor="text1"/>
+        </w:rPr>
+        <w:t>=1) and the Humidifier injecting moisture (</w:t>
+      </w:r>
+      <w:proofErr w:type="spellStart"/>
+      <w:r>
+        <w:rPr>
+          <w:color w:val="000000" w:themeColor="text1"/>
+        </w:rPr>
+        <w:t>ΔRH_inj</w:t>
+      </w:r>
+      <w:proofErr w:type="spellEnd"/>
+      <w:r>
+        <w:rPr>
+          <w:color w:val="000000" w:themeColor="text1"/>
+        </w:rPr>
+        <w:t>).</w:t>
+      </w:r>
+    </w:p>
+    <w:p>
+      <w:pPr>
+        <w:pStyle w:val="Heading2"/>
+        <w:rPr>
+          <w:color w:val="000000" w:themeColor="text1"/>
+        </w:rPr>
+      </w:pPr>
+      <w:r>
+        <w:rPr>
           <w:color w:val="000000" w:themeColor="text1"/>
         </w:rPr>
         <w:lastRenderedPageBreak/>
-        <w:t>Humidifier injection response</w:t>
-      </w:r>
-    </w:p>
-    <w:p>
-      <w:pPr>
-        <w:pStyle w:val="ListBullet"/>
-        <w:rPr>
-          <w:color w:val="000000" w:themeColor="text1"/>
-        </w:rPr>
-      </w:pPr>
-      <w:r>
-        <w:rPr>
-          <w:color w:val="000000" w:themeColor="text1"/>
-        </w:rPr>
-        <w:t>Input/Setup: Send cmd=OFF then cmd=ON then cmd=OFF.</w:t>
-      </w:r>
-    </w:p>
-    <w:p>
-      <w:pPr>
-        <w:pStyle w:val="ListBullet"/>
-        <w:rPr>
-          <w:color w:val="000000" w:themeColor="text1"/>
-        </w:rPr>
-      </w:pPr>
-      <w:r>
-        <w:rPr>
-          <w:color w:val="000000" w:themeColor="text1"/>
-        </w:rPr>
-        <w:t>Expected: Outputs ΔRH_inj = 0, then +1, then 0 (at corresponding events).</w:t>
-      </w:r>
-    </w:p>
-    <w:p>
-      <w:pPr>
-        <w:pStyle w:val="ListBullet"/>
-        <w:rPr>
-          <w:color w:val="000000" w:themeColor="text1"/>
-        </w:rPr>
-      </w:pPr>
-      <w:r>
-        <w:rPr>
-          <w:color w:val="000000" w:themeColor="text1"/>
-        </w:rPr>
-        <w:t>Pass criterion: Log shows correct ΔRH_inj values aligned with cmd events.</w:t>
-      </w:r>
-    </w:p>
-    <w:p>
-      <w:pPr>
-        <w:rPr>
-          <w:color w:val="000000" w:themeColor="text1"/>
-        </w:rPr>
-      </w:pPr>
-      <w:r>
-        <w:rPr>
-          <w:b/>
-          <w:color w:val="000000" w:themeColor="text1"/>
-        </w:rPr>
-        <w:t>IndoorAir update aggregation</w:t>
-      </w:r>
-    </w:p>
-    <w:p>
-      <w:pPr>
-        <w:pStyle w:val="ListBullet"/>
-        <w:rPr>
-          <w:color w:val="000000" w:themeColor="text1"/>
-        </w:rPr>
-      </w:pPr>
-      <w:r>
-        <w:rPr>
-          <w:color w:val="000000" w:themeColor="text1"/>
-        </w:rPr>
-        <w:t>Input/Setup: Send ΔRH_leak=−1.5 and ΔRH_inj=+1 at same time step (or same bag). Start from RH=45.</w:t>
-      </w:r>
-    </w:p>
-    <w:p>
-      <w:pPr>
-        <w:pStyle w:val="ListBullet"/>
-        <w:rPr>
-          <w:color w:val="000000" w:themeColor="text1"/>
-        </w:rPr>
-      </w:pPr>
-      <w:r>
-        <w:rPr>
-          <w:color w:val="000000" w:themeColor="text1"/>
-        </w:rPr>
-        <w:t>Expected: New RH becomes 45 −1.5 +1 = 44.5 and is output immediately (ta=0 update).</w:t>
-      </w:r>
-    </w:p>
-    <w:p>
-      <w:pPr>
-        <w:pStyle w:val="ListBullet"/>
-        <w:rPr>
-          <w:color w:val="000000" w:themeColor="text1"/>
-        </w:rPr>
-      </w:pPr>
-      <w:r>
-        <w:rPr>
-          <w:color w:val="000000" w:themeColor="text1"/>
-        </w:rPr>
-        <w:t>Pass criterion: Log shows RH_in updated and emitted at the update event.</w:t>
-      </w:r>
-    </w:p>
-    <w:p>
-      <w:pPr>
-        <w:pStyle w:val="Heading2"/>
-        <w:rPr>
-          <w:color w:val="000000" w:themeColor="text1"/>
-        </w:rPr>
-      </w:pPr>
-      <w:r>
-        <w:rPr>
-          <w:color w:val="000000" w:themeColor="text1"/>
-        </w:rPr>
-        <w:t>6.2 System-Level Test Cases (Provided Experiments)</w:t>
-      </w:r>
-    </w:p>
-    <w:p>
-      <w:pPr>
-        <w:rPr>
-          <w:color w:val="000000" w:themeColor="text1"/>
-        </w:rPr>
-      </w:pPr>
-      <w:r>
-        <w:rPr>
-          <w:b/>
-          <w:color w:val="000000" w:themeColor="text1"/>
-        </w:rPr>
-        <w:t>Experiment 1 – Dry outdoor air (≈30% RH)</w:t>
-      </w:r>
-    </w:p>
-    <w:p>
-      <w:pPr>
-        <w:pStyle w:val="ListBullet"/>
-        <w:rPr>
-          <w:color w:val="000000" w:themeColor="text1"/>
-        </w:rPr>
-      </w:pPr>
-      <w:r>
-        <w:rPr>
-          <w:color w:val="000000" w:themeColor="text1"/>
-        </w:rPr>
-        <w:t>How to run: Use the repository input data for dry conditions (e.g., input_data/outdoor_dry.txt + experiment_dry.txt) and run scripts/run_dry.sh.</w:t>
-      </w:r>
-    </w:p>
-    <w:p>
-      <w:pPr>
-        <w:pStyle w:val="ListBullet"/>
-        <w:rPr>
-          <w:color w:val="000000" w:themeColor="text1"/>
-        </w:rPr>
-      </w:pPr>
-      <w:r>
-        <w:rPr>
-          <w:color w:val="000000" w:themeColor="text1"/>
-        </w:rPr>
-        <w:t>Expected: Leakage drives RH downward; Humistat periodically turns Humidifier ON when RH_in &lt; 43%; RH_in remains bounded around 45% with hysteresis.</w:t>
-      </w:r>
-    </w:p>
-    <w:p>
-      <w:pPr>
-        <w:pStyle w:val="ListBullet"/>
-        <w:rPr>
-          <w:color w:val="000000" w:themeColor="text1"/>
-        </w:rPr>
-      </w:pPr>
-      <w:r>
-        <w:rPr>
-          <w:color w:val="000000" w:themeColor="text1"/>
-        </w:rPr>
-        <w:t>Pass criterion: From logs/plots: RH_in stays within a bounded band and switching is not excessively frequent.</w:t>
-      </w:r>
-    </w:p>
-    <w:p>
-      <w:pPr>
-        <w:rPr>
-          <w:color w:val="000000" w:themeColor="text1"/>
-        </w:rPr>
-      </w:pPr>
-      <w:r>
-        <w:rPr>
-          <w:b/>
-          <w:color w:val="000000" w:themeColor="text1"/>
-        </w:rPr>
-        <w:t>Experiment 2 – Humid outdoor air (≈70% RH)</w:t>
-      </w:r>
-    </w:p>
-    <w:p>
-      <w:pPr>
-        <w:pStyle w:val="ListBullet"/>
-        <w:rPr>
-          <w:color w:val="000000" w:themeColor="text1"/>
-        </w:rPr>
-      </w:pPr>
-      <w:r>
-        <w:rPr>
-          <w:color w:val="000000" w:themeColor="text1"/>
-        </w:rPr>
-        <w:t>How to run: Use input_data/outdoor_humid.txt + experiment_humid.txt and run scripts/run_humid.sh.</w:t>
-      </w:r>
-    </w:p>
-    <w:p>
-      <w:pPr>
-        <w:pStyle w:val="ListBullet"/>
-        <w:rPr>
-          <w:color w:val="000000" w:themeColor="text1"/>
-        </w:rPr>
-      </w:pPr>
-      <w:r>
-        <w:rPr>
-          <w:color w:val="000000" w:themeColor="text1"/>
-        </w:rPr>
-        <w:t>Expected: Leakage drives RH upward; Humidifier remains OFF (or rarely ON) because RH_in does not drop below 43%.</w:t>
-      </w:r>
-    </w:p>
-    <w:p>
-      <w:pPr>
-        <w:pStyle w:val="ListBullet"/>
-        <w:rPr>
-          <w:color w:val="000000" w:themeColor="text1"/>
-        </w:rPr>
-      </w:pPr>
-      <w:r>
-        <w:rPr>
-          <w:color w:val="000000" w:themeColor="text1"/>
-        </w:rPr>
-        <w:t>Pass criterion: From logs/plots: cmd mostly OFF; RH_in trends toward higher values until regulated/steady depending on disturbance.</w:t>
-      </w:r>
-    </w:p>
-    <w:p>
-      <w:pPr>
-        <w:rPr>
-          <w:color w:val="000000" w:themeColor="text1"/>
-        </w:rPr>
-      </w:pPr>
-      <w:r>
-        <w:rPr>
-          <w:b/>
-          <w:color w:val="000000" w:themeColor="text1"/>
-        </w:rPr>
-        <w:t>Experiment 3 – Outdoor step change (30% → 70%)</w:t>
-      </w:r>
-    </w:p>
-    <w:p>
-      <w:pPr>
-        <w:pStyle w:val="ListBullet"/>
-        <w:rPr>
-          <w:color w:val="000000" w:themeColor="text1"/>
-        </w:rPr>
-      </w:pPr>
-      <w:r>
-        <w:rPr>
-          <w:color w:val="000000" w:themeColor="text1"/>
-        </w:rPr>
-        <w:t>How to run: Use input_data/outdoor_stepchange.txt + experiment_stepchange.txt and run scripts/run_stepchange.sh.</w:t>
-      </w:r>
-    </w:p>
-    <w:p>
-      <w:pPr>
-        <w:pStyle w:val="ListBullet"/>
-        <w:rPr>
-          <w:color w:val="000000" w:themeColor="text1"/>
-        </w:rPr>
-      </w:pPr>
-      <w:r>
-        <w:rPr>
-          <w:color w:val="000000" w:themeColor="text1"/>
-        </w:rPr>
-        <w:t>Expected: Before the step, behavior similar to dry case; after the step, leakage becomes positive and RH_in rises; controller adapts without instability.</w:t>
-      </w:r>
-    </w:p>
-    <w:p>
-      <w:pPr>
-        <w:pStyle w:val="ListBullet"/>
-        <w:rPr>
-          <w:color w:val="000000" w:themeColor="text1"/>
-        </w:rPr>
-      </w:pPr>
-      <w:r>
-        <w:rPr>
-          <w:color w:val="000000" w:themeColor="text1"/>
-        </w:rPr>
-        <w:t>Pass criterion: From logs/plots: change in sign of ΔRH_leak after step; bounded RH_in response; no Zeno behavior.</w:t>
-      </w:r>
-    </w:p>
-    <w:p>
-      <w:pPr>
-        <w:pStyle w:val="Heading2"/>
-        <w:rPr>
-          <w:color w:val="000000" w:themeColor="text1"/>
-        </w:rPr>
-      </w:pPr>
-      <w:r>
-        <w:rPr>
-          <w:color w:val="000000" w:themeColor="text1"/>
-        </w:rPr>
-        <w:t>6.3 Evidence to Include (What the TA/Instructor Will Check)</w:t>
-      </w:r>
-    </w:p>
-    <w:p>
-      <w:pPr>
-        <w:pStyle w:val="ListBullet"/>
-        <w:rPr>
-          <w:color w:val="000000" w:themeColor="text1"/>
-        </w:rPr>
-      </w:pPr>
-      <w:r>
-        <w:rPr>
-          <w:color w:val="000000" w:themeColor="text1"/>
-        </w:rPr>
-        <w:t>The three DEVS-Graph diagrams (top coupled, HumidityPlant, Humistat state machine) exported and included in the report.</w:t>
-      </w:r>
-    </w:p>
-    <w:p>
-      <w:pPr>
-        <w:pStyle w:val="ListBullet"/>
+        <w:t>Example B – Leakage disturbance and plant update</w:t>
+      </w:r>
+    </w:p>
+    <w:p>
+      <w:pPr>
+        <w:rPr>
+          <w:color w:val="000000" w:themeColor="text1"/>
+        </w:rPr>
+      </w:pPr>
+      <w:r>
+        <w:rPr>
+          <w:rFonts w:ascii="Consolas" w:hAnsi="Consolas"/>
+          <w:color w:val="000000" w:themeColor="text1"/>
+          <w:sz w:val="20"/>
+        </w:rPr>
+        <w:t>[humidity::</w:t>
+      </w:r>
+      <w:proofErr w:type="spellStart"/>
+      <w:r>
+        <w:rPr>
+          <w:rFonts w:ascii="Consolas" w:hAnsi="Consolas"/>
+          <w:color w:val="000000" w:themeColor="text1"/>
+          <w:sz w:val="20"/>
+        </w:rPr>
+        <w:t>LeakageEstimator_defs</w:t>
+      </w:r>
+      <w:proofErr w:type="spellEnd"/>
+      <w:r>
+        <w:rPr>
+          <w:rFonts w:ascii="Consolas" w:hAnsi="Consolas"/>
+          <w:color w:val="000000" w:themeColor="text1"/>
+          <w:sz w:val="20"/>
+        </w:rPr>
+        <w:t>::</w:t>
+      </w:r>
+      <w:proofErr w:type="spellStart"/>
+      <w:r>
+        <w:rPr>
+          <w:rFonts w:ascii="Consolas" w:hAnsi="Consolas"/>
+          <w:color w:val="000000" w:themeColor="text1"/>
+          <w:sz w:val="20"/>
+        </w:rPr>
+        <w:t>out_leak</w:t>
+      </w:r>
+      <w:proofErr w:type="spellEnd"/>
+      <w:r>
+        <w:rPr>
+          <w:rFonts w:ascii="Consolas" w:hAnsi="Consolas"/>
+          <w:color w:val="000000" w:themeColor="text1"/>
+          <w:sz w:val="20"/>
+        </w:rPr>
+        <w:t>: {0.01}] generated by model leakage</w:t>
+      </w:r>
+      <w:r>
+        <w:rPr>
+          <w:rFonts w:ascii="Consolas" w:hAnsi="Consolas"/>
+          <w:color w:val="000000" w:themeColor="text1"/>
+          <w:sz w:val="20"/>
+        </w:rPr>
+        <w:br/>
+        <w:t>[humidity::</w:t>
+      </w:r>
+      <w:proofErr w:type="spellStart"/>
+      <w:r>
+        <w:rPr>
+          <w:rFonts w:ascii="Consolas" w:hAnsi="Consolas"/>
+          <w:color w:val="000000" w:themeColor="text1"/>
+          <w:sz w:val="20"/>
+        </w:rPr>
+        <w:t>IndoorAir_defs</w:t>
+      </w:r>
+      <w:proofErr w:type="spellEnd"/>
+      <w:r>
+        <w:rPr>
+          <w:rFonts w:ascii="Consolas" w:hAnsi="Consolas"/>
+          <w:color w:val="000000" w:themeColor="text1"/>
+          <w:sz w:val="20"/>
+        </w:rPr>
+        <w:t>::</w:t>
+      </w:r>
+      <w:proofErr w:type="spellStart"/>
+      <w:r>
+        <w:rPr>
+          <w:rFonts w:ascii="Consolas" w:hAnsi="Consolas"/>
+          <w:color w:val="000000" w:themeColor="text1"/>
+          <w:sz w:val="20"/>
+        </w:rPr>
+        <w:t>out_rh</w:t>
+      </w:r>
+      <w:proofErr w:type="spellEnd"/>
+      <w:r>
+        <w:rPr>
+          <w:rFonts w:ascii="Consolas" w:hAnsi="Consolas"/>
+          <w:color w:val="000000" w:themeColor="text1"/>
+          <w:sz w:val="20"/>
+        </w:rPr>
+        <w:t>: {53.995}] generated by model indoor</w:t>
+      </w:r>
+      <w:r>
+        <w:rPr>
+          <w:rFonts w:ascii="Consolas" w:hAnsi="Consolas"/>
+          <w:color w:val="000000" w:themeColor="text1"/>
+          <w:sz w:val="20"/>
+        </w:rPr>
+        <w:br/>
+      </w:r>
+    </w:p>
+    <w:p>
+      <w:pPr>
+        <w:rPr>
+          <w:color w:val="000000" w:themeColor="text1"/>
+        </w:rPr>
+      </w:pPr>
+      <w:r>
+        <w:rPr>
+          <w:color w:val="000000" w:themeColor="text1"/>
+        </w:rPr>
+        <w:t xml:space="preserve">This excerpt confirms periodic leakage output and immediate </w:t>
+      </w:r>
+      <w:proofErr w:type="spellStart"/>
+      <w:r>
+        <w:rPr>
+          <w:color w:val="000000" w:themeColor="text1"/>
+        </w:rPr>
+        <w:t>IndoorAir</w:t>
+      </w:r>
+      <w:proofErr w:type="spellEnd"/>
+      <w:r>
+        <w:rPr>
+          <w:color w:val="000000" w:themeColor="text1"/>
+        </w:rPr>
+        <w:t xml:space="preserve"> update/output behavior.</w:t>
+      </w:r>
+    </w:p>
+    <w:p>
+      <w:pPr>
+        <w:rPr>
+          <w:color w:val="000000" w:themeColor="text1"/>
+        </w:rPr>
+      </w:pPr>
+    </w:p>
+    <w:p>
+      <w:pPr>
+        <w:jc w:val="center"/>
+        <w:rPr>
+          <w:color w:val="000000" w:themeColor="text1"/>
+        </w:rPr>
+      </w:pPr>
+      <w:r>
+        <w:rPr>
+          <w:noProof/>
+          <w:color w:val="000000" w:themeColor="text1"/>
+        </w:rPr>
+        <w:drawing>
+          <wp:inline distT="0" distB="0" distL="0" distR="0" wp14:anchorId="5BE272A8" wp14:editId="19558EC5">
+            <wp:extent cx="5669280" cy="4455466"/>
+            <wp:effectExtent l="0" t="0" r="0" b="0"/>
+            <wp:docPr id="4" name="Picture 4"/>
+            <wp:cNvGraphicFramePr>
+              <a:graphicFrameLocks xmlns:a="http://schemas.openxmlformats.org/drawingml/2006/main" noChangeAspect="1"/>
+            </wp:cNvGraphicFramePr>
+            <a:graphic xmlns:a="http://schemas.openxmlformats.org/drawingml/2006/main">
+              <a:graphicData uri="http://schemas.openxmlformats.org/drawingml/2006/picture">
+                <pic:pic xmlns:pic="http://schemas.openxmlformats.org/drawingml/2006/picture">
+                  <pic:nvPicPr>
+                    <pic:cNvPr id="0" name="Screenshot 2026-02-25 111621.png"/>
+                    <pic:cNvPicPr/>
+                  </pic:nvPicPr>
+                  <pic:blipFill>
+                    <a:blip r:embed="rId10"/>
+                    <a:stretch>
+                      <a:fillRect/>
+                    </a:stretch>
+                  </pic:blipFill>
+                  <pic:spPr>
+                    <a:xfrm>
+                      <a:off x="0" y="0"/>
+                      <a:ext cx="5669280" cy="4455466"/>
+                    </a:xfrm>
+                    <a:prstGeom prst="rect">
+                      <a:avLst/>
+                    </a:prstGeom>
+                  </pic:spPr>
+                </pic:pic>
+              </a:graphicData>
+            </a:graphic>
+          </wp:inline>
+        </w:drawing>
+      </w:r>
+    </w:p>
+    <w:p>
+      <w:pPr>
+        <w:jc w:val="center"/>
+        <w:rPr>
+          <w:color w:val="000000" w:themeColor="text1"/>
+        </w:rPr>
+      </w:pPr>
+      <w:r>
+        <w:rPr>
+          <w:color w:val="000000" w:themeColor="text1"/>
+        </w:rPr>
+        <w:t>Figure 4 – Example terminal output/log evidence from simulation execution.</w:t>
+      </w:r>
+    </w:p>
+    <w:p>
+      <w:pPr>
+        <w:pStyle w:val="Heading1"/>
+        <w:rPr>
+          <w:color w:val="000000" w:themeColor="text1"/>
+        </w:rPr>
+      </w:pPr>
+      <w:r>
+        <w:rPr>
+          <w:color w:val="000000" w:themeColor="text1"/>
+        </w:rPr>
+        <w:t>8. Repository and Reproducibility</w:t>
+      </w:r>
+    </w:p>
+    <w:p>
+      <w:pPr>
+        <w:rPr>
+          <w:color w:val="000000" w:themeColor="text1"/>
+        </w:rPr>
+      </w:pPr>
+      <w:r>
+        <w:rPr>
+          <w:color w:val="000000" w:themeColor="text1"/>
+        </w:rPr>
+        <w:t>The complete source code, build scripts, input files, and report are available in the GitHub repository:</w:t>
+      </w:r>
+    </w:p>
+    <w:p>
+      <w:pPr>
+        <w:rPr>
+          <w:color w:val="000000" w:themeColor="text1"/>
+        </w:rPr>
+      </w:pPr>
+      <w:r>
+        <w:rPr>
+          <w:color w:val="000000" w:themeColor="text1"/>
+        </w:rPr>
+        <w:t>https://github.com/baharprh/IndoorHumiditySystem-DEVS</w:t>
+      </w:r>
+    </w:p>
+    <w:p>
+      <w:pPr>
+        <w:rPr>
+          <w:color w:val="000000" w:themeColor="text1"/>
+        </w:rPr>
+      </w:pPr>
+      <w:r>
+        <w:rPr>
+          <w:color w:val="000000" w:themeColor="text1"/>
+        </w:rPr>
+        <w:t>To reproduce results from a clean environment:</w:t>
+      </w:r>
+    </w:p>
+    <w:p>
+      <w:pPr>
+        <w:pStyle w:val="ListNumber"/>
         <w:rPr>
           <w:color w:val="000000" w:themeColor="text1"/>
         </w:rPr>
@@ -2355,43 +4697,231 @@
           <w:color w:val="000000" w:themeColor="text1"/>
         </w:rPr>
         <w:lastRenderedPageBreak/>
-        <w:t>Repository scripts that reproduce the experiments (run_dry.sh, run_humid.sh, run_stepchange.sh).</w:t>
-      </w:r>
-    </w:p>
-    <w:p>
-      <w:pPr>
-        <w:pStyle w:val="ListBullet"/>
-        <w:rPr>
-          <w:color w:val="000000" w:themeColor="text1"/>
-        </w:rPr>
-      </w:pPr>
-      <w:r>
-        <w:rPr>
-          <w:color w:val="000000" w:themeColor="text1"/>
-        </w:rPr>
-        <w:t>Execution logs for each experiment (e.g., dry_run.log, humid_run.log, stepchange_run.log) showing message flow and controller decisions.</w:t>
-      </w:r>
-    </w:p>
-    <w:p>
-      <w:pPr>
-        <w:pStyle w:val="ListBullet"/>
-        <w:rPr>
-          <w:color w:val="000000" w:themeColor="text1"/>
-        </w:rPr>
-      </w:pPr>
-      <w:r>
-        <w:rPr>
-          <w:color w:val="000000" w:themeColor="text1"/>
-        </w:rPr>
-        <w:t>A short explanation connecting observed log events to the intended DEVS behavior (threshold crossings, leakage updates every 10 s, etc.).</w:t>
-      </w:r>
-    </w:p>
-    <w:p>
-      <w:pPr>
-        <w:rPr>
-          <w:color w:val="000000" w:themeColor="text1"/>
-        </w:rPr>
-      </w:pPr>
+        <w:t>git clone https://github.com/baharprh/IndoorHumiditySystem-DEVS.git</w:t>
+      </w:r>
+    </w:p>
+    <w:p>
+      <w:pPr>
+        <w:pStyle w:val="ListNumber"/>
+        <w:rPr>
+          <w:color w:val="000000" w:themeColor="text1"/>
+        </w:rPr>
+      </w:pPr>
+      <w:r>
+        <w:rPr>
+          <w:color w:val="000000" w:themeColor="text1"/>
+        </w:rPr>
+        <w:t xml:space="preserve">cd </w:t>
+      </w:r>
+      <w:proofErr w:type="spellStart"/>
+      <w:r>
+        <w:rPr>
+          <w:color w:val="000000" w:themeColor="text1"/>
+        </w:rPr>
+        <w:t>IndoorHumiditySystem</w:t>
+      </w:r>
+      <w:proofErr w:type="spellEnd"/>
+      <w:r>
+        <w:rPr>
+          <w:color w:val="000000" w:themeColor="text1"/>
+        </w:rPr>
+        <w:t>-DEVS</w:t>
+      </w:r>
+    </w:p>
+    <w:p>
+      <w:pPr>
+        <w:pStyle w:val="ListNumber"/>
+        <w:rPr>
+          <w:color w:val="000000" w:themeColor="text1"/>
+        </w:rPr>
+      </w:pPr>
+      <w:r>
+        <w:rPr>
+          <w:color w:val="000000" w:themeColor="text1"/>
+        </w:rPr>
+        <w:t>git submodule update --</w:t>
+      </w:r>
+      <w:proofErr w:type="spellStart"/>
+      <w:r>
+        <w:rPr>
+          <w:color w:val="000000" w:themeColor="text1"/>
+        </w:rPr>
+        <w:t>init</w:t>
+      </w:r>
+      <w:proofErr w:type="spellEnd"/>
+      <w:r>
+        <w:rPr>
+          <w:color w:val="000000" w:themeColor="text1"/>
+        </w:rPr>
+        <w:t xml:space="preserve"> --recursive</w:t>
+      </w:r>
+    </w:p>
+    <w:p>
+      <w:pPr>
+        <w:pStyle w:val="ListNumber"/>
+        <w:rPr>
+          <w:color w:val="000000" w:themeColor="text1"/>
+        </w:rPr>
+      </w:pPr>
+      <w:proofErr w:type="spellStart"/>
+      <w:r>
+        <w:rPr>
+          <w:color w:val="000000" w:themeColor="text1"/>
+        </w:rPr>
+        <w:t>chmod</w:t>
+      </w:r>
+      <w:proofErr w:type="spellEnd"/>
+      <w:r>
+        <w:rPr>
+          <w:color w:val="000000" w:themeColor="text1"/>
+        </w:rPr>
+        <w:t xml:space="preserve"> +x scripts/*.sh</w:t>
+      </w:r>
+    </w:p>
+    <w:p>
+      <w:pPr>
+        <w:pStyle w:val="ListNumber"/>
+        <w:rPr>
+          <w:color w:val="000000" w:themeColor="text1"/>
+        </w:rPr>
+      </w:pPr>
+      <w:r>
+        <w:rPr>
+          <w:color w:val="000000" w:themeColor="text1"/>
+        </w:rPr>
+        <w:t>./scripts/run_dry.sh (or run_humid.sh / run_stepchange.sh)</w:t>
+      </w:r>
+    </w:p>
+    <w:p>
+      <w:pPr>
+        <w:rPr>
+          <w:color w:val="000000" w:themeColor="text1"/>
+        </w:rPr>
+      </w:pPr>
+      <w:r>
+        <w:rPr>
+          <w:color w:val="000000" w:themeColor="text1"/>
+        </w:rPr>
+        <w:t>Simulation logs are generated in the logs/ directory and can be inspected to verify message flow and controller decisions.</w:t>
+      </w:r>
+    </w:p>
+    <w:p>
+      <w:pPr>
+        <w:pStyle w:val="Heading1"/>
+        <w:rPr>
+          <w:color w:val="000000" w:themeColor="text1"/>
+        </w:rPr>
+      </w:pPr>
+      <w:r>
+        <w:rPr>
+          <w:color w:val="000000" w:themeColor="text1"/>
+        </w:rPr>
+        <w:t>9. Conclusion</w:t>
+      </w:r>
+    </w:p>
+    <w:p>
+      <w:pPr>
+        <w:rPr>
+          <w:color w:val="000000" w:themeColor="text1"/>
+        </w:rPr>
+      </w:pPr>
+      <w:r>
+        <w:rPr>
+          <w:color w:val="000000" w:themeColor="text1"/>
+        </w:rPr>
+        <w:t>This work presented a hierarchical DEVS-based humidity regulation system featuring formally specified atomic models, deterministic coupled composition, and hysteresis-based supervisory control.</w:t>
+      </w:r>
+    </w:p>
+    <w:p>
+      <w:pPr>
+        <w:rPr>
+          <w:color w:val="000000" w:themeColor="text1"/>
+        </w:rPr>
+      </w:pPr>
+      <w:r>
+        <w:rPr>
+          <w:color w:val="000000" w:themeColor="text1"/>
+        </w:rPr>
+        <w:t>The model demonstrates:</w:t>
+      </w:r>
+    </w:p>
+    <w:p>
+      <w:pPr>
+        <w:rPr>
+          <w:color w:val="000000" w:themeColor="text1"/>
+        </w:rPr>
+      </w:pPr>
+      <w:r>
+        <w:rPr>
+          <w:color w:val="000000" w:themeColor="text1"/>
+        </w:rPr>
+        <w:t>• Correct event-driven state updates</w:t>
+      </w:r>
+    </w:p>
+    <w:p>
+      <w:pPr>
+        <w:rPr>
+          <w:color w:val="000000" w:themeColor="text1"/>
+        </w:rPr>
+      </w:pPr>
+      <w:r>
+        <w:rPr>
+          <w:color w:val="000000" w:themeColor="text1"/>
+        </w:rPr>
+        <w:t>• Deterministic scheduling under simultaneous events</w:t>
+      </w:r>
+    </w:p>
+    <w:p>
+      <w:pPr>
+        <w:rPr>
+          <w:color w:val="000000" w:themeColor="text1"/>
+        </w:rPr>
+      </w:pPr>
+      <w:r>
+        <w:rPr>
+          <w:color w:val="000000" w:themeColor="text1"/>
+        </w:rPr>
+        <w:t>• Bounded oscillatory closed-loop behavior</w:t>
+      </w:r>
+    </w:p>
+    <w:p>
+      <w:pPr>
+        <w:rPr>
+          <w:color w:val="000000" w:themeColor="text1"/>
+        </w:rPr>
+      </w:pPr>
+      <w:r>
+        <w:rPr>
+          <w:color w:val="000000" w:themeColor="text1"/>
+        </w:rPr>
+        <w:t>• Robust disturbance rejection under dry, humid, and step-change conditions</w:t>
+      </w:r>
+    </w:p>
+    <w:p>
+      <w:pPr>
+        <w:rPr>
+          <w:color w:val="000000" w:themeColor="text1"/>
+        </w:rPr>
+      </w:pPr>
+      <w:r>
+        <w:rPr>
+          <w:color w:val="000000" w:themeColor="text1"/>
+        </w:rPr>
+        <w:t>• Modular validation at atomic, subsystem, and full-system levels</w:t>
+      </w:r>
+    </w:p>
+    <w:p>
+      <w:pPr>
+        <w:rPr>
+          <w:color w:val="000000" w:themeColor="text1"/>
+        </w:rPr>
+      </w:pPr>
+      <w:r>
+        <w:rPr>
+          <w:color w:val="000000" w:themeColor="text1"/>
+        </w:rPr>
+        <w:t>The DEVS formalism proved particularly effective for modeling discrete supervisory logic interacting with periodic environmental disturbances. Simulation evidence confirms structural correctness, functional accuracy, and closed-loop stability within the Cadmium simulation framework.</w:t>
+      </w:r>
     </w:p>
     <w:sectPr>
       <w:pgSz w:w="12240" w:h="15840"/>
@@ -2576,31 +5106,31 @@
       </w:rPr>
     </w:lvl>
   </w:abstractNum>
-  <w:num w:numId="1" w16cid:durableId="1160776799">
+  <w:num w:numId="1" w16cid:durableId="1335765575">
     <w:abstractNumId w:val="8"/>
   </w:num>
-  <w:num w:numId="2" w16cid:durableId="1320959874">
+  <w:num w:numId="2" w16cid:durableId="954941733">
     <w:abstractNumId w:val="6"/>
   </w:num>
-  <w:num w:numId="3" w16cid:durableId="444081020">
+  <w:num w:numId="3" w16cid:durableId="1426146068">
     <w:abstractNumId w:val="5"/>
   </w:num>
-  <w:num w:numId="4" w16cid:durableId="33627763">
+  <w:num w:numId="4" w16cid:durableId="1425104787">
     <w:abstractNumId w:val="4"/>
   </w:num>
-  <w:num w:numId="5" w16cid:durableId="1378776377">
+  <w:num w:numId="5" w16cid:durableId="1962223998">
     <w:abstractNumId w:val="7"/>
   </w:num>
-  <w:num w:numId="6" w16cid:durableId="2043312937">
+  <w:num w:numId="6" w16cid:durableId="2041393125">
     <w:abstractNumId w:val="3"/>
   </w:num>
-  <w:num w:numId="7" w16cid:durableId="284964045">
+  <w:num w:numId="7" w16cid:durableId="38213911">
     <w:abstractNumId w:val="2"/>
   </w:num>
-  <w:num w:numId="8" w16cid:durableId="858928385">
+  <w:num w:numId="8" w16cid:durableId="1345326039">
     <w:abstractNumId w:val="1"/>
   </w:num>
-  <w:num w:numId="9" w16cid:durableId="657929002">
+  <w:num w:numId="9" w16cid:durableId="1095326343">
     <w:abstractNumId w:val="0"/>
   </w:num>
 </w:numbering>
